--- a/Fast_API.docx
+++ b/Fast_API.docx
@@ -413,6 +413,7 @@
         <w:t xml:space="preserve">app = </w:t>
       </w:r>
       <w:proofErr w:type="spellStart"/>
+      <w:proofErr w:type="gramStart"/>
       <w:r>
         <w:rPr>
           <w:sz w:val="24"/>
@@ -428,7 +429,34 @@
           <w:szCs w:val="24"/>
           <w:highlight w:val="green"/>
         </w:rPr>
-        <w:t xml:space="preserve">() //here, we create a object for the class </w:t>
+        <w:t>(</w:t>
+      </w:r>
+      <w:proofErr w:type="gramEnd"/>
+      <w:r>
+        <w:rPr>
+          <w:sz w:val="24"/>
+          <w:szCs w:val="24"/>
+          <w:highlight w:val="green"/>
+        </w:rPr>
+        <w:t xml:space="preserve">) //here, we create </w:t>
+      </w:r>
+      <w:proofErr w:type="gramStart"/>
+      <w:r>
+        <w:rPr>
+          <w:sz w:val="24"/>
+          <w:szCs w:val="24"/>
+          <w:highlight w:val="green"/>
+        </w:rPr>
+        <w:t>a</w:t>
+      </w:r>
+      <w:proofErr w:type="gramEnd"/>
+      <w:r>
+        <w:rPr>
+          <w:sz w:val="24"/>
+          <w:szCs w:val="24"/>
+          <w:highlight w:val="green"/>
+        </w:rPr>
+        <w:t xml:space="preserve"> object for the class </w:t>
       </w:r>
       <w:proofErr w:type="spellStart"/>
       <w:r>
@@ -1272,6 +1300,7 @@
       </w:pPr>
       <w:r>
         <w:rPr>
+          <w:noProof/>
           <w:color w:val="EE0000"/>
           <w:sz w:val="24"/>
           <w:szCs w:val="24"/>
@@ -1326,6 +1355,7 @@
       </w:pPr>
       <w:r>
         <w:rPr>
+          <w:noProof/>
           <w:color w:val="EE0000"/>
           <w:sz w:val="24"/>
           <w:szCs w:val="24"/>
@@ -1379,6 +1409,7 @@
       </w:pPr>
       <w:r>
         <w:rPr>
+          <w:noProof/>
           <w:color w:val="EE0000"/>
           <w:sz w:val="24"/>
           <w:szCs w:val="24"/>
@@ -1597,6 +1628,7 @@
       </w:pPr>
       <w:r>
         <w:rPr>
+          <w:noProof/>
           <w:sz w:val="24"/>
           <w:szCs w:val="24"/>
         </w:rPr>
@@ -1648,6 +1680,7 @@
       </w:pPr>
       <w:r>
         <w:rPr>
+          <w:noProof/>
           <w:sz w:val="24"/>
           <w:szCs w:val="24"/>
         </w:rPr>
@@ -1739,7 +1772,23 @@
           <w:sz w:val="24"/>
           <w:szCs w:val="24"/>
         </w:rPr>
-        <w:t xml:space="preserve"> given any path parameter, it will finds out simply that it i</w:t>
+        <w:t xml:space="preserve"> given any path parameter, it will </w:t>
+      </w:r>
+      <w:proofErr w:type="gramStart"/>
+      <w:r>
+        <w:rPr>
+          <w:sz w:val="24"/>
+          <w:szCs w:val="24"/>
+        </w:rPr>
+        <w:t>finds</w:t>
+      </w:r>
+      <w:proofErr w:type="gramEnd"/>
+      <w:r>
+        <w:rPr>
+          <w:sz w:val="24"/>
+          <w:szCs w:val="24"/>
+        </w:rPr>
+        <w:t xml:space="preserve"> out simply that it i</w:t>
       </w:r>
       <w:r>
         <w:rPr>
@@ -1768,7 +1817,23 @@
           <w:sz w:val="24"/>
           <w:szCs w:val="24"/>
         </w:rPr>
-        <w:t xml:space="preserve">query parameters are key-value pairs appended after the ? in a URL (e.g., /items/?skip=0&amp;limit=10) used primarily for filtering, sorting, or paginating data. Any function argument in your path operation that is </w:t>
+        <w:t xml:space="preserve">query parameters are key-value pairs appended after </w:t>
+      </w:r>
+      <w:proofErr w:type="gramStart"/>
+      <w:r>
+        <w:rPr>
+          <w:sz w:val="24"/>
+          <w:szCs w:val="24"/>
+        </w:rPr>
+        <w:t>the ?</w:t>
+      </w:r>
+      <w:proofErr w:type="gramEnd"/>
+      <w:r>
+        <w:rPr>
+          <w:sz w:val="24"/>
+          <w:szCs w:val="24"/>
+        </w:rPr>
+        <w:t xml:space="preserve"> in a URL (e.g., /items/?skip=0&amp;limit=10) used primarily for filtering, sorting, or paginating data. Any function argument in your path operation that is </w:t>
       </w:r>
       <w:r>
         <w:rPr>
@@ -1812,6 +1877,7 @@
       </w:pPr>
       <w:r>
         <w:rPr>
+          <w:noProof/>
           <w:sz w:val="24"/>
           <w:szCs w:val="24"/>
         </w:rPr>
@@ -1861,6 +1927,7 @@
       </w:pPr>
       <w:r>
         <w:rPr>
+          <w:noProof/>
           <w:sz w:val="24"/>
           <w:szCs w:val="24"/>
         </w:rPr>
@@ -1914,18 +1981,51 @@
           <w:sz w:val="24"/>
           <w:szCs w:val="24"/>
         </w:rPr>
-        <w:t>If we have add a query parameter means ?&lt;name&gt; after greet and observe the output.</w:t>
-      </w:r>
-    </w:p>
-    <w:p>
-      <w:pPr>
-        <w:rPr>
-          <w:sz w:val="24"/>
-          <w:szCs w:val="24"/>
-        </w:rPr>
-      </w:pPr>
-      <w:r>
-        <w:rPr>
+        <w:t xml:space="preserve">If we have </w:t>
+      </w:r>
+      <w:proofErr w:type="gramStart"/>
+      <w:r>
+        <w:rPr>
+          <w:sz w:val="24"/>
+          <w:szCs w:val="24"/>
+        </w:rPr>
+        <w:t>add</w:t>
+      </w:r>
+      <w:proofErr w:type="gramEnd"/>
+      <w:r>
+        <w:rPr>
+          <w:sz w:val="24"/>
+          <w:szCs w:val="24"/>
+        </w:rPr>
+        <w:t xml:space="preserve"> a query parameter </w:t>
+      </w:r>
+      <w:proofErr w:type="gramStart"/>
+      <w:r>
+        <w:rPr>
+          <w:sz w:val="24"/>
+          <w:szCs w:val="24"/>
+        </w:rPr>
+        <w:t>means ?</w:t>
+      </w:r>
+      <w:proofErr w:type="gramEnd"/>
+      <w:r>
+        <w:rPr>
+          <w:sz w:val="24"/>
+          <w:szCs w:val="24"/>
+        </w:rPr>
+        <w:t>&lt;name&gt; after greet and observe the output.</w:t>
+      </w:r>
+    </w:p>
+    <w:p>
+      <w:pPr>
+        <w:rPr>
+          <w:sz w:val="24"/>
+          <w:szCs w:val="24"/>
+        </w:rPr>
+      </w:pPr>
+      <w:r>
+        <w:rPr>
+          <w:noProof/>
           <w:sz w:val="24"/>
           <w:szCs w:val="24"/>
         </w:rPr>
@@ -1990,6 +2090,7 @@
       </w:pPr>
       <w:r>
         <w:rPr>
+          <w:noProof/>
           <w:sz w:val="24"/>
           <w:szCs w:val="24"/>
         </w:rPr>
@@ -2039,6 +2140,7 @@
       </w:pPr>
       <w:r>
         <w:rPr>
+          <w:noProof/>
           <w:sz w:val="24"/>
           <w:szCs w:val="24"/>
         </w:rPr>
@@ -2273,7 +2375,15 @@
           <w:sz w:val="24"/>
           <w:szCs w:val="24"/>
         </w:rPr>
-        <w:t>get_user</w:t>
+        <w:t>get_</w:t>
+      </w:r>
+      <w:proofErr w:type="gramStart"/>
+      <w:r>
+        <w:rPr>
+          <w:sz w:val="24"/>
+          <w:szCs w:val="24"/>
+        </w:rPr>
+        <w:t>user</w:t>
       </w:r>
       <w:proofErr w:type="spellEnd"/>
       <w:r>
@@ -2284,6 +2394,7 @@
         <w:t>(</w:t>
       </w:r>
       <w:proofErr w:type="spellStart"/>
+      <w:proofErr w:type="gramEnd"/>
       <w:r>
         <w:rPr>
           <w:sz w:val="24"/>
@@ -2611,12 +2722,21 @@
         <w:t>/</w:t>
       </w:r>
       <w:proofErr w:type="spellStart"/>
-      <w:r>
-        <w:rPr>
-          <w:sz w:val="24"/>
-          <w:szCs w:val="24"/>
-        </w:rPr>
-        <w:t>users?age</w:t>
+      <w:proofErr w:type="gramStart"/>
+      <w:r>
+        <w:rPr>
+          <w:sz w:val="24"/>
+          <w:szCs w:val="24"/>
+        </w:rPr>
+        <w:t>users</w:t>
+      </w:r>
+      <w:proofErr w:type="gramEnd"/>
+      <w:r>
+        <w:rPr>
+          <w:sz w:val="24"/>
+          <w:szCs w:val="24"/>
+        </w:rPr>
+        <w:t>?age</w:t>
       </w:r>
       <w:proofErr w:type="spellEnd"/>
       <w:r>
@@ -2642,12 +2762,21 @@
         <w:t>/</w:t>
       </w:r>
       <w:proofErr w:type="spellStart"/>
-      <w:r>
-        <w:rPr>
-          <w:sz w:val="24"/>
-          <w:szCs w:val="24"/>
-        </w:rPr>
-        <w:t>users?city</w:t>
+      <w:proofErr w:type="gramStart"/>
+      <w:r>
+        <w:rPr>
+          <w:sz w:val="24"/>
+          <w:szCs w:val="24"/>
+        </w:rPr>
+        <w:t>users</w:t>
+      </w:r>
+      <w:proofErr w:type="gramEnd"/>
+      <w:r>
+        <w:rPr>
+          <w:sz w:val="24"/>
+          <w:szCs w:val="24"/>
+        </w:rPr>
+        <w:t>?city</w:t>
       </w:r>
       <w:proofErr w:type="spellEnd"/>
       <w:r>
@@ -2673,12 +2802,21 @@
         <w:t>/</w:t>
       </w:r>
       <w:proofErr w:type="spellStart"/>
-      <w:r>
-        <w:rPr>
-          <w:sz w:val="24"/>
-          <w:szCs w:val="24"/>
-        </w:rPr>
-        <w:t>users?sort</w:t>
+      <w:proofErr w:type="gramStart"/>
+      <w:r>
+        <w:rPr>
+          <w:sz w:val="24"/>
+          <w:szCs w:val="24"/>
+        </w:rPr>
+        <w:t>users</w:t>
+      </w:r>
+      <w:proofErr w:type="gramEnd"/>
+      <w:r>
+        <w:rPr>
+          <w:sz w:val="24"/>
+          <w:szCs w:val="24"/>
+        </w:rPr>
+        <w:t>?sort</w:t>
       </w:r>
       <w:proofErr w:type="spellEnd"/>
       <w:r>
@@ -2704,12 +2842,21 @@
         <w:t>/</w:t>
       </w:r>
       <w:proofErr w:type="spellStart"/>
-      <w:r>
-        <w:rPr>
-          <w:sz w:val="24"/>
-          <w:szCs w:val="24"/>
-        </w:rPr>
-        <w:t>users?limit</w:t>
+      <w:proofErr w:type="gramStart"/>
+      <w:r>
+        <w:rPr>
+          <w:sz w:val="24"/>
+          <w:szCs w:val="24"/>
+        </w:rPr>
+        <w:t>users</w:t>
+      </w:r>
+      <w:proofErr w:type="gramEnd"/>
+      <w:r>
+        <w:rPr>
+          <w:sz w:val="24"/>
+          <w:szCs w:val="24"/>
+        </w:rPr>
+        <w:t>?limit</w:t>
       </w:r>
       <w:proofErr w:type="spellEnd"/>
       <w:r>
@@ -2801,7 +2948,15 @@
           <w:sz w:val="24"/>
           <w:szCs w:val="24"/>
         </w:rPr>
-        <w:t>get_users</w:t>
+        <w:t>get_</w:t>
+      </w:r>
+      <w:proofErr w:type="gramStart"/>
+      <w:r>
+        <w:rPr>
+          <w:sz w:val="24"/>
+          <w:szCs w:val="24"/>
+        </w:rPr>
+        <w:t>users</w:t>
       </w:r>
       <w:proofErr w:type="spellEnd"/>
       <w:r>
@@ -2809,7 +2964,15 @@
           <w:sz w:val="24"/>
           <w:szCs w:val="24"/>
         </w:rPr>
-        <w:t>(age: int = None):</w:t>
+        <w:t>(</w:t>
+      </w:r>
+      <w:proofErr w:type="gramEnd"/>
+      <w:r>
+        <w:rPr>
+          <w:sz w:val="24"/>
+          <w:szCs w:val="24"/>
+        </w:rPr>
+        <w:t>age: int = None):</w:t>
       </w:r>
     </w:p>
     <w:p>
@@ -2858,12 +3021,21 @@
         <w:t>/</w:t>
       </w:r>
       <w:proofErr w:type="spellStart"/>
-      <w:r>
-        <w:rPr>
-          <w:sz w:val="24"/>
-          <w:szCs w:val="24"/>
-        </w:rPr>
-        <w:t>users?age</w:t>
+      <w:proofErr w:type="gramStart"/>
+      <w:r>
+        <w:rPr>
+          <w:sz w:val="24"/>
+          <w:szCs w:val="24"/>
+        </w:rPr>
+        <w:t>users</w:t>
+      </w:r>
+      <w:proofErr w:type="gramEnd"/>
+      <w:r>
+        <w:rPr>
+          <w:sz w:val="24"/>
+          <w:szCs w:val="24"/>
+        </w:rPr>
+        <w:t>?age</w:t>
       </w:r>
       <w:proofErr w:type="spellEnd"/>
       <w:r>
@@ -3143,6 +3315,7 @@
                 <w:szCs w:val="24"/>
               </w:rPr>
             </w:pPr>
+            <w:proofErr w:type="gramStart"/>
             <w:r>
               <w:rPr>
                 <w:sz w:val="24"/>
@@ -3150,6 +3323,7 @@
               </w:rPr>
               <w:t>After ?</w:t>
             </w:r>
+            <w:proofErr w:type="gramEnd"/>
           </w:p>
         </w:tc>
       </w:tr>
@@ -3224,12 +3398,21 @@
               <w:t>/</w:t>
             </w:r>
             <w:proofErr w:type="spellStart"/>
+            <w:proofErr w:type="gramStart"/>
             <w:r>
               <w:rPr>
                 <w:sz w:val="24"/>
                 <w:szCs w:val="24"/>
               </w:rPr>
-              <w:t>users?id</w:t>
+              <w:t>users</w:t>
+            </w:r>
+            <w:proofErr w:type="gramEnd"/>
+            <w:r>
+              <w:rPr>
+                <w:sz w:val="24"/>
+                <w:szCs w:val="24"/>
+              </w:rPr>
+              <w:t>?id</w:t>
             </w:r>
             <w:proofErr w:type="spellEnd"/>
             <w:r>
@@ -3313,12 +3496,21 @@
               <w:t>/</w:t>
             </w:r>
             <w:proofErr w:type="spellStart"/>
+            <w:proofErr w:type="gramStart"/>
             <w:r>
               <w:rPr>
                 <w:sz w:val="24"/>
                 <w:szCs w:val="24"/>
               </w:rPr>
-              <w:t>users?id</w:t>
+              <w:t>users</w:t>
+            </w:r>
+            <w:proofErr w:type="gramEnd"/>
+            <w:r>
+              <w:rPr>
+                <w:sz w:val="24"/>
+                <w:szCs w:val="24"/>
+              </w:rPr>
+              <w:t>?id</w:t>
             </w:r>
             <w:proofErr w:type="spellEnd"/>
             <w:r>
@@ -3635,12 +3827,16 @@
     <w:p>
       <w:pPr>
         <w:rPr>
-          <w:sz w:val="24"/>
-          <w:szCs w:val="24"/>
-        </w:rPr>
-      </w:pPr>
-      <w:r>
-        <w:rPr>
+          <w:b/>
+          <w:bCs/>
+          <w:sz w:val="24"/>
+          <w:szCs w:val="24"/>
+        </w:rPr>
+      </w:pPr>
+      <w:r>
+        <w:rPr>
+          <w:b/>
+          <w:bCs/>
           <w:sz w:val="24"/>
           <w:szCs w:val="24"/>
         </w:rPr>
@@ -3659,17 +3855,15 @@
           <w:sz w:val="24"/>
           <w:szCs w:val="24"/>
         </w:rPr>
-        <w:t xml:space="preserve">There </w:t>
-      </w:r>
-      <w:proofErr w:type="spellStart"/>
-      <w:r>
-        <w:rPr>
-          <w:sz w:val="24"/>
-          <w:szCs w:val="24"/>
-        </w:rPr>
-        <w:t>ara</w:t>
-      </w:r>
-      <w:proofErr w:type="spellEnd"/>
+        <w:t>There ar</w:t>
+      </w:r>
+      <w:r>
+        <w:rPr>
+          <w:sz w:val="24"/>
+          <w:szCs w:val="24"/>
+        </w:rPr>
+        <w:t>e</w:t>
+      </w:r>
       <w:r>
         <w:rPr>
           <w:sz w:val="24"/>
@@ -3695,23 +3889,7 @@
           <w:sz w:val="24"/>
           <w:szCs w:val="24"/>
         </w:rPr>
-        <w:t xml:space="preserve">Get – to </w:t>
-      </w:r>
-      <w:proofErr w:type="spellStart"/>
-      <w:r>
-        <w:rPr>
-          <w:sz w:val="24"/>
-          <w:szCs w:val="24"/>
-        </w:rPr>
-        <w:t>fetech</w:t>
-      </w:r>
-      <w:proofErr w:type="spellEnd"/>
-      <w:r>
-        <w:rPr>
-          <w:sz w:val="24"/>
-          <w:szCs w:val="24"/>
-        </w:rPr>
-        <w:t xml:space="preserve"> data</w:t>
+        <w:t>Get – to fetch data</w:t>
       </w:r>
     </w:p>
     <w:p>
@@ -3773,6 +3951,1120 @@
         </w:rPr>
         <w:t>Delete – to delete the data from database.</w:t>
       </w:r>
+    </w:p>
+    <w:p>
+      <w:pPr>
+        <w:rPr>
+          <w:sz w:val="24"/>
+          <w:szCs w:val="24"/>
+        </w:rPr>
+      </w:pPr>
+      <w:r>
+        <w:rPr>
+          <w:sz w:val="24"/>
+          <w:szCs w:val="24"/>
+        </w:rPr>
+        <w:t xml:space="preserve">When we use post method, we can send data from client(postman) to server using </w:t>
+      </w:r>
+      <w:proofErr w:type="gramStart"/>
+      <w:r>
+        <w:rPr>
+          <w:sz w:val="24"/>
+          <w:szCs w:val="24"/>
+        </w:rPr>
+        <w:t>body(</w:t>
+      </w:r>
+      <w:proofErr w:type="gramEnd"/>
+      <w:r>
+        <w:rPr>
+          <w:sz w:val="24"/>
+          <w:szCs w:val="24"/>
+        </w:rPr>
+        <w:t xml:space="preserve">using post or put), </w:t>
+      </w:r>
+      <w:r>
+        <w:rPr>
+          <w:sz w:val="24"/>
+          <w:szCs w:val="24"/>
+        </w:rPr>
+        <w:t>headers (request headers), query params.</w:t>
+      </w:r>
+      <w:r>
+        <w:rPr>
+          <w:sz w:val="24"/>
+          <w:szCs w:val="24"/>
+        </w:rPr>
+        <w:br/>
+        <w:t>while using post, we can use all body, headers, query params.</w:t>
+      </w:r>
+    </w:p>
+    <w:p>
+      <w:pPr>
+        <w:rPr>
+          <w:sz w:val="24"/>
+          <w:szCs w:val="24"/>
+        </w:rPr>
+      </w:pPr>
+      <w:r>
+        <w:rPr>
+          <w:sz w:val="24"/>
+          <w:szCs w:val="24"/>
+        </w:rPr>
+        <w:lastRenderedPageBreak/>
+        <w:drawing>
+          <wp:inline distT="0" distB="0" distL="0" distR="0" wp14:anchorId="54E12839" wp14:editId="73042B2D">
+            <wp:extent cx="5731510" cy="2394585"/>
+            <wp:effectExtent l="0" t="0" r="2540" b="5715"/>
+            <wp:docPr id="33904493" name="Picture 1"/>
+            <wp:cNvGraphicFramePr>
+              <a:graphicFrameLocks xmlns:a="http://schemas.openxmlformats.org/drawingml/2006/main" noChangeAspect="1"/>
+            </wp:cNvGraphicFramePr>
+            <a:graphic xmlns:a="http://schemas.openxmlformats.org/drawingml/2006/main">
+              <a:graphicData uri="http://schemas.openxmlformats.org/drawingml/2006/picture">
+                <pic:pic xmlns:pic="http://schemas.openxmlformats.org/drawingml/2006/picture">
+                  <pic:nvPicPr>
+                    <pic:cNvPr id="33904493" name=""/>
+                    <pic:cNvPicPr/>
+                  </pic:nvPicPr>
+                  <pic:blipFill>
+                    <a:blip r:embed="rId28"/>
+                    <a:stretch>
+                      <a:fillRect/>
+                    </a:stretch>
+                  </pic:blipFill>
+                  <pic:spPr>
+                    <a:xfrm>
+                      <a:off x="0" y="0"/>
+                      <a:ext cx="5731510" cy="2394585"/>
+                    </a:xfrm>
+                    <a:prstGeom prst="rect">
+                      <a:avLst/>
+                    </a:prstGeom>
+                  </pic:spPr>
+                </pic:pic>
+              </a:graphicData>
+            </a:graphic>
+          </wp:inline>
+        </w:drawing>
+      </w:r>
+    </w:p>
+    <w:p>
+      <w:pPr>
+        <w:rPr>
+          <w:sz w:val="24"/>
+          <w:szCs w:val="24"/>
+        </w:rPr>
+      </w:pPr>
+      <w:r>
+        <w:rPr>
+          <w:sz w:val="24"/>
+          <w:szCs w:val="24"/>
+        </w:rPr>
+        <w:t xml:space="preserve">We have posted the data using body and sent it from client to server, but it does not reach the backend or </w:t>
+      </w:r>
+      <w:proofErr w:type="spellStart"/>
+      <w:r>
+        <w:rPr>
+          <w:sz w:val="24"/>
+          <w:szCs w:val="24"/>
+        </w:rPr>
+        <w:t>fastAPI</w:t>
+      </w:r>
+      <w:proofErr w:type="spellEnd"/>
+      <w:r>
+        <w:rPr>
+          <w:sz w:val="24"/>
+          <w:szCs w:val="24"/>
+        </w:rPr>
+        <w:t xml:space="preserve"> code, now the question is how </w:t>
+      </w:r>
+      <w:proofErr w:type="spellStart"/>
+      <w:r>
+        <w:rPr>
+          <w:sz w:val="24"/>
+          <w:szCs w:val="24"/>
+        </w:rPr>
+        <w:t>fastAPI</w:t>
+      </w:r>
+      <w:proofErr w:type="spellEnd"/>
+      <w:r>
+        <w:rPr>
+          <w:sz w:val="24"/>
+          <w:szCs w:val="24"/>
+        </w:rPr>
+        <w:t xml:space="preserve"> will receive this data. </w:t>
+      </w:r>
+      <w:r>
+        <w:rPr>
+          <w:sz w:val="24"/>
+          <w:szCs w:val="24"/>
+        </w:rPr>
+        <w:br/>
+        <w:t>we will be sending this through a variable in the code as given in the picture below:</w:t>
+      </w:r>
+    </w:p>
+    <w:p>
+      <w:pPr>
+        <w:rPr>
+          <w:sz w:val="24"/>
+          <w:szCs w:val="24"/>
+        </w:rPr>
+      </w:pPr>
+      <w:r>
+        <w:rPr>
+          <w:sz w:val="24"/>
+          <w:szCs w:val="24"/>
+        </w:rPr>
+        <w:drawing>
+          <wp:inline distT="0" distB="0" distL="0" distR="0" wp14:anchorId="0172A951" wp14:editId="06F566CE">
+            <wp:extent cx="5731510" cy="1819910"/>
+            <wp:effectExtent l="0" t="0" r="2540" b="8890"/>
+            <wp:docPr id="1717728097" name="Picture 1"/>
+            <wp:cNvGraphicFramePr>
+              <a:graphicFrameLocks xmlns:a="http://schemas.openxmlformats.org/drawingml/2006/main" noChangeAspect="1"/>
+            </wp:cNvGraphicFramePr>
+            <a:graphic xmlns:a="http://schemas.openxmlformats.org/drawingml/2006/main">
+              <a:graphicData uri="http://schemas.openxmlformats.org/drawingml/2006/picture">
+                <pic:pic xmlns:pic="http://schemas.openxmlformats.org/drawingml/2006/picture">
+                  <pic:nvPicPr>
+                    <pic:cNvPr id="1717728097" name=""/>
+                    <pic:cNvPicPr/>
+                  </pic:nvPicPr>
+                  <pic:blipFill>
+                    <a:blip r:embed="rId29"/>
+                    <a:stretch>
+                      <a:fillRect/>
+                    </a:stretch>
+                  </pic:blipFill>
+                  <pic:spPr>
+                    <a:xfrm>
+                      <a:off x="0" y="0"/>
+                      <a:ext cx="5731510" cy="1819910"/>
+                    </a:xfrm>
+                    <a:prstGeom prst="rect">
+                      <a:avLst/>
+                    </a:prstGeom>
+                  </pic:spPr>
+                </pic:pic>
+              </a:graphicData>
+            </a:graphic>
+          </wp:inline>
+        </w:drawing>
+      </w:r>
+    </w:p>
+    <w:p>
+      <w:pPr>
+        <w:rPr>
+          <w:sz w:val="24"/>
+          <w:szCs w:val="24"/>
+        </w:rPr>
+      </w:pPr>
+      <w:r>
+        <w:rPr>
+          <w:sz w:val="24"/>
+          <w:szCs w:val="24"/>
+        </w:rPr>
+        <w:t xml:space="preserve">Here, the product that created in Postman using Post method is given as the parameter to the function. The variable body represents </w:t>
+      </w:r>
+      <w:proofErr w:type="gramStart"/>
+      <w:r>
+        <w:rPr>
+          <w:sz w:val="24"/>
+          <w:szCs w:val="24"/>
+        </w:rPr>
+        <w:t>{ id</w:t>
+      </w:r>
+      <w:proofErr w:type="gramEnd"/>
+      <w:r>
+        <w:rPr>
+          <w:sz w:val="24"/>
+          <w:szCs w:val="24"/>
+        </w:rPr>
+        <w:t xml:space="preserve">:3………………….}, variable name can be anything, not only body. </w:t>
+      </w:r>
+      <w:proofErr w:type="spellStart"/>
+      <w:r>
+        <w:rPr>
+          <w:sz w:val="24"/>
+          <w:szCs w:val="24"/>
+          <w:highlight w:val="darkCyan"/>
+        </w:rPr>
+        <w:t>Donot</w:t>
+      </w:r>
+      <w:proofErr w:type="spellEnd"/>
+      <w:r>
+        <w:rPr>
+          <w:sz w:val="24"/>
+          <w:szCs w:val="24"/>
+          <w:highlight w:val="darkCyan"/>
+        </w:rPr>
+        <w:t xml:space="preserve"> misunderstood that as we gave input in the form of body so we took the parameter or sends data to backend using body variable.</w:t>
+      </w:r>
+    </w:p>
+    <w:p>
+      <w:pPr>
+        <w:rPr>
+          <w:sz w:val="24"/>
+          <w:szCs w:val="24"/>
+        </w:rPr>
+      </w:pPr>
+      <w:r>
+        <w:rPr>
+          <w:sz w:val="24"/>
+          <w:szCs w:val="24"/>
+        </w:rPr>
+        <w:t xml:space="preserve">Now the body = {id :3, </w:t>
+      </w:r>
+      <w:proofErr w:type="spellStart"/>
+      <w:proofErr w:type="gramStart"/>
+      <w:r>
+        <w:rPr>
+          <w:sz w:val="24"/>
+          <w:szCs w:val="24"/>
+        </w:rPr>
+        <w:t>product:mens</w:t>
+      </w:r>
+      <w:proofErr w:type="spellEnd"/>
+      <w:proofErr w:type="gramEnd"/>
+      <w:r>
+        <w:rPr>
+          <w:sz w:val="24"/>
+          <w:szCs w:val="24"/>
+        </w:rPr>
+        <w:t xml:space="preserve"> watch, …….}. How </w:t>
+      </w:r>
+      <w:proofErr w:type="spellStart"/>
+      <w:r>
+        <w:rPr>
+          <w:sz w:val="24"/>
+          <w:szCs w:val="24"/>
+        </w:rPr>
+        <w:t>fastAPI</w:t>
+      </w:r>
+      <w:proofErr w:type="spellEnd"/>
+      <w:r>
+        <w:rPr>
+          <w:sz w:val="24"/>
+          <w:szCs w:val="24"/>
+        </w:rPr>
+        <w:t xml:space="preserve"> </w:t>
+      </w:r>
+      <w:r>
+        <w:rPr>
+          <w:sz w:val="24"/>
+          <w:szCs w:val="24"/>
+        </w:rPr>
+        <w:t>validates</w:t>
+      </w:r>
+      <w:r>
+        <w:rPr>
+          <w:sz w:val="24"/>
+          <w:szCs w:val="24"/>
+        </w:rPr>
+        <w:t xml:space="preserve"> the data?</w:t>
+      </w:r>
+      <w:r>
+        <w:rPr>
+          <w:sz w:val="24"/>
+          <w:szCs w:val="24"/>
+        </w:rPr>
+        <w:br/>
+        <w:t xml:space="preserve">This happened using </w:t>
+      </w:r>
+      <w:proofErr w:type="spellStart"/>
+      <w:r>
+        <w:rPr>
+          <w:sz w:val="24"/>
+          <w:szCs w:val="24"/>
+          <w:highlight w:val="cyan"/>
+        </w:rPr>
+        <w:t>py</w:t>
+      </w:r>
+      <w:r>
+        <w:rPr>
+          <w:sz w:val="24"/>
+          <w:szCs w:val="24"/>
+          <w:highlight w:val="cyan"/>
+        </w:rPr>
+        <w:t>dentic</w:t>
+      </w:r>
+      <w:proofErr w:type="spellEnd"/>
+      <w:r>
+        <w:rPr>
+          <w:sz w:val="24"/>
+          <w:szCs w:val="24"/>
+        </w:rPr>
+        <w:t xml:space="preserve"> library. Using this library we can validate the data.</w:t>
+      </w:r>
+    </w:p>
+    <w:p>
+      <w:pPr>
+        <w:rPr>
+          <w:sz w:val="24"/>
+          <w:szCs w:val="24"/>
+        </w:rPr>
+      </w:pPr>
+      <w:proofErr w:type="spellStart"/>
+      <w:r>
+        <w:rPr>
+          <w:sz w:val="24"/>
+          <w:szCs w:val="24"/>
+          <w:highlight w:val="yellow"/>
+        </w:rPr>
+        <w:t>FastAPI</w:t>
+      </w:r>
+      <w:proofErr w:type="spellEnd"/>
+      <w:r>
+        <w:rPr>
+          <w:sz w:val="24"/>
+          <w:szCs w:val="24"/>
+          <w:highlight w:val="yellow"/>
+        </w:rPr>
+        <w:t xml:space="preserve"> Project </w:t>
+      </w:r>
+      <w:proofErr w:type="spellStart"/>
+      <w:r>
+        <w:rPr>
+          <w:sz w:val="24"/>
+          <w:szCs w:val="24"/>
+          <w:highlight w:val="yellow"/>
+        </w:rPr>
+        <w:t>SetUP</w:t>
+      </w:r>
+      <w:proofErr w:type="spellEnd"/>
+      <w:r>
+        <w:rPr>
+          <w:sz w:val="24"/>
+          <w:szCs w:val="24"/>
+          <w:highlight w:val="yellow"/>
+        </w:rPr>
+        <w:t>:</w:t>
+      </w:r>
+    </w:p>
+    <w:p>
+      <w:pPr>
+        <w:rPr>
+          <w:sz w:val="24"/>
+          <w:szCs w:val="24"/>
+        </w:rPr>
+      </w:pPr>
+      <w:r>
+        <w:rPr>
+          <w:sz w:val="24"/>
+          <w:szCs w:val="24"/>
+        </w:rPr>
+        <w:t>A simple project can look like:</w:t>
+      </w:r>
+    </w:p>
+    <w:p>
+      <w:pPr>
+        <w:rPr>
+          <w:sz w:val="24"/>
+          <w:szCs w:val="24"/>
+        </w:rPr>
+      </w:pPr>
+      <w:proofErr w:type="spellStart"/>
+      <w:r>
+        <w:rPr>
+          <w:sz w:val="24"/>
+          <w:szCs w:val="24"/>
+        </w:rPr>
+        <w:t>fastAPI</w:t>
+      </w:r>
+      <w:proofErr w:type="spellEnd"/>
+      <w:r>
+        <w:rPr>
+          <w:sz w:val="24"/>
+          <w:szCs w:val="24"/>
+        </w:rPr>
+        <w:t>-basics/</w:t>
+      </w:r>
+    </w:p>
+    <w:p>
+      <w:pPr>
+        <w:rPr>
+          <w:sz w:val="24"/>
+          <w:szCs w:val="24"/>
+        </w:rPr>
+      </w:pPr>
+      <w:r>
+        <w:rPr>
+          <w:sz w:val="24"/>
+          <w:szCs w:val="24"/>
+        </w:rPr>
+        <w:t>│</w:t>
+      </w:r>
+    </w:p>
+    <w:p>
+      <w:pPr>
+        <w:rPr>
+          <w:sz w:val="24"/>
+          <w:szCs w:val="24"/>
+        </w:rPr>
+      </w:pPr>
+      <w:r>
+        <w:rPr>
+          <w:rFonts w:ascii="MS Gothic" w:eastAsia="MS Gothic" w:hAnsi="MS Gothic" w:cs="MS Gothic" w:hint="eastAsia"/>
+          <w:sz w:val="24"/>
+          <w:szCs w:val="24"/>
+        </w:rPr>
+        <w:t>├</w:t>
+      </w:r>
+      <w:r>
+        <w:rPr>
+          <w:rFonts w:ascii="Calibri" w:hAnsi="Calibri" w:cs="Calibri"/>
+          <w:sz w:val="24"/>
+          <w:szCs w:val="24"/>
+        </w:rPr>
+        <w:t>─</w:t>
+      </w:r>
+      <w:proofErr w:type="gramStart"/>
+      <w:r>
+        <w:rPr>
+          <w:rFonts w:ascii="Calibri" w:hAnsi="Calibri" w:cs="Calibri"/>
+          <w:sz w:val="24"/>
+          <w:szCs w:val="24"/>
+        </w:rPr>
+        <w:t>─</w:t>
+      </w:r>
+      <w:r>
+        <w:rPr>
+          <w:sz w:val="24"/>
+          <w:szCs w:val="24"/>
+        </w:rPr>
+        <w:t xml:space="preserve"> .</w:t>
+      </w:r>
+      <w:proofErr w:type="spellStart"/>
+      <w:r>
+        <w:rPr>
+          <w:sz w:val="24"/>
+          <w:szCs w:val="24"/>
+        </w:rPr>
+        <w:t>venv</w:t>
+      </w:r>
+      <w:proofErr w:type="spellEnd"/>
+      <w:proofErr w:type="gramEnd"/>
+      <w:r>
+        <w:rPr>
+          <w:sz w:val="24"/>
+          <w:szCs w:val="24"/>
+        </w:rPr>
+        <w:t>/</w:t>
+      </w:r>
+    </w:p>
+    <w:p>
+      <w:pPr>
+        <w:rPr>
+          <w:sz w:val="24"/>
+          <w:szCs w:val="24"/>
+        </w:rPr>
+      </w:pPr>
+      <w:r>
+        <w:rPr>
+          <w:sz w:val="24"/>
+          <w:szCs w:val="24"/>
+        </w:rPr>
+        <w:t>│</w:t>
+      </w:r>
+    </w:p>
+    <w:p>
+      <w:pPr>
+        <w:rPr>
+          <w:sz w:val="24"/>
+          <w:szCs w:val="24"/>
+        </w:rPr>
+      </w:pPr>
+      <w:r>
+        <w:rPr>
+          <w:rFonts w:ascii="MS Gothic" w:eastAsia="MS Gothic" w:hAnsi="MS Gothic" w:cs="MS Gothic" w:hint="eastAsia"/>
+          <w:sz w:val="24"/>
+          <w:szCs w:val="24"/>
+        </w:rPr>
+        <w:lastRenderedPageBreak/>
+        <w:t>├</w:t>
+      </w:r>
+      <w:r>
+        <w:rPr>
+          <w:rFonts w:ascii="Calibri" w:hAnsi="Calibri" w:cs="Calibri"/>
+          <w:sz w:val="24"/>
+          <w:szCs w:val="24"/>
+        </w:rPr>
+        <w:t>──</w:t>
+      </w:r>
+      <w:r>
+        <w:rPr>
+          <w:sz w:val="24"/>
+          <w:szCs w:val="24"/>
+        </w:rPr>
+        <w:t xml:space="preserve"> basics.py</w:t>
+      </w:r>
+    </w:p>
+    <w:p>
+      <w:pPr>
+        <w:rPr>
+          <w:sz w:val="24"/>
+          <w:szCs w:val="24"/>
+        </w:rPr>
+      </w:pPr>
+      <w:r>
+        <w:rPr>
+          <w:rFonts w:ascii="MS Gothic" w:eastAsia="MS Gothic" w:hAnsi="MS Gothic" w:cs="MS Gothic" w:hint="eastAsia"/>
+          <w:sz w:val="24"/>
+          <w:szCs w:val="24"/>
+        </w:rPr>
+        <w:t>├</w:t>
+      </w:r>
+      <w:r>
+        <w:rPr>
+          <w:rFonts w:ascii="Calibri" w:hAnsi="Calibri" w:cs="Calibri"/>
+          <w:sz w:val="24"/>
+          <w:szCs w:val="24"/>
+        </w:rPr>
+        <w:t>──</w:t>
+      </w:r>
+      <w:r>
+        <w:rPr>
+          <w:sz w:val="24"/>
+          <w:szCs w:val="24"/>
+        </w:rPr>
+        <w:t xml:space="preserve"> mockdata.py</w:t>
+      </w:r>
+    </w:p>
+    <w:p>
+      <w:pPr>
+        <w:rPr>
+          <w:sz w:val="24"/>
+          <w:szCs w:val="24"/>
+        </w:rPr>
+      </w:pPr>
+      <w:r>
+        <w:rPr>
+          <w:rFonts w:ascii="MS Gothic" w:eastAsia="MS Gothic" w:hAnsi="MS Gothic" w:cs="MS Gothic" w:hint="eastAsia"/>
+          <w:sz w:val="24"/>
+          <w:szCs w:val="24"/>
+        </w:rPr>
+        <w:t>├</w:t>
+      </w:r>
+      <w:r>
+        <w:rPr>
+          <w:rFonts w:ascii="Calibri" w:hAnsi="Calibri" w:cs="Calibri"/>
+          <w:sz w:val="24"/>
+          <w:szCs w:val="24"/>
+        </w:rPr>
+        <w:t>──</w:t>
+      </w:r>
+      <w:r>
+        <w:rPr>
+          <w:sz w:val="24"/>
+          <w:szCs w:val="24"/>
+        </w:rPr>
+        <w:t xml:space="preserve"> dtos.py</w:t>
+      </w:r>
+    </w:p>
+    <w:p>
+      <w:pPr>
+        <w:rPr>
+          <w:sz w:val="24"/>
+          <w:szCs w:val="24"/>
+        </w:rPr>
+      </w:pPr>
+      <w:r>
+        <w:rPr>
+          <w:sz w:val="24"/>
+          <w:szCs w:val="24"/>
+        </w:rPr>
+        <w:t>└── requirements.txt</w:t>
+      </w:r>
+    </w:p>
+    <w:p>
+      <w:pPr>
+        <w:rPr>
+          <w:b/>
+          <w:bCs/>
+          <w:sz w:val="24"/>
+          <w:szCs w:val="24"/>
+        </w:rPr>
+      </w:pPr>
+      <w:r>
+        <w:rPr>
+          <w:b/>
+          <w:bCs/>
+          <w:sz w:val="24"/>
+          <w:szCs w:val="24"/>
+        </w:rPr>
+        <w:t>What each file does</w:t>
+      </w:r>
+    </w:p>
+    <w:tbl>
+      <w:tblPr>
+        <w:tblW w:w="0" w:type="auto"/>
+        <w:tblCellSpacing w:w="15" w:type="dxa"/>
+        <w:tblCellMar>
+          <w:top w:w="15" w:type="dxa"/>
+          <w:left w:w="15" w:type="dxa"/>
+          <w:bottom w:w="15" w:type="dxa"/>
+          <w:right w:w="15" w:type="dxa"/>
+        </w:tblCellMar>
+        <w:tblLook w:val="04A0" w:firstRow="1" w:lastRow="0" w:firstColumn="1" w:lastColumn="0" w:noHBand="0" w:noVBand="1"/>
+      </w:tblPr>
+      <w:tblGrid>
+        <w:gridCol w:w="1786"/>
+        <w:gridCol w:w="2976"/>
+      </w:tblGrid>
+      <w:tr>
+        <w:trPr>
+          <w:tblHeader/>
+          <w:tblCellSpacing w:w="15" w:type="dxa"/>
+        </w:trPr>
+        <w:tc>
+          <w:tcPr>
+            <w:tcW w:w="0" w:type="auto"/>
+            <w:tcBorders>
+              <w:top w:val="single" w:sz="12" w:space="0" w:color="auto"/>
+              <w:left w:val="single" w:sz="12" w:space="0" w:color="auto"/>
+              <w:bottom w:val="single" w:sz="12" w:space="0" w:color="auto"/>
+              <w:right w:val="single" w:sz="12" w:space="0" w:color="auto"/>
+            </w:tcBorders>
+            <w:vAlign w:val="center"/>
+            <w:hideMark/>
+          </w:tcPr>
+          <w:p>
+            <w:pPr>
+              <w:rPr>
+                <w:b/>
+                <w:bCs/>
+                <w:sz w:val="24"/>
+                <w:szCs w:val="24"/>
+              </w:rPr>
+            </w:pPr>
+            <w:r>
+              <w:rPr>
+                <w:b/>
+                <w:bCs/>
+                <w:sz w:val="24"/>
+                <w:szCs w:val="24"/>
+              </w:rPr>
+              <w:t>File/Folder</w:t>
+            </w:r>
+          </w:p>
+        </w:tc>
+        <w:tc>
+          <w:tcPr>
+            <w:tcW w:w="0" w:type="auto"/>
+            <w:tcBorders>
+              <w:top w:val="single" w:sz="12" w:space="0" w:color="auto"/>
+              <w:left w:val="single" w:sz="12" w:space="0" w:color="auto"/>
+              <w:bottom w:val="single" w:sz="12" w:space="0" w:color="auto"/>
+              <w:right w:val="single" w:sz="12" w:space="0" w:color="auto"/>
+            </w:tcBorders>
+            <w:vAlign w:val="center"/>
+            <w:hideMark/>
+          </w:tcPr>
+          <w:p>
+            <w:pPr>
+              <w:rPr>
+                <w:b/>
+                <w:bCs/>
+                <w:sz w:val="24"/>
+                <w:szCs w:val="24"/>
+              </w:rPr>
+            </w:pPr>
+            <w:r>
+              <w:rPr>
+                <w:b/>
+                <w:bCs/>
+                <w:sz w:val="24"/>
+                <w:szCs w:val="24"/>
+              </w:rPr>
+              <w:t>Purpose</w:t>
+            </w:r>
+          </w:p>
+        </w:tc>
+      </w:tr>
+      <w:tr>
+        <w:trPr>
+          <w:tblCellSpacing w:w="15" w:type="dxa"/>
+        </w:trPr>
+        <w:tc>
+          <w:tcPr>
+            <w:tcW w:w="0" w:type="auto"/>
+            <w:tcBorders>
+              <w:left w:val="single" w:sz="12" w:space="0" w:color="auto"/>
+              <w:bottom w:val="single" w:sz="12" w:space="0" w:color="auto"/>
+              <w:right w:val="single" w:sz="12" w:space="0" w:color="auto"/>
+            </w:tcBorders>
+            <w:vAlign w:val="center"/>
+            <w:hideMark/>
+          </w:tcPr>
+          <w:p>
+            <w:pPr>
+              <w:rPr>
+                <w:sz w:val="24"/>
+                <w:szCs w:val="24"/>
+              </w:rPr>
+            </w:pPr>
+            <w:proofErr w:type="gramStart"/>
+            <w:r>
+              <w:rPr>
+                <w:sz w:val="24"/>
+                <w:szCs w:val="24"/>
+              </w:rPr>
+              <w:t>.</w:t>
+            </w:r>
+            <w:proofErr w:type="spellStart"/>
+            <w:r>
+              <w:rPr>
+                <w:sz w:val="24"/>
+                <w:szCs w:val="24"/>
+              </w:rPr>
+              <w:t>venv</w:t>
+            </w:r>
+            <w:proofErr w:type="spellEnd"/>
+            <w:proofErr w:type="gramEnd"/>
+            <w:r>
+              <w:rPr>
+                <w:sz w:val="24"/>
+                <w:szCs w:val="24"/>
+              </w:rPr>
+              <w:t>/</w:t>
+            </w:r>
+          </w:p>
+        </w:tc>
+        <w:tc>
+          <w:tcPr>
+            <w:tcW w:w="0" w:type="auto"/>
+            <w:tcBorders>
+              <w:left w:val="single" w:sz="12" w:space="0" w:color="auto"/>
+              <w:bottom w:val="single" w:sz="12" w:space="0" w:color="auto"/>
+              <w:right w:val="single" w:sz="12" w:space="0" w:color="auto"/>
+            </w:tcBorders>
+            <w:vAlign w:val="center"/>
+            <w:hideMark/>
+          </w:tcPr>
+          <w:p>
+            <w:pPr>
+              <w:rPr>
+                <w:sz w:val="24"/>
+                <w:szCs w:val="24"/>
+              </w:rPr>
+            </w:pPr>
+            <w:r>
+              <w:rPr>
+                <w:sz w:val="24"/>
+                <w:szCs w:val="24"/>
+              </w:rPr>
+              <w:t>Isolated Python environment</w:t>
+            </w:r>
+          </w:p>
+        </w:tc>
+      </w:tr>
+      <w:tr>
+        <w:trPr>
+          <w:tblCellSpacing w:w="15" w:type="dxa"/>
+        </w:trPr>
+        <w:tc>
+          <w:tcPr>
+            <w:tcW w:w="0" w:type="auto"/>
+            <w:tcBorders>
+              <w:top w:val="single" w:sz="12" w:space="0" w:color="auto"/>
+              <w:left w:val="single" w:sz="12" w:space="0" w:color="auto"/>
+              <w:bottom w:val="single" w:sz="12" w:space="0" w:color="auto"/>
+              <w:right w:val="single" w:sz="12" w:space="0" w:color="auto"/>
+            </w:tcBorders>
+            <w:vAlign w:val="center"/>
+            <w:hideMark/>
+          </w:tcPr>
+          <w:p>
+            <w:pPr>
+              <w:rPr>
+                <w:sz w:val="24"/>
+                <w:szCs w:val="24"/>
+              </w:rPr>
+            </w:pPr>
+            <w:r>
+              <w:rPr>
+                <w:sz w:val="24"/>
+                <w:szCs w:val="24"/>
+              </w:rPr>
+              <w:t>basics.py</w:t>
+            </w:r>
+          </w:p>
+        </w:tc>
+        <w:tc>
+          <w:tcPr>
+            <w:tcW w:w="0" w:type="auto"/>
+            <w:tcBorders>
+              <w:top w:val="single" w:sz="12" w:space="0" w:color="auto"/>
+              <w:left w:val="single" w:sz="12" w:space="0" w:color="auto"/>
+              <w:bottom w:val="single" w:sz="12" w:space="0" w:color="auto"/>
+              <w:right w:val="single" w:sz="12" w:space="0" w:color="auto"/>
+            </w:tcBorders>
+            <w:vAlign w:val="center"/>
+            <w:hideMark/>
+          </w:tcPr>
+          <w:p>
+            <w:pPr>
+              <w:rPr>
+                <w:sz w:val="24"/>
+                <w:szCs w:val="24"/>
+              </w:rPr>
+            </w:pPr>
+            <w:r>
+              <w:rPr>
+                <w:sz w:val="24"/>
+                <w:szCs w:val="24"/>
+              </w:rPr>
+              <w:t xml:space="preserve">Main </w:t>
+            </w:r>
+            <w:proofErr w:type="spellStart"/>
+            <w:r>
+              <w:rPr>
+                <w:sz w:val="24"/>
+                <w:szCs w:val="24"/>
+              </w:rPr>
+              <w:t>FastAPI</w:t>
+            </w:r>
+            <w:proofErr w:type="spellEnd"/>
+            <w:r>
+              <w:rPr>
+                <w:sz w:val="24"/>
+                <w:szCs w:val="24"/>
+              </w:rPr>
+              <w:t xml:space="preserve"> application</w:t>
+            </w:r>
+          </w:p>
+        </w:tc>
+      </w:tr>
+      <w:tr>
+        <w:trPr>
+          <w:tblCellSpacing w:w="15" w:type="dxa"/>
+        </w:trPr>
+        <w:tc>
+          <w:tcPr>
+            <w:tcW w:w="0" w:type="auto"/>
+            <w:tcBorders>
+              <w:top w:val="single" w:sz="12" w:space="0" w:color="auto"/>
+              <w:left w:val="single" w:sz="12" w:space="0" w:color="auto"/>
+              <w:bottom w:val="single" w:sz="12" w:space="0" w:color="auto"/>
+              <w:right w:val="single" w:sz="12" w:space="0" w:color="auto"/>
+            </w:tcBorders>
+            <w:vAlign w:val="center"/>
+            <w:hideMark/>
+          </w:tcPr>
+          <w:p>
+            <w:pPr>
+              <w:rPr>
+                <w:sz w:val="24"/>
+                <w:szCs w:val="24"/>
+              </w:rPr>
+            </w:pPr>
+            <w:r>
+              <w:rPr>
+                <w:sz w:val="24"/>
+                <w:szCs w:val="24"/>
+              </w:rPr>
+              <w:t>mockdata.py</w:t>
+            </w:r>
+          </w:p>
+        </w:tc>
+        <w:tc>
+          <w:tcPr>
+            <w:tcW w:w="0" w:type="auto"/>
+            <w:tcBorders>
+              <w:top w:val="single" w:sz="12" w:space="0" w:color="auto"/>
+              <w:left w:val="single" w:sz="12" w:space="0" w:color="auto"/>
+              <w:bottom w:val="single" w:sz="12" w:space="0" w:color="auto"/>
+              <w:right w:val="single" w:sz="12" w:space="0" w:color="auto"/>
+            </w:tcBorders>
+            <w:vAlign w:val="center"/>
+            <w:hideMark/>
+          </w:tcPr>
+          <w:p>
+            <w:pPr>
+              <w:rPr>
+                <w:sz w:val="24"/>
+                <w:szCs w:val="24"/>
+              </w:rPr>
+            </w:pPr>
+            <w:r>
+              <w:rPr>
+                <w:sz w:val="24"/>
+                <w:szCs w:val="24"/>
+              </w:rPr>
+              <w:t>Sample/mock data</w:t>
+            </w:r>
+          </w:p>
+        </w:tc>
+      </w:tr>
+      <w:tr>
+        <w:trPr>
+          <w:tblCellSpacing w:w="15" w:type="dxa"/>
+        </w:trPr>
+        <w:tc>
+          <w:tcPr>
+            <w:tcW w:w="0" w:type="auto"/>
+            <w:tcBorders>
+              <w:top w:val="single" w:sz="12" w:space="0" w:color="auto"/>
+              <w:left w:val="single" w:sz="12" w:space="0" w:color="auto"/>
+              <w:bottom w:val="single" w:sz="12" w:space="0" w:color="auto"/>
+              <w:right w:val="single" w:sz="12" w:space="0" w:color="auto"/>
+            </w:tcBorders>
+            <w:vAlign w:val="center"/>
+            <w:hideMark/>
+          </w:tcPr>
+          <w:p>
+            <w:pPr>
+              <w:rPr>
+                <w:sz w:val="24"/>
+                <w:szCs w:val="24"/>
+              </w:rPr>
+            </w:pPr>
+            <w:r>
+              <w:rPr>
+                <w:sz w:val="24"/>
+                <w:szCs w:val="24"/>
+              </w:rPr>
+              <w:t>dtos.py</w:t>
+            </w:r>
+          </w:p>
+        </w:tc>
+        <w:tc>
+          <w:tcPr>
+            <w:tcW w:w="0" w:type="auto"/>
+            <w:tcBorders>
+              <w:top w:val="single" w:sz="12" w:space="0" w:color="auto"/>
+              <w:left w:val="single" w:sz="12" w:space="0" w:color="auto"/>
+              <w:bottom w:val="single" w:sz="12" w:space="0" w:color="auto"/>
+              <w:right w:val="single" w:sz="12" w:space="0" w:color="auto"/>
+            </w:tcBorders>
+            <w:vAlign w:val="center"/>
+            <w:hideMark/>
+          </w:tcPr>
+          <w:p>
+            <w:pPr>
+              <w:rPr>
+                <w:sz w:val="24"/>
+                <w:szCs w:val="24"/>
+              </w:rPr>
+            </w:pPr>
+            <w:proofErr w:type="spellStart"/>
+            <w:r>
+              <w:rPr>
+                <w:sz w:val="24"/>
+                <w:szCs w:val="24"/>
+              </w:rPr>
+              <w:t>Pydantic</w:t>
+            </w:r>
+            <w:proofErr w:type="spellEnd"/>
+            <w:r>
+              <w:rPr>
+                <w:sz w:val="24"/>
+                <w:szCs w:val="24"/>
+              </w:rPr>
+              <w:t xml:space="preserve"> models / DTOs</w:t>
+            </w:r>
+          </w:p>
+        </w:tc>
+      </w:tr>
+      <w:tr>
+        <w:trPr>
+          <w:tblCellSpacing w:w="15" w:type="dxa"/>
+        </w:trPr>
+        <w:tc>
+          <w:tcPr>
+            <w:tcW w:w="0" w:type="auto"/>
+            <w:tcBorders>
+              <w:top w:val="single" w:sz="12" w:space="0" w:color="auto"/>
+              <w:left w:val="single" w:sz="12" w:space="0" w:color="auto"/>
+              <w:bottom w:val="single" w:sz="12" w:space="0" w:color="auto"/>
+              <w:right w:val="single" w:sz="12" w:space="0" w:color="auto"/>
+            </w:tcBorders>
+            <w:vAlign w:val="center"/>
+            <w:hideMark/>
+          </w:tcPr>
+          <w:p>
+            <w:pPr>
+              <w:rPr>
+                <w:sz w:val="24"/>
+                <w:szCs w:val="24"/>
+              </w:rPr>
+            </w:pPr>
+            <w:r>
+              <w:rPr>
+                <w:sz w:val="24"/>
+                <w:szCs w:val="24"/>
+              </w:rPr>
+              <w:t>requirements.txt</w:t>
+            </w:r>
+          </w:p>
+        </w:tc>
+        <w:tc>
+          <w:tcPr>
+            <w:tcW w:w="0" w:type="auto"/>
+            <w:tcBorders>
+              <w:top w:val="single" w:sz="12" w:space="0" w:color="auto"/>
+              <w:left w:val="single" w:sz="12" w:space="0" w:color="auto"/>
+              <w:bottom w:val="single" w:sz="12" w:space="0" w:color="auto"/>
+              <w:right w:val="single" w:sz="12" w:space="0" w:color="auto"/>
+            </w:tcBorders>
+            <w:vAlign w:val="center"/>
+            <w:hideMark/>
+          </w:tcPr>
+          <w:p>
+            <w:pPr>
+              <w:rPr>
+                <w:sz w:val="24"/>
+                <w:szCs w:val="24"/>
+              </w:rPr>
+            </w:pPr>
+            <w:r>
+              <w:rPr>
+                <w:sz w:val="24"/>
+                <w:szCs w:val="24"/>
+              </w:rPr>
+              <w:t>Project dependencies</w:t>
+            </w:r>
+          </w:p>
+        </w:tc>
+      </w:tr>
+    </w:tbl>
+    <w:p>
+      <w:pPr>
+        <w:rPr>
+          <w:sz w:val="24"/>
+          <w:szCs w:val="24"/>
+        </w:rPr>
+      </w:pPr>
+      <w:r>
+        <w:rPr>
+          <w:sz w:val="24"/>
+          <w:szCs w:val="24"/>
+        </w:rPr>
+        <w:br/>
+      </w:r>
+      <w:r>
+        <w:rPr>
+          <w:sz w:val="24"/>
+          <w:szCs w:val="24"/>
+        </w:rPr>
+        <w:br/>
+      </w:r>
+    </w:p>
+    <w:p>
+      <w:pPr>
+        <w:rPr>
+          <w:sz w:val="24"/>
+          <w:szCs w:val="24"/>
+        </w:rPr>
+      </w:pPr>
+    </w:p>
+    <w:p>
+      <w:pPr>
+        <w:rPr>
+          <w:sz w:val="24"/>
+          <w:szCs w:val="24"/>
+        </w:rPr>
+      </w:pPr>
     </w:p>
     <w:p>
       <w:pPr>

--- a/Fast_API.docx
+++ b/Fast_API.docx
@@ -144,39 +144,7 @@
           <w:sz w:val="24"/>
           <w:szCs w:val="24"/>
         </w:rPr>
-        <w:t xml:space="preserve"> Automatic Data Validation - Built on top of </w:t>
-      </w:r>
-      <w:proofErr w:type="spellStart"/>
-      <w:r>
-        <w:rPr>
-          <w:sz w:val="24"/>
-          <w:szCs w:val="24"/>
-        </w:rPr>
-        <w:t>Pydantic</w:t>
-      </w:r>
-      <w:proofErr w:type="spellEnd"/>
-      <w:r>
-        <w:rPr>
-          <w:sz w:val="24"/>
-          <w:szCs w:val="24"/>
-        </w:rPr>
-        <w:t xml:space="preserve">, </w:t>
-      </w:r>
-      <w:proofErr w:type="spellStart"/>
-      <w:r>
-        <w:rPr>
-          <w:sz w:val="24"/>
-          <w:szCs w:val="24"/>
-        </w:rPr>
-        <w:t>FastAPI</w:t>
-      </w:r>
-      <w:proofErr w:type="spellEnd"/>
-      <w:r>
-        <w:rPr>
-          <w:sz w:val="24"/>
-          <w:szCs w:val="24"/>
-        </w:rPr>
-        <w:t xml:space="preserve"> provides automatic data validation and parsing. No need to write validation code manually! </w:t>
+        <w:t xml:space="preserve"> Automatic Data Validation - Built on top of Pydantic, FastAPI provides automatic data validation and parsing. No need to write validation code manually! </w:t>
       </w:r>
     </w:p>
     <w:p>
@@ -196,23 +164,7 @@
           <w:sz w:val="24"/>
           <w:szCs w:val="24"/>
         </w:rPr>
-        <w:t xml:space="preserve"> Easy to Learn - The easiest Python web framework to learn. If you want to quickly master backend development, </w:t>
-      </w:r>
-      <w:proofErr w:type="spellStart"/>
-      <w:r>
-        <w:rPr>
-          <w:sz w:val="24"/>
-          <w:szCs w:val="24"/>
-        </w:rPr>
-        <w:t>FastAPI</w:t>
-      </w:r>
-      <w:proofErr w:type="spellEnd"/>
-      <w:r>
-        <w:rPr>
-          <w:sz w:val="24"/>
-          <w:szCs w:val="24"/>
-        </w:rPr>
-        <w:t xml:space="preserve"> is your best choice.</w:t>
+        <w:t xml:space="preserve"> Easy to Learn - The easiest Python web framework to learn. If you want to quickly master backend development, FastAPI is your best choice.</w:t>
       </w:r>
     </w:p>
     <w:p>
@@ -232,23 +184,7 @@
           <w:sz w:val="24"/>
           <w:szCs w:val="24"/>
         </w:rPr>
-        <w:t xml:space="preserve"> Asynchronous Programming - </w:t>
-      </w:r>
-      <w:proofErr w:type="spellStart"/>
-      <w:r>
-        <w:rPr>
-          <w:sz w:val="24"/>
-          <w:szCs w:val="24"/>
-        </w:rPr>
-        <w:t>FastAPI</w:t>
-      </w:r>
-      <w:proofErr w:type="spellEnd"/>
-      <w:r>
-        <w:rPr>
-          <w:sz w:val="24"/>
-          <w:szCs w:val="24"/>
-        </w:rPr>
-        <w:t xml:space="preserve"> supports async/await, allowing your application to handle multiple requests simultaneously for better performance. </w:t>
+        <w:t xml:space="preserve"> Asynchronous Programming - FastAPI supports async/await, allowing your application to handle multiple requests simultaneously for better performance. </w:t>
       </w:r>
     </w:p>
     <w:p>
@@ -268,39 +204,7 @@
           <w:sz w:val="24"/>
           <w:szCs w:val="24"/>
         </w:rPr>
-        <w:t xml:space="preserve"> High Demand Jobs - </w:t>
-      </w:r>
-      <w:proofErr w:type="spellStart"/>
-      <w:r>
-        <w:rPr>
-          <w:sz w:val="24"/>
-          <w:szCs w:val="24"/>
-        </w:rPr>
-        <w:t>FastAPI</w:t>
-      </w:r>
-      <w:proofErr w:type="spellEnd"/>
-      <w:r>
-        <w:rPr>
-          <w:sz w:val="24"/>
-          <w:szCs w:val="24"/>
-        </w:rPr>
-        <w:t xml:space="preserve"> has amazing job openings compared to other frameworks. Companies are actively hiring </w:t>
-      </w:r>
-      <w:proofErr w:type="spellStart"/>
-      <w:r>
-        <w:rPr>
-          <w:sz w:val="24"/>
-          <w:szCs w:val="24"/>
-        </w:rPr>
-        <w:t>FastAPI</w:t>
-      </w:r>
-      <w:proofErr w:type="spellEnd"/>
-      <w:r>
-        <w:rPr>
-          <w:sz w:val="24"/>
-          <w:szCs w:val="24"/>
-        </w:rPr>
-        <w:t xml:space="preserve"> developers in 2024.</w:t>
+        <w:t xml:space="preserve"> High Demand Jobs - FastAPI has amazing job openings compared to other frameworks. Companies are actively hiring FastAPI developers in 2024.</w:t>
       </w:r>
     </w:p>
     <w:p>
@@ -346,56 +250,15 @@
           <w:sz w:val="24"/>
           <w:szCs w:val="24"/>
         </w:rPr>
-        <w:t xml:space="preserve">from </w:t>
-      </w:r>
-      <w:proofErr w:type="spellStart"/>
-      <w:r>
-        <w:rPr>
-          <w:sz w:val="24"/>
-          <w:szCs w:val="24"/>
-        </w:rPr>
-        <w:t>fastapi</w:t>
-      </w:r>
-      <w:proofErr w:type="spellEnd"/>
-      <w:r>
-        <w:rPr>
-          <w:sz w:val="24"/>
-          <w:szCs w:val="24"/>
-        </w:rPr>
-        <w:t xml:space="preserve"> import </w:t>
-      </w:r>
-      <w:proofErr w:type="spellStart"/>
-      <w:r>
-        <w:rPr>
-          <w:sz w:val="24"/>
-          <w:szCs w:val="24"/>
-        </w:rPr>
-        <w:t>FastAPI</w:t>
-      </w:r>
-      <w:proofErr w:type="spellEnd"/>
+        <w:t>from fastapi import FastAPI</w:t>
+      </w:r>
       <w:r>
         <w:rPr>
           <w:sz w:val="24"/>
           <w:szCs w:val="24"/>
         </w:rPr>
         <w:br/>
-        <w:t xml:space="preserve">here </w:t>
-      </w:r>
-      <w:proofErr w:type="spellStart"/>
-      <w:r>
-        <w:rPr>
-          <w:sz w:val="24"/>
-          <w:szCs w:val="24"/>
-        </w:rPr>
-        <w:t>FastAPI</w:t>
-      </w:r>
-      <w:proofErr w:type="spellEnd"/>
-      <w:r>
-        <w:rPr>
-          <w:sz w:val="24"/>
-          <w:szCs w:val="24"/>
-        </w:rPr>
-        <w:t xml:space="preserve"> is the class, for which we need to create an object to access.</w:t>
+        <w:t>here FastAPI is the class, for which we need to create an object to access.</w:t>
       </w:r>
       <w:r>
         <w:rPr>
@@ -410,71 +273,7 @@
           <w:szCs w:val="24"/>
           <w:highlight w:val="green"/>
         </w:rPr>
-        <w:t xml:space="preserve">app = </w:t>
-      </w:r>
-      <w:proofErr w:type="spellStart"/>
-      <w:proofErr w:type="gramStart"/>
-      <w:r>
-        <w:rPr>
-          <w:sz w:val="24"/>
-          <w:szCs w:val="24"/>
-          <w:highlight w:val="green"/>
-        </w:rPr>
-        <w:t>FastAPI</w:t>
-      </w:r>
-      <w:proofErr w:type="spellEnd"/>
-      <w:r>
-        <w:rPr>
-          <w:sz w:val="24"/>
-          <w:szCs w:val="24"/>
-          <w:highlight w:val="green"/>
-        </w:rPr>
-        <w:t>(</w:t>
-      </w:r>
-      <w:proofErr w:type="gramEnd"/>
-      <w:r>
-        <w:rPr>
-          <w:sz w:val="24"/>
-          <w:szCs w:val="24"/>
-          <w:highlight w:val="green"/>
-        </w:rPr>
-        <w:t xml:space="preserve">) //here, we create </w:t>
-      </w:r>
-      <w:proofErr w:type="gramStart"/>
-      <w:r>
-        <w:rPr>
-          <w:sz w:val="24"/>
-          <w:szCs w:val="24"/>
-          <w:highlight w:val="green"/>
-        </w:rPr>
-        <w:t>a</w:t>
-      </w:r>
-      <w:proofErr w:type="gramEnd"/>
-      <w:r>
-        <w:rPr>
-          <w:sz w:val="24"/>
-          <w:szCs w:val="24"/>
-          <w:highlight w:val="green"/>
-        </w:rPr>
-        <w:t xml:space="preserve"> object for the class </w:t>
-      </w:r>
-      <w:proofErr w:type="spellStart"/>
-      <w:r>
-        <w:rPr>
-          <w:sz w:val="24"/>
-          <w:szCs w:val="24"/>
-          <w:highlight w:val="green"/>
-        </w:rPr>
-        <w:t>FastAPI</w:t>
-      </w:r>
-      <w:proofErr w:type="spellEnd"/>
-      <w:r>
-        <w:rPr>
-          <w:sz w:val="24"/>
-          <w:szCs w:val="24"/>
-          <w:highlight w:val="green"/>
-        </w:rPr>
-        <w:t>. This line also starts the server.</w:t>
+        <w:t>app = FastAPI() //here, we create a object for the class FastAPI. This line also starts the server.</w:t>
       </w:r>
     </w:p>
     <w:p>
@@ -754,23 +553,7 @@
           <w:sz w:val="24"/>
           <w:szCs w:val="24"/>
         </w:rPr>
-        <w:t xml:space="preserve">Details not found, means we can say, </w:t>
-      </w:r>
-      <w:proofErr w:type="spellStart"/>
-      <w:r>
-        <w:rPr>
-          <w:sz w:val="24"/>
-          <w:szCs w:val="24"/>
-        </w:rPr>
-        <w:t>fastapi</w:t>
-      </w:r>
-      <w:proofErr w:type="spellEnd"/>
-      <w:r>
-        <w:rPr>
-          <w:sz w:val="24"/>
-          <w:szCs w:val="24"/>
-        </w:rPr>
-        <w:t xml:space="preserve"> server is running, but we haven’t configured anything.</w:t>
+        <w:t>Details not found, means we can say, fastapi server is running, but we haven’t configured anything.</w:t>
       </w:r>
     </w:p>
     <w:p>
@@ -934,23 +717,7 @@
           <w:sz w:val="24"/>
           <w:szCs w:val="24"/>
         </w:rPr>
-        <w:t xml:space="preserve">We have to define a method, to identify it as a </w:t>
-      </w:r>
-      <w:proofErr w:type="spellStart"/>
-      <w:r>
-        <w:rPr>
-          <w:sz w:val="24"/>
-          <w:szCs w:val="24"/>
-        </w:rPr>
-        <w:t>fastapi</w:t>
-      </w:r>
-      <w:proofErr w:type="spellEnd"/>
-      <w:r>
-        <w:rPr>
-          <w:sz w:val="24"/>
-          <w:szCs w:val="24"/>
-        </w:rPr>
-        <w:t xml:space="preserve"> method we use @app.get(</w:t>
+        <w:t>We have to define a method, to identify it as a fastapi method we use @app.get(</w:t>
       </w:r>
       <w:r>
         <w:rPr>
@@ -1598,23 +1365,7 @@
           <w:sz w:val="24"/>
           <w:szCs w:val="24"/>
         </w:rPr>
-        <w:t xml:space="preserve">Here, </w:t>
-      </w:r>
-      <w:proofErr w:type="spellStart"/>
-      <w:r>
-        <w:rPr>
-          <w:sz w:val="24"/>
-          <w:szCs w:val="24"/>
-        </w:rPr>
-        <w:t>product_id</w:t>
-      </w:r>
-      <w:proofErr w:type="spellEnd"/>
-      <w:r>
-        <w:rPr>
-          <w:sz w:val="24"/>
-          <w:szCs w:val="24"/>
-        </w:rPr>
-        <w:t xml:space="preserve"> is the path parameter.</w:t>
+        <w:t>Here, product_id is the path parameter.</w:t>
       </w:r>
     </w:p>
     <w:p>
@@ -1733,15 +1484,7 @@
           <w:sz w:val="24"/>
           <w:szCs w:val="24"/>
         </w:rPr>
-        <w:t xml:space="preserve">Query parameter is so simple to define than Path parameter, </w:t>
-      </w:r>
-      <w:proofErr w:type="spellStart"/>
-      <w:r>
-        <w:rPr>
-          <w:sz w:val="24"/>
-          <w:szCs w:val="24"/>
-        </w:rPr>
-        <w:t>fast</w:t>
+        <w:t>Query parameter is so simple to define than Path parameter, fast</w:t>
       </w:r>
       <w:r>
         <w:rPr>
@@ -1750,45 +1493,12 @@
         </w:rPr>
         <w:t>API</w:t>
       </w:r>
-      <w:proofErr w:type="spellEnd"/>
-      <w:r>
-        <w:rPr>
-          <w:sz w:val="24"/>
-          <w:szCs w:val="24"/>
-        </w:rPr>
-        <w:t xml:space="preserve"> is so smart that, if we </w:t>
-      </w:r>
-      <w:proofErr w:type="spellStart"/>
-      <w:r>
-        <w:rPr>
-          <w:sz w:val="24"/>
-          <w:szCs w:val="24"/>
-        </w:rPr>
-        <w:t>havenot</w:t>
-      </w:r>
-      <w:proofErr w:type="spellEnd"/>
-      <w:r>
-        <w:rPr>
-          <w:sz w:val="24"/>
-          <w:szCs w:val="24"/>
-        </w:rPr>
-        <w:t xml:space="preserve"> given any path parameter, it will </w:t>
-      </w:r>
-      <w:proofErr w:type="gramStart"/>
-      <w:r>
-        <w:rPr>
-          <w:sz w:val="24"/>
-          <w:szCs w:val="24"/>
-        </w:rPr>
-        <w:t>finds</w:t>
-      </w:r>
-      <w:proofErr w:type="gramEnd"/>
-      <w:r>
-        <w:rPr>
-          <w:sz w:val="24"/>
-          <w:szCs w:val="24"/>
-        </w:rPr>
-        <w:t xml:space="preserve"> out simply that it i</w:t>
+      <w:r>
+        <w:rPr>
+          <w:sz w:val="24"/>
+          <w:szCs w:val="24"/>
+        </w:rPr>
+        <w:t xml:space="preserve"> is so smart that, if we havenot given any path parameter, it will finds out simply that it i</w:t>
       </w:r>
       <w:r>
         <w:rPr>
@@ -1817,23 +1527,7 @@
           <w:sz w:val="24"/>
           <w:szCs w:val="24"/>
         </w:rPr>
-        <w:t xml:space="preserve">query parameters are key-value pairs appended after </w:t>
-      </w:r>
-      <w:proofErr w:type="gramStart"/>
-      <w:r>
-        <w:rPr>
-          <w:sz w:val="24"/>
-          <w:szCs w:val="24"/>
-        </w:rPr>
-        <w:t>the ?</w:t>
-      </w:r>
-      <w:proofErr w:type="gramEnd"/>
-      <w:r>
-        <w:rPr>
-          <w:sz w:val="24"/>
-          <w:szCs w:val="24"/>
-        </w:rPr>
-        <w:t xml:space="preserve"> in a URL (e.g., /items/?skip=0&amp;limit=10) used primarily for filtering, sorting, or paginating data. Any function argument in your path operation that is </w:t>
+        <w:t xml:space="preserve">query parameters are key-value pairs appended after the ? in a URL (e.g., /items/?skip=0&amp;limit=10) used primarily for filtering, sorting, or paginating data. Any function argument in your path operation that is </w:t>
       </w:r>
       <w:r>
         <w:rPr>
@@ -1849,23 +1543,7 @@
           <w:sz w:val="24"/>
           <w:szCs w:val="24"/>
         </w:rPr>
-        <w:t xml:space="preserve"> is automatically interpreted by </w:t>
-      </w:r>
-      <w:proofErr w:type="spellStart"/>
-      <w:r>
-        <w:rPr>
-          <w:sz w:val="24"/>
-          <w:szCs w:val="24"/>
-        </w:rPr>
-        <w:t>FastAPI</w:t>
-      </w:r>
-      <w:proofErr w:type="spellEnd"/>
-      <w:r>
-        <w:rPr>
-          <w:sz w:val="24"/>
-          <w:szCs w:val="24"/>
-        </w:rPr>
-        <w:t xml:space="preserve"> as a query parameter. </w:t>
+        <w:t xml:space="preserve"> is automatically interpreted by FastAPI as a query parameter. </w:t>
       </w:r>
     </w:p>
     <w:p>
@@ -1981,39 +1659,7 @@
           <w:sz w:val="24"/>
           <w:szCs w:val="24"/>
         </w:rPr>
-        <w:t xml:space="preserve">If we have </w:t>
-      </w:r>
-      <w:proofErr w:type="gramStart"/>
-      <w:r>
-        <w:rPr>
-          <w:sz w:val="24"/>
-          <w:szCs w:val="24"/>
-        </w:rPr>
-        <w:t>add</w:t>
-      </w:r>
-      <w:proofErr w:type="gramEnd"/>
-      <w:r>
-        <w:rPr>
-          <w:sz w:val="24"/>
-          <w:szCs w:val="24"/>
-        </w:rPr>
-        <w:t xml:space="preserve"> a query parameter </w:t>
-      </w:r>
-      <w:proofErr w:type="gramStart"/>
-      <w:r>
-        <w:rPr>
-          <w:sz w:val="24"/>
-          <w:szCs w:val="24"/>
-        </w:rPr>
-        <w:t>means ?</w:t>
-      </w:r>
-      <w:proofErr w:type="gramEnd"/>
-      <w:r>
-        <w:rPr>
-          <w:sz w:val="24"/>
-          <w:szCs w:val="24"/>
-        </w:rPr>
-        <w:t>&lt;name&gt; after greet and observe the output.</w:t>
+        <w:t>If we have add a query parameter means ?&lt;name&gt; after greet and observe the output.</w:t>
       </w:r>
     </w:p>
     <w:p>
@@ -2367,95 +2013,22 @@
           <w:sz w:val="24"/>
           <w:szCs w:val="24"/>
         </w:rPr>
-        <w:t xml:space="preserve">def </w:t>
-      </w:r>
-      <w:proofErr w:type="spellStart"/>
-      <w:r>
-        <w:rPr>
-          <w:sz w:val="24"/>
-          <w:szCs w:val="24"/>
-        </w:rPr>
-        <w:t>get_</w:t>
-      </w:r>
-      <w:proofErr w:type="gramStart"/>
-      <w:r>
-        <w:rPr>
-          <w:sz w:val="24"/>
-          <w:szCs w:val="24"/>
-        </w:rPr>
-        <w:t>user</w:t>
-      </w:r>
-      <w:proofErr w:type="spellEnd"/>
-      <w:r>
-        <w:rPr>
-          <w:sz w:val="24"/>
-          <w:szCs w:val="24"/>
-        </w:rPr>
-        <w:t>(</w:t>
-      </w:r>
-      <w:proofErr w:type="spellStart"/>
-      <w:proofErr w:type="gramEnd"/>
-      <w:r>
-        <w:rPr>
-          <w:sz w:val="24"/>
-          <w:szCs w:val="24"/>
-        </w:rPr>
-        <w:t>user_id</w:t>
-      </w:r>
-      <w:proofErr w:type="spellEnd"/>
-      <w:r>
-        <w:rPr>
-          <w:sz w:val="24"/>
-          <w:szCs w:val="24"/>
-        </w:rPr>
-        <w:t>: int):</w:t>
-      </w:r>
-    </w:p>
-    <w:p>
-      <w:pPr>
-        <w:rPr>
-          <w:sz w:val="24"/>
-          <w:szCs w:val="24"/>
-        </w:rPr>
-      </w:pPr>
-      <w:r>
-        <w:rPr>
-          <w:sz w:val="24"/>
-          <w:szCs w:val="24"/>
-        </w:rPr>
-        <w:t xml:space="preserve">    return {"</w:t>
-      </w:r>
-      <w:proofErr w:type="spellStart"/>
-      <w:r>
-        <w:rPr>
-          <w:sz w:val="24"/>
-          <w:szCs w:val="24"/>
-        </w:rPr>
-        <w:t>user_id</w:t>
-      </w:r>
-      <w:proofErr w:type="spellEnd"/>
-      <w:r>
-        <w:rPr>
-          <w:sz w:val="24"/>
-          <w:szCs w:val="24"/>
-        </w:rPr>
-        <w:t xml:space="preserve">": </w:t>
-      </w:r>
-      <w:proofErr w:type="spellStart"/>
-      <w:r>
-        <w:rPr>
-          <w:sz w:val="24"/>
-          <w:szCs w:val="24"/>
-        </w:rPr>
-        <w:t>user_id</w:t>
-      </w:r>
-      <w:proofErr w:type="spellEnd"/>
-      <w:r>
-        <w:rPr>
-          <w:sz w:val="24"/>
-          <w:szCs w:val="24"/>
-        </w:rPr>
-        <w:t>}</w:t>
+        <w:t>def get_user(user_id: int):</w:t>
+      </w:r>
+    </w:p>
+    <w:p>
+      <w:pPr>
+        <w:rPr>
+          <w:sz w:val="24"/>
+          <w:szCs w:val="24"/>
+        </w:rPr>
+      </w:pPr>
+      <w:r>
+        <w:rPr>
+          <w:sz w:val="24"/>
+          <w:szCs w:val="24"/>
+        </w:rPr>
+        <w:t xml:space="preserve">    return {"user_id": user_id}</w:t>
       </w:r>
     </w:p>
     <w:p>
@@ -2561,23 +2134,7 @@
           <w:sz w:val="24"/>
           <w:szCs w:val="24"/>
         </w:rPr>
-        <w:t xml:space="preserve">India → Hyderabad → </w:t>
-      </w:r>
-      <w:proofErr w:type="spellStart"/>
-      <w:r>
-        <w:rPr>
-          <w:sz w:val="24"/>
-          <w:szCs w:val="24"/>
-        </w:rPr>
-        <w:t>Kokapet</w:t>
-      </w:r>
-      <w:proofErr w:type="spellEnd"/>
-      <w:r>
-        <w:rPr>
-          <w:sz w:val="24"/>
-          <w:szCs w:val="24"/>
-        </w:rPr>
-        <w:t xml:space="preserve"> → House 25</w:t>
+        <w:t>India → Hyderabad → Kokapet → House 25</w:t>
       </w:r>
     </w:p>
     <w:p>
@@ -2719,152 +2276,52 @@
           <w:sz w:val="24"/>
           <w:szCs w:val="24"/>
         </w:rPr>
-        <w:t>/</w:t>
-      </w:r>
-      <w:proofErr w:type="spellStart"/>
-      <w:proofErr w:type="gramStart"/>
-      <w:r>
-        <w:rPr>
-          <w:sz w:val="24"/>
-          <w:szCs w:val="24"/>
-        </w:rPr>
-        <w:t>users</w:t>
-      </w:r>
-      <w:proofErr w:type="gramEnd"/>
-      <w:r>
-        <w:rPr>
-          <w:sz w:val="24"/>
-          <w:szCs w:val="24"/>
-        </w:rPr>
-        <w:t>?age</w:t>
-      </w:r>
-      <w:proofErr w:type="spellEnd"/>
-      <w:r>
-        <w:rPr>
-          <w:sz w:val="24"/>
-          <w:szCs w:val="24"/>
-        </w:rPr>
-        <w:t>=25</w:t>
-      </w:r>
-    </w:p>
-    <w:p>
-      <w:pPr>
-        <w:rPr>
-          <w:sz w:val="24"/>
-          <w:szCs w:val="24"/>
-        </w:rPr>
-      </w:pPr>
-      <w:r>
-        <w:rPr>
-          <w:sz w:val="24"/>
-          <w:szCs w:val="24"/>
-        </w:rPr>
-        <w:t>/</w:t>
-      </w:r>
-      <w:proofErr w:type="spellStart"/>
-      <w:proofErr w:type="gramStart"/>
-      <w:r>
-        <w:rPr>
-          <w:sz w:val="24"/>
-          <w:szCs w:val="24"/>
-        </w:rPr>
-        <w:t>users</w:t>
-      </w:r>
-      <w:proofErr w:type="gramEnd"/>
-      <w:r>
-        <w:rPr>
-          <w:sz w:val="24"/>
-          <w:szCs w:val="24"/>
-        </w:rPr>
-        <w:t>?city</w:t>
-      </w:r>
-      <w:proofErr w:type="spellEnd"/>
-      <w:r>
-        <w:rPr>
-          <w:sz w:val="24"/>
-          <w:szCs w:val="24"/>
-        </w:rPr>
-        <w:t>=Hyderabad</w:t>
-      </w:r>
-    </w:p>
-    <w:p>
-      <w:pPr>
-        <w:rPr>
-          <w:sz w:val="24"/>
-          <w:szCs w:val="24"/>
-        </w:rPr>
-      </w:pPr>
-      <w:r>
-        <w:rPr>
-          <w:sz w:val="24"/>
-          <w:szCs w:val="24"/>
-        </w:rPr>
-        <w:t>/</w:t>
-      </w:r>
-      <w:proofErr w:type="spellStart"/>
-      <w:proofErr w:type="gramStart"/>
-      <w:r>
-        <w:rPr>
-          <w:sz w:val="24"/>
-          <w:szCs w:val="24"/>
-        </w:rPr>
-        <w:t>users</w:t>
-      </w:r>
-      <w:proofErr w:type="gramEnd"/>
-      <w:r>
-        <w:rPr>
-          <w:sz w:val="24"/>
-          <w:szCs w:val="24"/>
-        </w:rPr>
-        <w:t>?sort</w:t>
-      </w:r>
-      <w:proofErr w:type="spellEnd"/>
-      <w:r>
-        <w:rPr>
-          <w:sz w:val="24"/>
-          <w:szCs w:val="24"/>
-        </w:rPr>
-        <w:t>=name</w:t>
-      </w:r>
-    </w:p>
-    <w:p>
-      <w:pPr>
-        <w:rPr>
-          <w:sz w:val="24"/>
-          <w:szCs w:val="24"/>
-        </w:rPr>
-      </w:pPr>
-      <w:r>
-        <w:rPr>
-          <w:sz w:val="24"/>
-          <w:szCs w:val="24"/>
-        </w:rPr>
-        <w:t>/</w:t>
-      </w:r>
-      <w:proofErr w:type="spellStart"/>
-      <w:proofErr w:type="gramStart"/>
-      <w:r>
-        <w:rPr>
-          <w:sz w:val="24"/>
-          <w:szCs w:val="24"/>
-        </w:rPr>
-        <w:t>users</w:t>
-      </w:r>
-      <w:proofErr w:type="gramEnd"/>
-      <w:r>
-        <w:rPr>
-          <w:sz w:val="24"/>
-          <w:szCs w:val="24"/>
-        </w:rPr>
-        <w:t>?limit</w:t>
-      </w:r>
-      <w:proofErr w:type="spellEnd"/>
-      <w:r>
-        <w:rPr>
-          <w:sz w:val="24"/>
-          <w:szCs w:val="24"/>
-        </w:rPr>
-        <w:t>=10</w:t>
+        <w:t>/users?age=25</w:t>
+      </w:r>
+    </w:p>
+    <w:p>
+      <w:pPr>
+        <w:rPr>
+          <w:sz w:val="24"/>
+          <w:szCs w:val="24"/>
+        </w:rPr>
+      </w:pPr>
+      <w:r>
+        <w:rPr>
+          <w:sz w:val="24"/>
+          <w:szCs w:val="24"/>
+        </w:rPr>
+        <w:t>/users?city=Hyderabad</w:t>
+      </w:r>
+    </w:p>
+    <w:p>
+      <w:pPr>
+        <w:rPr>
+          <w:sz w:val="24"/>
+          <w:szCs w:val="24"/>
+        </w:rPr>
+      </w:pPr>
+      <w:r>
+        <w:rPr>
+          <w:sz w:val="24"/>
+          <w:szCs w:val="24"/>
+        </w:rPr>
+        <w:t>/users?sort=name</w:t>
+      </w:r>
+    </w:p>
+    <w:p>
+      <w:pPr>
+        <w:rPr>
+          <w:sz w:val="24"/>
+          <w:szCs w:val="24"/>
+        </w:rPr>
+      </w:pPr>
+      <w:r>
+        <w:rPr>
+          <w:sz w:val="24"/>
+          <w:szCs w:val="24"/>
+        </w:rPr>
+        <w:t>/users?limit=10</w:t>
       </w:r>
     </w:p>
     <w:p>
@@ -2940,39 +2397,7 @@
           <w:sz w:val="24"/>
           <w:szCs w:val="24"/>
         </w:rPr>
-        <w:t xml:space="preserve">def </w:t>
-      </w:r>
-      <w:proofErr w:type="spellStart"/>
-      <w:r>
-        <w:rPr>
-          <w:sz w:val="24"/>
-          <w:szCs w:val="24"/>
-        </w:rPr>
-        <w:t>get_</w:t>
-      </w:r>
-      <w:proofErr w:type="gramStart"/>
-      <w:r>
-        <w:rPr>
-          <w:sz w:val="24"/>
-          <w:szCs w:val="24"/>
-        </w:rPr>
-        <w:t>users</w:t>
-      </w:r>
-      <w:proofErr w:type="spellEnd"/>
-      <w:r>
-        <w:rPr>
-          <w:sz w:val="24"/>
-          <w:szCs w:val="24"/>
-        </w:rPr>
-        <w:t>(</w:t>
-      </w:r>
-      <w:proofErr w:type="gramEnd"/>
-      <w:r>
-        <w:rPr>
-          <w:sz w:val="24"/>
-          <w:szCs w:val="24"/>
-        </w:rPr>
-        <w:t>age: int = None):</w:t>
+        <w:t>def get_users(age: int = None):</w:t>
       </w:r>
     </w:p>
     <w:p>
@@ -3018,32 +2443,7 @@
           <w:szCs w:val="24"/>
         </w:rPr>
         <w:lastRenderedPageBreak/>
-        <w:t>/</w:t>
-      </w:r>
-      <w:proofErr w:type="spellStart"/>
-      <w:proofErr w:type="gramStart"/>
-      <w:r>
-        <w:rPr>
-          <w:sz w:val="24"/>
-          <w:szCs w:val="24"/>
-        </w:rPr>
-        <w:t>users</w:t>
-      </w:r>
-      <w:proofErr w:type="gramEnd"/>
-      <w:r>
-        <w:rPr>
-          <w:sz w:val="24"/>
-          <w:szCs w:val="24"/>
-        </w:rPr>
-        <w:t>?age</w:t>
-      </w:r>
-      <w:proofErr w:type="spellEnd"/>
-      <w:r>
-        <w:rPr>
-          <w:sz w:val="24"/>
-          <w:szCs w:val="24"/>
-        </w:rPr>
-        <w:t>=25</w:t>
+        <w:t>/users?age=25</w:t>
       </w:r>
     </w:p>
     <w:p>
@@ -3315,112 +2715,12 @@
                 <w:szCs w:val="24"/>
               </w:rPr>
             </w:pPr>
-            <w:proofErr w:type="gramStart"/>
             <w:r>
               <w:rPr>
                 <w:sz w:val="24"/>
                 <w:szCs w:val="24"/>
               </w:rPr>
               <w:t>After ?</w:t>
-            </w:r>
-            <w:proofErr w:type="gramEnd"/>
-          </w:p>
-        </w:tc>
-      </w:tr>
-      <w:tr>
-        <w:trPr>
-          <w:tblCellSpacing w:w="15" w:type="dxa"/>
-        </w:trPr>
-        <w:tc>
-          <w:tcPr>
-            <w:tcW w:w="0" w:type="auto"/>
-            <w:vAlign w:val="center"/>
-            <w:hideMark/>
-          </w:tcPr>
-          <w:p>
-            <w:pPr>
-              <w:rPr>
-                <w:sz w:val="24"/>
-                <w:szCs w:val="24"/>
-              </w:rPr>
-            </w:pPr>
-            <w:r>
-              <w:rPr>
-                <w:b/>
-                <w:bCs/>
-                <w:sz w:val="24"/>
-                <w:szCs w:val="24"/>
-              </w:rPr>
-              <w:t>Syntax</w:t>
-            </w:r>
-          </w:p>
-        </w:tc>
-        <w:tc>
-          <w:tcPr>
-            <w:tcW w:w="0" w:type="auto"/>
-            <w:vAlign w:val="center"/>
-            <w:hideMark/>
-          </w:tcPr>
-          <w:p>
-            <w:pPr>
-              <w:rPr>
-                <w:sz w:val="24"/>
-                <w:szCs w:val="24"/>
-              </w:rPr>
-            </w:pPr>
-            <w:r>
-              <w:rPr>
-                <w:sz w:val="24"/>
-                <w:szCs w:val="24"/>
-              </w:rPr>
-              <w:t>/users/{id}</w:t>
-            </w:r>
-          </w:p>
-        </w:tc>
-        <w:tc>
-          <w:tcPr>
-            <w:tcW w:w="0" w:type="auto"/>
-            <w:vAlign w:val="center"/>
-            <w:hideMark/>
-          </w:tcPr>
-          <w:p>
-            <w:pPr>
-              <w:rPr>
-                <w:sz w:val="24"/>
-                <w:szCs w:val="24"/>
-              </w:rPr>
-            </w:pPr>
-            <w:r>
-              <w:rPr>
-                <w:sz w:val="24"/>
-                <w:szCs w:val="24"/>
-              </w:rPr>
-              <w:t>/</w:t>
-            </w:r>
-            <w:proofErr w:type="spellStart"/>
-            <w:proofErr w:type="gramStart"/>
-            <w:r>
-              <w:rPr>
-                <w:sz w:val="24"/>
-                <w:szCs w:val="24"/>
-              </w:rPr>
-              <w:t>users</w:t>
-            </w:r>
-            <w:proofErr w:type="gramEnd"/>
-            <w:r>
-              <w:rPr>
-                <w:sz w:val="24"/>
-                <w:szCs w:val="24"/>
-              </w:rPr>
-              <w:t>?id</w:t>
-            </w:r>
-            <w:proofErr w:type="spellEnd"/>
-            <w:r>
-              <w:rPr>
-                <w:sz w:val="24"/>
-                <w:szCs w:val="24"/>
-              </w:rPr>
-              <w:t>=10</w:t>
             </w:r>
           </w:p>
         </w:tc>
@@ -3449,6 +2749,79 @@
                 <w:sz w:val="24"/>
                 <w:szCs w:val="24"/>
               </w:rPr>
+              <w:t>Syntax</w:t>
+            </w:r>
+          </w:p>
+        </w:tc>
+        <w:tc>
+          <w:tcPr>
+            <w:tcW w:w="0" w:type="auto"/>
+            <w:vAlign w:val="center"/>
+            <w:hideMark/>
+          </w:tcPr>
+          <w:p>
+            <w:pPr>
+              <w:rPr>
+                <w:sz w:val="24"/>
+                <w:szCs w:val="24"/>
+              </w:rPr>
+            </w:pPr>
+            <w:r>
+              <w:rPr>
+                <w:sz w:val="24"/>
+                <w:szCs w:val="24"/>
+              </w:rPr>
+              <w:t>/users/{id}</w:t>
+            </w:r>
+          </w:p>
+        </w:tc>
+        <w:tc>
+          <w:tcPr>
+            <w:tcW w:w="0" w:type="auto"/>
+            <w:vAlign w:val="center"/>
+            <w:hideMark/>
+          </w:tcPr>
+          <w:p>
+            <w:pPr>
+              <w:rPr>
+                <w:sz w:val="24"/>
+                <w:szCs w:val="24"/>
+              </w:rPr>
+            </w:pPr>
+            <w:r>
+              <w:rPr>
+                <w:sz w:val="24"/>
+                <w:szCs w:val="24"/>
+              </w:rPr>
+              <w:t>/users?id=10</w:t>
+            </w:r>
+          </w:p>
+        </w:tc>
+      </w:tr>
+      <w:tr>
+        <w:trPr>
+          <w:tblCellSpacing w:w="15" w:type="dxa"/>
+        </w:trPr>
+        <w:tc>
+          <w:tcPr>
+            <w:tcW w:w="0" w:type="auto"/>
+            <w:vAlign w:val="center"/>
+            <w:hideMark/>
+          </w:tcPr>
+          <w:p>
+            <w:pPr>
+              <w:rPr>
+                <w:sz w:val="24"/>
+                <w:szCs w:val="24"/>
+              </w:rPr>
+            </w:pPr>
+            <w:r>
+              <w:rPr>
+                <w:b/>
+                <w:bCs/>
+                <w:sz w:val="24"/>
+                <w:szCs w:val="24"/>
+              </w:rPr>
               <w:t>Example</w:t>
             </w:r>
           </w:p>
@@ -3493,32 +2866,7 @@
                 <w:sz w:val="24"/>
                 <w:szCs w:val="24"/>
               </w:rPr>
-              <w:t>/</w:t>
-            </w:r>
-            <w:proofErr w:type="spellStart"/>
-            <w:proofErr w:type="gramStart"/>
-            <w:r>
-              <w:rPr>
-                <w:sz w:val="24"/>
-                <w:szCs w:val="24"/>
-              </w:rPr>
-              <w:t>users</w:t>
-            </w:r>
-            <w:proofErr w:type="gramEnd"/>
-            <w:r>
-              <w:rPr>
-                <w:sz w:val="24"/>
-                <w:szCs w:val="24"/>
-              </w:rPr>
-              <w:t>?id</w:t>
-            </w:r>
-            <w:proofErr w:type="spellEnd"/>
-            <w:r>
-              <w:rPr>
-                <w:sz w:val="24"/>
-                <w:szCs w:val="24"/>
-              </w:rPr>
-              <w:t>=10</w:t>
+              <w:t>/users?id=10</w:t>
             </w:r>
           </w:p>
         </w:tc>
@@ -3964,23 +3312,7 @@
           <w:sz w:val="24"/>
           <w:szCs w:val="24"/>
         </w:rPr>
-        <w:t xml:space="preserve">When we use post method, we can send data from client(postman) to server using </w:t>
-      </w:r>
-      <w:proofErr w:type="gramStart"/>
-      <w:r>
-        <w:rPr>
-          <w:sz w:val="24"/>
-          <w:szCs w:val="24"/>
-        </w:rPr>
-        <w:t>body(</w:t>
-      </w:r>
-      <w:proofErr w:type="gramEnd"/>
-      <w:r>
-        <w:rPr>
-          <w:sz w:val="24"/>
-          <w:szCs w:val="24"/>
-        </w:rPr>
-        <w:t xml:space="preserve">using post or put), </w:t>
+        <w:t xml:space="preserve">When we use post method, we can send data from client(postman) to server using body(using post or put), </w:t>
       </w:r>
       <w:r>
         <w:rPr>
@@ -4007,6 +3339,7 @@
       </w:pPr>
       <w:r>
         <w:rPr>
+          <w:noProof/>
           <w:sz w:val="24"/>
           <w:szCs w:val="24"/>
         </w:rPr>
@@ -4060,39 +3393,7 @@
           <w:sz w:val="24"/>
           <w:szCs w:val="24"/>
         </w:rPr>
-        <w:t xml:space="preserve">We have posted the data using body and sent it from client to server, but it does not reach the backend or </w:t>
-      </w:r>
-      <w:proofErr w:type="spellStart"/>
-      <w:r>
-        <w:rPr>
-          <w:sz w:val="24"/>
-          <w:szCs w:val="24"/>
-        </w:rPr>
-        <w:t>fastAPI</w:t>
-      </w:r>
-      <w:proofErr w:type="spellEnd"/>
-      <w:r>
-        <w:rPr>
-          <w:sz w:val="24"/>
-          <w:szCs w:val="24"/>
-        </w:rPr>
-        <w:t xml:space="preserve"> code, now the question is how </w:t>
-      </w:r>
-      <w:proofErr w:type="spellStart"/>
-      <w:r>
-        <w:rPr>
-          <w:sz w:val="24"/>
-          <w:szCs w:val="24"/>
-        </w:rPr>
-        <w:t>fastAPI</w:t>
-      </w:r>
-      <w:proofErr w:type="spellEnd"/>
-      <w:r>
-        <w:rPr>
-          <w:sz w:val="24"/>
-          <w:szCs w:val="24"/>
-        </w:rPr>
-        <w:t xml:space="preserve"> will receive this data. </w:t>
+        <w:t xml:space="preserve">We have posted the data using body and sent it from client to server, but it does not reach the backend or fastAPI code, now the question is how fastAPI will receive this data. </w:t>
       </w:r>
       <w:r>
         <w:rPr>
@@ -4112,6 +3413,7 @@
       </w:pPr>
       <w:r>
         <w:rPr>
+          <w:noProof/>
           <w:sz w:val="24"/>
           <w:szCs w:val="24"/>
         </w:rPr>
@@ -4164,90 +3466,30 @@
           <w:sz w:val="24"/>
           <w:szCs w:val="24"/>
         </w:rPr>
-        <w:t xml:space="preserve">Here, the product that created in Postman using Post method is given as the parameter to the function. The variable body represents </w:t>
-      </w:r>
-      <w:proofErr w:type="gramStart"/>
-      <w:r>
-        <w:rPr>
-          <w:sz w:val="24"/>
-          <w:szCs w:val="24"/>
-        </w:rPr>
-        <w:t>{ id</w:t>
-      </w:r>
-      <w:proofErr w:type="gramEnd"/>
-      <w:r>
-        <w:rPr>
-          <w:sz w:val="24"/>
-          <w:szCs w:val="24"/>
-        </w:rPr>
-        <w:t xml:space="preserve">:3………………….}, variable name can be anything, not only body. </w:t>
-      </w:r>
-      <w:proofErr w:type="spellStart"/>
+        <w:t xml:space="preserve">Here, the product that created in Postman using Post method is given as the parameter to the function. The variable body represents { id:3………………….}, variable name can be anything, not only body. </w:t>
+      </w:r>
       <w:r>
         <w:rPr>
           <w:sz w:val="24"/>
           <w:szCs w:val="24"/>
           <w:highlight w:val="darkCyan"/>
         </w:rPr>
-        <w:t>Donot</w:t>
-      </w:r>
-      <w:proofErr w:type="spellEnd"/>
-      <w:r>
-        <w:rPr>
-          <w:sz w:val="24"/>
-          <w:szCs w:val="24"/>
-          <w:highlight w:val="darkCyan"/>
-        </w:rPr>
-        <w:t xml:space="preserve"> misunderstood that as we gave input in the form of body so we took the parameter or sends data to backend using body variable.</w:t>
-      </w:r>
-    </w:p>
-    <w:p>
-      <w:pPr>
-        <w:rPr>
-          <w:sz w:val="24"/>
-          <w:szCs w:val="24"/>
-        </w:rPr>
-      </w:pPr>
-      <w:r>
-        <w:rPr>
-          <w:sz w:val="24"/>
-          <w:szCs w:val="24"/>
-        </w:rPr>
-        <w:t xml:space="preserve">Now the body = {id :3, </w:t>
-      </w:r>
-      <w:proofErr w:type="spellStart"/>
-      <w:proofErr w:type="gramStart"/>
-      <w:r>
-        <w:rPr>
-          <w:sz w:val="24"/>
-          <w:szCs w:val="24"/>
-        </w:rPr>
-        <w:t>product:mens</w:t>
-      </w:r>
-      <w:proofErr w:type="spellEnd"/>
-      <w:proofErr w:type="gramEnd"/>
-      <w:r>
-        <w:rPr>
-          <w:sz w:val="24"/>
-          <w:szCs w:val="24"/>
-        </w:rPr>
-        <w:t xml:space="preserve"> watch, …….}. How </w:t>
-      </w:r>
-      <w:proofErr w:type="spellStart"/>
-      <w:r>
-        <w:rPr>
-          <w:sz w:val="24"/>
-          <w:szCs w:val="24"/>
-        </w:rPr>
-        <w:t>fastAPI</w:t>
-      </w:r>
-      <w:proofErr w:type="spellEnd"/>
-      <w:r>
-        <w:rPr>
-          <w:sz w:val="24"/>
-          <w:szCs w:val="24"/>
-        </w:rPr>
-        <w:t xml:space="preserve"> </w:t>
+        <w:t>Donot misunderstood that as we gave input in the form of body so we took the parameter or sends data to backend using body variable.</w:t>
+      </w:r>
+    </w:p>
+    <w:p>
+      <w:pPr>
+        <w:rPr>
+          <w:sz w:val="24"/>
+          <w:szCs w:val="24"/>
+        </w:rPr>
+      </w:pPr>
+      <w:r>
+        <w:rPr>
+          <w:sz w:val="24"/>
+          <w:szCs w:val="24"/>
+        </w:rPr>
+        <w:t xml:space="preserve">Now the body = {id :3, product:mens watch, …….}. How fastAPI </w:t>
       </w:r>
       <w:r>
         <w:rPr>
@@ -4271,7 +3513,6 @@
         <w:br/>
         <w:t xml:space="preserve">This happened using </w:t>
       </w:r>
-      <w:proofErr w:type="spellStart"/>
       <w:r>
         <w:rPr>
           <w:sz w:val="24"/>
@@ -4288,7 +3529,6 @@
         </w:rPr>
         <w:t>dentic</w:t>
       </w:r>
-      <w:proofErr w:type="spellEnd"/>
       <w:r>
         <w:rPr>
           <w:sz w:val="24"/>
@@ -4304,41 +3544,191 @@
           <w:szCs w:val="24"/>
         </w:rPr>
       </w:pPr>
-      <w:proofErr w:type="spellStart"/>
+      <w:r>
+        <w:rPr>
+          <w:sz w:val="24"/>
+          <w:szCs w:val="24"/>
+        </w:rPr>
+        <w:lastRenderedPageBreak/>
+        <w:drawing>
+          <wp:inline distT="0" distB="0" distL="0" distR="0" wp14:anchorId="213EF159" wp14:editId="063A6A2A">
+            <wp:extent cx="5731510" cy="2378710"/>
+            <wp:effectExtent l="0" t="0" r="2540" b="2540"/>
+            <wp:docPr id="603004281" name="Picture 1"/>
+            <wp:cNvGraphicFramePr>
+              <a:graphicFrameLocks xmlns:a="http://schemas.openxmlformats.org/drawingml/2006/main" noChangeAspect="1"/>
+            </wp:cNvGraphicFramePr>
+            <a:graphic xmlns:a="http://schemas.openxmlformats.org/drawingml/2006/main">
+              <a:graphicData uri="http://schemas.openxmlformats.org/drawingml/2006/picture">
+                <pic:pic xmlns:pic="http://schemas.openxmlformats.org/drawingml/2006/picture">
+                  <pic:nvPicPr>
+                    <pic:cNvPr id="603004281" name=""/>
+                    <pic:cNvPicPr/>
+                  </pic:nvPicPr>
+                  <pic:blipFill>
+                    <a:blip r:embed="rId30"/>
+                    <a:stretch>
+                      <a:fillRect/>
+                    </a:stretch>
+                  </pic:blipFill>
+                  <pic:spPr>
+                    <a:xfrm>
+                      <a:off x="0" y="0"/>
+                      <a:ext cx="5731510" cy="2378710"/>
+                    </a:xfrm>
+                    <a:prstGeom prst="rect">
+                      <a:avLst/>
+                    </a:prstGeom>
+                  </pic:spPr>
+                </pic:pic>
+              </a:graphicData>
+            </a:graphic>
+          </wp:inline>
+        </w:drawing>
+      </w:r>
+    </w:p>
+    <w:p>
+      <w:pPr>
+        <w:rPr>
+          <w:sz w:val="24"/>
+          <w:szCs w:val="24"/>
+        </w:rPr>
+      </w:pPr>
+      <w:r>
+        <w:rPr>
+          <w:sz w:val="24"/>
+          <w:szCs w:val="24"/>
+        </w:rPr>
+        <w:t>m</w:t>
+      </w:r>
+      <w:r>
+        <w:rPr>
+          <w:sz w:val="24"/>
+          <w:szCs w:val="24"/>
+        </w:rPr>
+        <w:t>odel.dump() is a pydantic method that coverts the DTO object into the dictionary.</w:t>
+      </w:r>
+    </w:p>
+    <w:p>
+      <w:pPr>
+        <w:rPr>
+          <w:sz w:val="24"/>
+          <w:szCs w:val="24"/>
+        </w:rPr>
+      </w:pPr>
+      <w:r>
+        <w:rPr>
+          <w:sz w:val="24"/>
+          <w:szCs w:val="24"/>
+        </w:rPr>
+        <w:drawing>
+          <wp:inline distT="0" distB="0" distL="0" distR="0" wp14:anchorId="7DC4B8F3" wp14:editId="7EF83823">
+            <wp:extent cx="4968671" cy="1569856"/>
+            <wp:effectExtent l="0" t="0" r="3810" b="0"/>
+            <wp:docPr id="1894477693" name="Picture 1"/>
+            <wp:cNvGraphicFramePr>
+              <a:graphicFrameLocks xmlns:a="http://schemas.openxmlformats.org/drawingml/2006/main" noChangeAspect="1"/>
+            </wp:cNvGraphicFramePr>
+            <a:graphic xmlns:a="http://schemas.openxmlformats.org/drawingml/2006/main">
+              <a:graphicData uri="http://schemas.openxmlformats.org/drawingml/2006/picture">
+                <pic:pic xmlns:pic="http://schemas.openxmlformats.org/drawingml/2006/picture">
+                  <pic:nvPicPr>
+                    <pic:cNvPr id="1894477693" name=""/>
+                    <pic:cNvPicPr/>
+                  </pic:nvPicPr>
+                  <pic:blipFill>
+                    <a:blip r:embed="rId31"/>
+                    <a:stretch>
+                      <a:fillRect/>
+                    </a:stretch>
+                  </pic:blipFill>
+                  <pic:spPr>
+                    <a:xfrm>
+                      <a:off x="0" y="0"/>
+                      <a:ext cx="4968671" cy="1569856"/>
+                    </a:xfrm>
+                    <a:prstGeom prst="rect">
+                      <a:avLst/>
+                    </a:prstGeom>
+                  </pic:spPr>
+                </pic:pic>
+              </a:graphicData>
+            </a:graphic>
+          </wp:inline>
+        </w:drawing>
+      </w:r>
+    </w:p>
+    <w:p>
+      <w:pPr>
+        <w:rPr>
+          <w:sz w:val="24"/>
+          <w:szCs w:val="24"/>
+        </w:rPr>
+      </w:pPr>
+      <w:r>
+        <w:rPr>
+          <w:sz w:val="24"/>
+          <w:szCs w:val="24"/>
+        </w:rPr>
+        <w:drawing>
+          <wp:inline distT="0" distB="0" distL="0" distR="0" wp14:anchorId="252C5BA6" wp14:editId="520B9808">
+            <wp:extent cx="5731510" cy="1183005"/>
+            <wp:effectExtent l="0" t="0" r="2540" b="0"/>
+            <wp:docPr id="2136190126" name="Picture 1"/>
+            <wp:cNvGraphicFramePr>
+              <a:graphicFrameLocks xmlns:a="http://schemas.openxmlformats.org/drawingml/2006/main" noChangeAspect="1"/>
+            </wp:cNvGraphicFramePr>
+            <a:graphic xmlns:a="http://schemas.openxmlformats.org/drawingml/2006/main">
+              <a:graphicData uri="http://schemas.openxmlformats.org/drawingml/2006/picture">
+                <pic:pic xmlns:pic="http://schemas.openxmlformats.org/drawingml/2006/picture">
+                  <pic:nvPicPr>
+                    <pic:cNvPr id="2136190126" name=""/>
+                    <pic:cNvPicPr/>
+                  </pic:nvPicPr>
+                  <pic:blipFill>
+                    <a:blip r:embed="rId32"/>
+                    <a:stretch>
+                      <a:fillRect/>
+                    </a:stretch>
+                  </pic:blipFill>
+                  <pic:spPr>
+                    <a:xfrm>
+                      <a:off x="0" y="0"/>
+                      <a:ext cx="5731510" cy="1183005"/>
+                    </a:xfrm>
+                    <a:prstGeom prst="rect">
+                      <a:avLst/>
+                    </a:prstGeom>
+                  </pic:spPr>
+                </pic:pic>
+              </a:graphicData>
+            </a:graphic>
+          </wp:inline>
+        </w:drawing>
+      </w:r>
+    </w:p>
+    <w:p>
+      <w:pPr>
+        <w:rPr>
+          <w:sz w:val="24"/>
+          <w:szCs w:val="24"/>
+        </w:rPr>
+      </w:pPr>
+    </w:p>
+    <w:p>
+      <w:pPr>
+        <w:rPr>
+          <w:sz w:val="24"/>
+          <w:szCs w:val="24"/>
+        </w:rPr>
+      </w:pPr>
       <w:r>
         <w:rPr>
           <w:sz w:val="24"/>
           <w:szCs w:val="24"/>
           <w:highlight w:val="yellow"/>
         </w:rPr>
-        <w:t>FastAPI</w:t>
-      </w:r>
-      <w:proofErr w:type="spellEnd"/>
-      <w:r>
-        <w:rPr>
-          <w:sz w:val="24"/>
-          <w:szCs w:val="24"/>
-          <w:highlight w:val="yellow"/>
-        </w:rPr>
-        <w:t xml:space="preserve"> Project </w:t>
-      </w:r>
-      <w:proofErr w:type="spellStart"/>
-      <w:r>
-        <w:rPr>
-          <w:sz w:val="24"/>
-          <w:szCs w:val="24"/>
-          <w:highlight w:val="yellow"/>
-        </w:rPr>
-        <w:t>SetUP</w:t>
-      </w:r>
-      <w:proofErr w:type="spellEnd"/>
-      <w:r>
-        <w:rPr>
-          <w:sz w:val="24"/>
-          <w:szCs w:val="24"/>
-          <w:highlight w:val="yellow"/>
-        </w:rPr>
-        <w:t>:</w:t>
+        <w:t>FastAPI Project SetUP:</w:t>
       </w:r>
     </w:p>
     <w:p>
@@ -4363,21 +3753,12 @@
           <w:szCs w:val="24"/>
         </w:rPr>
       </w:pPr>
-      <w:proofErr w:type="spellStart"/>
-      <w:r>
-        <w:rPr>
-          <w:sz w:val="24"/>
-          <w:szCs w:val="24"/>
-        </w:rPr>
-        <w:t>fastAPI</w:t>
-      </w:r>
-      <w:proofErr w:type="spellEnd"/>
-      <w:r>
-        <w:rPr>
-          <w:sz w:val="24"/>
-          <w:szCs w:val="24"/>
-        </w:rPr>
-        <w:t>-basics/</w:t>
+      <w:r>
+        <w:rPr>
+          <w:sz w:val="24"/>
+          <w:szCs w:val="24"/>
+        </w:rPr>
+        <w:t>fastAPI-basics/</w:t>
       </w:r>
     </w:p>
     <w:p>
@@ -4416,55 +3797,60 @@
           <w:sz w:val="24"/>
           <w:szCs w:val="24"/>
         </w:rPr>
-        <w:t>─</w:t>
-      </w:r>
-      <w:proofErr w:type="gramStart"/>
+        <w:t>──</w:t>
+      </w:r>
+      <w:r>
+        <w:rPr>
+          <w:sz w:val="24"/>
+          <w:szCs w:val="24"/>
+        </w:rPr>
+        <w:t xml:space="preserve"> .venv/</w:t>
+      </w:r>
+    </w:p>
+    <w:p>
+      <w:pPr>
+        <w:rPr>
+          <w:sz w:val="24"/>
+          <w:szCs w:val="24"/>
+        </w:rPr>
+      </w:pPr>
+      <w:r>
+        <w:rPr>
+          <w:sz w:val="24"/>
+          <w:szCs w:val="24"/>
+        </w:rPr>
+        <w:t>│</w:t>
+      </w:r>
+    </w:p>
+    <w:p>
+      <w:pPr>
+        <w:rPr>
+          <w:sz w:val="24"/>
+          <w:szCs w:val="24"/>
+        </w:rPr>
+      </w:pPr>
+      <w:r>
+        <w:rPr>
+          <w:rFonts w:ascii="MS Gothic" w:eastAsia="MS Gothic" w:hAnsi="MS Gothic" w:cs="MS Gothic" w:hint="eastAsia"/>
+          <w:sz w:val="24"/>
+          <w:szCs w:val="24"/>
+        </w:rPr>
+        <w:t>├</w:t>
+      </w:r>
       <w:r>
         <w:rPr>
           <w:rFonts w:ascii="Calibri" w:hAnsi="Calibri" w:cs="Calibri"/>
           <w:sz w:val="24"/>
           <w:szCs w:val="24"/>
         </w:rPr>
-        <w:t>─</w:t>
-      </w:r>
-      <w:r>
-        <w:rPr>
-          <w:sz w:val="24"/>
-          <w:szCs w:val="24"/>
-        </w:rPr>
-        <w:t xml:space="preserve"> .</w:t>
-      </w:r>
-      <w:proofErr w:type="spellStart"/>
-      <w:r>
-        <w:rPr>
-          <w:sz w:val="24"/>
-          <w:szCs w:val="24"/>
-        </w:rPr>
-        <w:t>venv</w:t>
-      </w:r>
-      <w:proofErr w:type="spellEnd"/>
-      <w:proofErr w:type="gramEnd"/>
-      <w:r>
-        <w:rPr>
-          <w:sz w:val="24"/>
-          <w:szCs w:val="24"/>
-        </w:rPr>
-        <w:t>/</w:t>
-      </w:r>
-    </w:p>
-    <w:p>
-      <w:pPr>
-        <w:rPr>
-          <w:sz w:val="24"/>
-          <w:szCs w:val="24"/>
-        </w:rPr>
-      </w:pPr>
-      <w:r>
-        <w:rPr>
-          <w:sz w:val="24"/>
-          <w:szCs w:val="24"/>
-        </w:rPr>
-        <w:t>│</w:t>
+        <w:t>──</w:t>
+      </w:r>
+      <w:r>
+        <w:rPr>
+          <w:sz w:val="24"/>
+          <w:szCs w:val="24"/>
+        </w:rPr>
+        <w:t xml:space="preserve"> basics.py</w:t>
       </w:r>
     </w:p>
     <w:p>
@@ -4481,37 +3867,6 @@
           <w:szCs w:val="24"/>
         </w:rPr>
         <w:lastRenderedPageBreak/>
-        <w:t>├</w:t>
-      </w:r>
-      <w:r>
-        <w:rPr>
-          <w:rFonts w:ascii="Calibri" w:hAnsi="Calibri" w:cs="Calibri"/>
-          <w:sz w:val="24"/>
-          <w:szCs w:val="24"/>
-        </w:rPr>
-        <w:t>──</w:t>
-      </w:r>
-      <w:r>
-        <w:rPr>
-          <w:sz w:val="24"/>
-          <w:szCs w:val="24"/>
-        </w:rPr>
-        <w:t xml:space="preserve"> basics.py</w:t>
-      </w:r>
-    </w:p>
-    <w:p>
-      <w:pPr>
-        <w:rPr>
-          <w:sz w:val="24"/>
-          <w:szCs w:val="24"/>
-        </w:rPr>
-      </w:pPr>
-      <w:r>
-        <w:rPr>
-          <w:rFonts w:ascii="MS Gothic" w:eastAsia="MS Gothic" w:hAnsi="MS Gothic" w:cs="MS Gothic" w:hint="eastAsia"/>
-          <w:sz w:val="24"/>
-          <w:szCs w:val="24"/>
-        </w:rPr>
         <w:t>├</w:t>
       </w:r>
       <w:r>
@@ -4703,30 +4058,12 @@
                 <w:szCs w:val="24"/>
               </w:rPr>
             </w:pPr>
-            <w:proofErr w:type="gramStart"/>
             <w:r>
               <w:rPr>
                 <w:sz w:val="24"/>
                 <w:szCs w:val="24"/>
               </w:rPr>
-              <w:t>.</w:t>
-            </w:r>
-            <w:proofErr w:type="spellStart"/>
-            <w:r>
-              <w:rPr>
-                <w:sz w:val="24"/>
-                <w:szCs w:val="24"/>
-              </w:rPr>
-              <w:t>venv</w:t>
-            </w:r>
-            <w:proofErr w:type="spellEnd"/>
-            <w:proofErr w:type="gramEnd"/>
-            <w:r>
-              <w:rPr>
-                <w:sz w:val="24"/>
-                <w:szCs w:val="24"/>
-              </w:rPr>
-              <w:t>/</w:t>
+              <w:t>.venv/</w:t>
             </w:r>
           </w:p>
         </w:tc>
@@ -4814,23 +4151,7 @@
                 <w:sz w:val="24"/>
                 <w:szCs w:val="24"/>
               </w:rPr>
-              <w:t xml:space="preserve">Main </w:t>
-            </w:r>
-            <w:proofErr w:type="spellStart"/>
-            <w:r>
-              <w:rPr>
-                <w:sz w:val="24"/>
-                <w:szCs w:val="24"/>
-              </w:rPr>
-              <w:t>FastAPI</w:t>
-            </w:r>
-            <w:proofErr w:type="spellEnd"/>
-            <w:r>
-              <w:rPr>
-                <w:sz w:val="24"/>
-                <w:szCs w:val="24"/>
-              </w:rPr>
-              <w:t xml:space="preserve"> application</w:t>
+              <w:t>Main FastAPI application</w:t>
             </w:r>
           </w:p>
         </w:tc>
@@ -4947,21 +4268,12 @@
                 <w:szCs w:val="24"/>
               </w:rPr>
             </w:pPr>
-            <w:proofErr w:type="spellStart"/>
             <w:r>
               <w:rPr>
                 <w:sz w:val="24"/>
                 <w:szCs w:val="24"/>
               </w:rPr>
-              <w:t>Pydantic</w:t>
-            </w:r>
-            <w:proofErr w:type="spellEnd"/>
-            <w:r>
-              <w:rPr>
-                <w:sz w:val="24"/>
-                <w:szCs w:val="24"/>
-              </w:rPr>
-              <w:t xml:space="preserve"> models / DTOs</w:t>
+              <w:t>Pydantic models / DTOs</w:t>
             </w:r>
           </w:p>
         </w:tc>
@@ -6108,6 +5420,7 @@
   <w:style w:type="character" w:default="1" w:styleId="DefaultParagraphFont">
     <w:name w:val="Default Paragraph Font"/>
     <w:uiPriority w:val="1"/>
+    <w:semiHidden/>
     <w:unhideWhenUsed/>
   </w:style>
   <w:style w:type="table" w:default="1" w:styleId="TableNormal">

--- a/Fast_API.docx
+++ b/Fast_API.docx
@@ -144,7 +144,39 @@
           <w:sz w:val="24"/>
           <w:szCs w:val="24"/>
         </w:rPr>
-        <w:t xml:space="preserve"> Automatic Data Validation - Built on top of Pydantic, FastAPI provides automatic data validation and parsing. No need to write validation code manually! </w:t>
+        <w:t xml:space="preserve"> Automatic Data Validation - Built on top of </w:t>
+      </w:r>
+      <w:proofErr w:type="spellStart"/>
+      <w:r>
+        <w:rPr>
+          <w:sz w:val="24"/>
+          <w:szCs w:val="24"/>
+        </w:rPr>
+        <w:t>Pydantic</w:t>
+      </w:r>
+      <w:proofErr w:type="spellEnd"/>
+      <w:r>
+        <w:rPr>
+          <w:sz w:val="24"/>
+          <w:szCs w:val="24"/>
+        </w:rPr>
+        <w:t xml:space="preserve">, </w:t>
+      </w:r>
+      <w:proofErr w:type="spellStart"/>
+      <w:r>
+        <w:rPr>
+          <w:sz w:val="24"/>
+          <w:szCs w:val="24"/>
+        </w:rPr>
+        <w:t>FastAPI</w:t>
+      </w:r>
+      <w:proofErr w:type="spellEnd"/>
+      <w:r>
+        <w:rPr>
+          <w:sz w:val="24"/>
+          <w:szCs w:val="24"/>
+        </w:rPr>
+        <w:t xml:space="preserve"> provides automatic data validation and parsing. No need to write validation code manually! </w:t>
       </w:r>
     </w:p>
     <w:p>
@@ -164,7 +196,23 @@
           <w:sz w:val="24"/>
           <w:szCs w:val="24"/>
         </w:rPr>
-        <w:t xml:space="preserve"> Easy to Learn - The easiest Python web framework to learn. If you want to quickly master backend development, FastAPI is your best choice.</w:t>
+        <w:t xml:space="preserve"> Easy to Learn - The easiest Python web framework to learn. If you want to quickly master backend development, </w:t>
+      </w:r>
+      <w:proofErr w:type="spellStart"/>
+      <w:r>
+        <w:rPr>
+          <w:sz w:val="24"/>
+          <w:szCs w:val="24"/>
+        </w:rPr>
+        <w:t>FastAPI</w:t>
+      </w:r>
+      <w:proofErr w:type="spellEnd"/>
+      <w:r>
+        <w:rPr>
+          <w:sz w:val="24"/>
+          <w:szCs w:val="24"/>
+        </w:rPr>
+        <w:t xml:space="preserve"> is your best choice.</w:t>
       </w:r>
     </w:p>
     <w:p>
@@ -184,7 +232,23 @@
           <w:sz w:val="24"/>
           <w:szCs w:val="24"/>
         </w:rPr>
-        <w:t xml:space="preserve"> Asynchronous Programming - FastAPI supports async/await, allowing your application to handle multiple requests simultaneously for better performance. </w:t>
+        <w:t xml:space="preserve"> Asynchronous Programming - </w:t>
+      </w:r>
+      <w:proofErr w:type="spellStart"/>
+      <w:r>
+        <w:rPr>
+          <w:sz w:val="24"/>
+          <w:szCs w:val="24"/>
+        </w:rPr>
+        <w:t>FastAPI</w:t>
+      </w:r>
+      <w:proofErr w:type="spellEnd"/>
+      <w:r>
+        <w:rPr>
+          <w:sz w:val="24"/>
+          <w:szCs w:val="24"/>
+        </w:rPr>
+        <w:t xml:space="preserve"> supports async/await, allowing your application to handle multiple requests simultaneously for better performance. </w:t>
       </w:r>
     </w:p>
     <w:p>
@@ -204,7 +268,39 @@
           <w:sz w:val="24"/>
           <w:szCs w:val="24"/>
         </w:rPr>
-        <w:t xml:space="preserve"> High Demand Jobs - FastAPI has amazing job openings compared to other frameworks. Companies are actively hiring FastAPI developers in 2024.</w:t>
+        <w:t xml:space="preserve"> High Demand Jobs - </w:t>
+      </w:r>
+      <w:proofErr w:type="spellStart"/>
+      <w:r>
+        <w:rPr>
+          <w:sz w:val="24"/>
+          <w:szCs w:val="24"/>
+        </w:rPr>
+        <w:t>FastAPI</w:t>
+      </w:r>
+      <w:proofErr w:type="spellEnd"/>
+      <w:r>
+        <w:rPr>
+          <w:sz w:val="24"/>
+          <w:szCs w:val="24"/>
+        </w:rPr>
+        <w:t xml:space="preserve"> has amazing job openings compared to other frameworks. Companies are actively hiring </w:t>
+      </w:r>
+      <w:proofErr w:type="spellStart"/>
+      <w:r>
+        <w:rPr>
+          <w:sz w:val="24"/>
+          <w:szCs w:val="24"/>
+        </w:rPr>
+        <w:t>FastAPI</w:t>
+      </w:r>
+      <w:proofErr w:type="spellEnd"/>
+      <w:r>
+        <w:rPr>
+          <w:sz w:val="24"/>
+          <w:szCs w:val="24"/>
+        </w:rPr>
+        <w:t xml:space="preserve"> developers in 2024.</w:t>
       </w:r>
     </w:p>
     <w:p>
@@ -250,15 +346,56 @@
           <w:sz w:val="24"/>
           <w:szCs w:val="24"/>
         </w:rPr>
-        <w:t>from fastapi import FastAPI</w:t>
-      </w:r>
+        <w:t xml:space="preserve">from </w:t>
+      </w:r>
+      <w:proofErr w:type="spellStart"/>
+      <w:r>
+        <w:rPr>
+          <w:sz w:val="24"/>
+          <w:szCs w:val="24"/>
+        </w:rPr>
+        <w:t>fastapi</w:t>
+      </w:r>
+      <w:proofErr w:type="spellEnd"/>
+      <w:r>
+        <w:rPr>
+          <w:sz w:val="24"/>
+          <w:szCs w:val="24"/>
+        </w:rPr>
+        <w:t xml:space="preserve"> import </w:t>
+      </w:r>
+      <w:proofErr w:type="spellStart"/>
+      <w:r>
+        <w:rPr>
+          <w:sz w:val="24"/>
+          <w:szCs w:val="24"/>
+        </w:rPr>
+        <w:t>FastAPI</w:t>
+      </w:r>
+      <w:proofErr w:type="spellEnd"/>
       <w:r>
         <w:rPr>
           <w:sz w:val="24"/>
           <w:szCs w:val="24"/>
         </w:rPr>
         <w:br/>
-        <w:t>here FastAPI is the class, for which we need to create an object to access.</w:t>
+        <w:t xml:space="preserve">here </w:t>
+      </w:r>
+      <w:proofErr w:type="spellStart"/>
+      <w:r>
+        <w:rPr>
+          <w:sz w:val="24"/>
+          <w:szCs w:val="24"/>
+        </w:rPr>
+        <w:t>FastAPI</w:t>
+      </w:r>
+      <w:proofErr w:type="spellEnd"/>
+      <w:r>
+        <w:rPr>
+          <w:sz w:val="24"/>
+          <w:szCs w:val="24"/>
+        </w:rPr>
+        <w:t xml:space="preserve"> is the class, for which we need to create an object to access.</w:t>
       </w:r>
       <w:r>
         <w:rPr>
@@ -273,7 +410,61 @@
           <w:szCs w:val="24"/>
           <w:highlight w:val="green"/>
         </w:rPr>
-        <w:t>app = FastAPI() //here, we create a object for the class FastAPI. This line also starts the server.</w:t>
+        <w:t xml:space="preserve">app = </w:t>
+      </w:r>
+      <w:proofErr w:type="spellStart"/>
+      <w:r>
+        <w:rPr>
+          <w:sz w:val="24"/>
+          <w:szCs w:val="24"/>
+          <w:highlight w:val="green"/>
+        </w:rPr>
+        <w:t>FastAPI</w:t>
+      </w:r>
+      <w:proofErr w:type="spellEnd"/>
+      <w:r>
+        <w:rPr>
+          <w:sz w:val="24"/>
+          <w:szCs w:val="24"/>
+          <w:highlight w:val="green"/>
+        </w:rPr>
+        <w:t xml:space="preserve">() //here, we create </w:t>
+      </w:r>
+      <w:proofErr w:type="spellStart"/>
+      <w:r>
+        <w:rPr>
+          <w:sz w:val="24"/>
+          <w:szCs w:val="24"/>
+          <w:highlight w:val="green"/>
+        </w:rPr>
+        <w:t>a</w:t>
+      </w:r>
+      <w:proofErr w:type="spellEnd"/>
+      <w:r>
+        <w:rPr>
+          <w:sz w:val="24"/>
+          <w:szCs w:val="24"/>
+          <w:highlight w:val="green"/>
+        </w:rPr>
+        <w:t xml:space="preserve"> object for the class </w:t>
+      </w:r>
+      <w:proofErr w:type="spellStart"/>
+      <w:r>
+        <w:rPr>
+          <w:sz w:val="24"/>
+          <w:szCs w:val="24"/>
+          <w:highlight w:val="green"/>
+        </w:rPr>
+        <w:t>FastAPI</w:t>
+      </w:r>
+      <w:proofErr w:type="spellEnd"/>
+      <w:r>
+        <w:rPr>
+          <w:sz w:val="24"/>
+          <w:szCs w:val="24"/>
+          <w:highlight w:val="green"/>
+        </w:rPr>
+        <w:t>. This line also starts the server.</w:t>
       </w:r>
     </w:p>
     <w:p>
@@ -553,7 +744,23 @@
           <w:sz w:val="24"/>
           <w:szCs w:val="24"/>
         </w:rPr>
-        <w:t>Details not found, means we can say, fastapi server is running, but we haven’t configured anything.</w:t>
+        <w:t xml:space="preserve">Details not found, means we can say, </w:t>
+      </w:r>
+      <w:proofErr w:type="spellStart"/>
+      <w:r>
+        <w:rPr>
+          <w:sz w:val="24"/>
+          <w:szCs w:val="24"/>
+        </w:rPr>
+        <w:t>fastapi</w:t>
+      </w:r>
+      <w:proofErr w:type="spellEnd"/>
+      <w:r>
+        <w:rPr>
+          <w:sz w:val="24"/>
+          <w:szCs w:val="24"/>
+        </w:rPr>
+        <w:t xml:space="preserve"> server is running, but we haven’t configured anything.</w:t>
       </w:r>
     </w:p>
     <w:p>
@@ -717,7 +924,23 @@
           <w:sz w:val="24"/>
           <w:szCs w:val="24"/>
         </w:rPr>
-        <w:t>We have to define a method, to identify it as a fastapi method we use @app.get(</w:t>
+        <w:t xml:space="preserve">We have to define a method, to identify it as a </w:t>
+      </w:r>
+      <w:proofErr w:type="spellStart"/>
+      <w:r>
+        <w:rPr>
+          <w:sz w:val="24"/>
+          <w:szCs w:val="24"/>
+        </w:rPr>
+        <w:t>fastapi</w:t>
+      </w:r>
+      <w:proofErr w:type="spellEnd"/>
+      <w:r>
+        <w:rPr>
+          <w:sz w:val="24"/>
+          <w:szCs w:val="24"/>
+        </w:rPr>
+        <w:t xml:space="preserve"> method we use @app.get(</w:t>
       </w:r>
       <w:r>
         <w:rPr>
@@ -1365,7 +1588,23 @@
           <w:sz w:val="24"/>
           <w:szCs w:val="24"/>
         </w:rPr>
-        <w:t>Here, product_id is the path parameter.</w:t>
+        <w:t xml:space="preserve">Here, </w:t>
+      </w:r>
+      <w:proofErr w:type="spellStart"/>
+      <w:r>
+        <w:rPr>
+          <w:sz w:val="24"/>
+          <w:szCs w:val="24"/>
+        </w:rPr>
+        <w:t>product_id</w:t>
+      </w:r>
+      <w:proofErr w:type="spellEnd"/>
+      <w:r>
+        <w:rPr>
+          <w:sz w:val="24"/>
+          <w:szCs w:val="24"/>
+        </w:rPr>
+        <w:t xml:space="preserve"> is the path parameter.</w:t>
       </w:r>
     </w:p>
     <w:p>
@@ -1484,7 +1723,15 @@
           <w:sz w:val="24"/>
           <w:szCs w:val="24"/>
         </w:rPr>
-        <w:t>Query parameter is so simple to define than Path parameter, fast</w:t>
+        <w:t xml:space="preserve">Query parameter is so simple to define than Path parameter, </w:t>
+      </w:r>
+      <w:proofErr w:type="spellStart"/>
+      <w:r>
+        <w:rPr>
+          <w:sz w:val="24"/>
+          <w:szCs w:val="24"/>
+        </w:rPr>
+        <w:t>fast</w:t>
       </w:r>
       <w:r>
         <w:rPr>
@@ -1493,12 +1740,29 @@
         </w:rPr>
         <w:t>API</w:t>
       </w:r>
-      <w:r>
-        <w:rPr>
-          <w:sz w:val="24"/>
-          <w:szCs w:val="24"/>
-        </w:rPr>
-        <w:t xml:space="preserve"> is so smart that, if we havenot given any path parameter, it will finds out simply that it i</w:t>
+      <w:proofErr w:type="spellEnd"/>
+      <w:r>
+        <w:rPr>
+          <w:sz w:val="24"/>
+          <w:szCs w:val="24"/>
+        </w:rPr>
+        <w:t xml:space="preserve"> is so smart that, if we </w:t>
+      </w:r>
+      <w:proofErr w:type="spellStart"/>
+      <w:r>
+        <w:rPr>
+          <w:sz w:val="24"/>
+          <w:szCs w:val="24"/>
+        </w:rPr>
+        <w:t>havenot</w:t>
+      </w:r>
+      <w:proofErr w:type="spellEnd"/>
+      <w:r>
+        <w:rPr>
+          <w:sz w:val="24"/>
+          <w:szCs w:val="24"/>
+        </w:rPr>
+        <w:t xml:space="preserve"> given any path parameter, it will finds out simply that it i</w:t>
       </w:r>
       <w:r>
         <w:rPr>
@@ -1543,7 +1807,23 @@
           <w:sz w:val="24"/>
           <w:szCs w:val="24"/>
         </w:rPr>
-        <w:t xml:space="preserve"> is automatically interpreted by FastAPI as a query parameter. </w:t>
+        <w:t xml:space="preserve"> is automatically interpreted by </w:t>
+      </w:r>
+      <w:proofErr w:type="spellStart"/>
+      <w:r>
+        <w:rPr>
+          <w:sz w:val="24"/>
+          <w:szCs w:val="24"/>
+        </w:rPr>
+        <w:t>FastAPI</w:t>
+      </w:r>
+      <w:proofErr w:type="spellEnd"/>
+      <w:r>
+        <w:rPr>
+          <w:sz w:val="24"/>
+          <w:szCs w:val="24"/>
+        </w:rPr>
+        <w:t xml:space="preserve"> as a query parameter. </w:t>
       </w:r>
     </w:p>
     <w:p>
@@ -2013,22 +2293,86 @@
           <w:sz w:val="24"/>
           <w:szCs w:val="24"/>
         </w:rPr>
-        <w:t>def get_user(user_id: int):</w:t>
-      </w:r>
-    </w:p>
-    <w:p>
-      <w:pPr>
-        <w:rPr>
-          <w:sz w:val="24"/>
-          <w:szCs w:val="24"/>
-        </w:rPr>
-      </w:pPr>
-      <w:r>
-        <w:rPr>
-          <w:sz w:val="24"/>
-          <w:szCs w:val="24"/>
-        </w:rPr>
-        <w:t xml:space="preserve">    return {"user_id": user_id}</w:t>
+        <w:t xml:space="preserve">def </w:t>
+      </w:r>
+      <w:proofErr w:type="spellStart"/>
+      <w:r>
+        <w:rPr>
+          <w:sz w:val="24"/>
+          <w:szCs w:val="24"/>
+        </w:rPr>
+        <w:t>get_user</w:t>
+      </w:r>
+      <w:proofErr w:type="spellEnd"/>
+      <w:r>
+        <w:rPr>
+          <w:sz w:val="24"/>
+          <w:szCs w:val="24"/>
+        </w:rPr>
+        <w:t>(</w:t>
+      </w:r>
+      <w:proofErr w:type="spellStart"/>
+      <w:r>
+        <w:rPr>
+          <w:sz w:val="24"/>
+          <w:szCs w:val="24"/>
+        </w:rPr>
+        <w:t>user_id</w:t>
+      </w:r>
+      <w:proofErr w:type="spellEnd"/>
+      <w:r>
+        <w:rPr>
+          <w:sz w:val="24"/>
+          <w:szCs w:val="24"/>
+        </w:rPr>
+        <w:t>: int):</w:t>
+      </w:r>
+    </w:p>
+    <w:p>
+      <w:pPr>
+        <w:rPr>
+          <w:sz w:val="24"/>
+          <w:szCs w:val="24"/>
+        </w:rPr>
+      </w:pPr>
+      <w:r>
+        <w:rPr>
+          <w:sz w:val="24"/>
+          <w:szCs w:val="24"/>
+        </w:rPr>
+        <w:t xml:space="preserve">    return {"</w:t>
+      </w:r>
+      <w:proofErr w:type="spellStart"/>
+      <w:r>
+        <w:rPr>
+          <w:sz w:val="24"/>
+          <w:szCs w:val="24"/>
+        </w:rPr>
+        <w:t>user_id</w:t>
+      </w:r>
+      <w:proofErr w:type="spellEnd"/>
+      <w:r>
+        <w:rPr>
+          <w:sz w:val="24"/>
+          <w:szCs w:val="24"/>
+        </w:rPr>
+        <w:t xml:space="preserve">": </w:t>
+      </w:r>
+      <w:proofErr w:type="spellStart"/>
+      <w:r>
+        <w:rPr>
+          <w:sz w:val="24"/>
+          <w:szCs w:val="24"/>
+        </w:rPr>
+        <w:t>user_id</w:t>
+      </w:r>
+      <w:proofErr w:type="spellEnd"/>
+      <w:r>
+        <w:rPr>
+          <w:sz w:val="24"/>
+          <w:szCs w:val="24"/>
+        </w:rPr>
+        <w:t>}</w:t>
       </w:r>
     </w:p>
     <w:p>
@@ -2134,7 +2478,23 @@
           <w:sz w:val="24"/>
           <w:szCs w:val="24"/>
         </w:rPr>
-        <w:t>India → Hyderabad → Kokapet → House 25</w:t>
+        <w:t xml:space="preserve">India → Hyderabad → </w:t>
+      </w:r>
+      <w:proofErr w:type="spellStart"/>
+      <w:r>
+        <w:rPr>
+          <w:sz w:val="24"/>
+          <w:szCs w:val="24"/>
+        </w:rPr>
+        <w:t>Kokapet</w:t>
+      </w:r>
+      <w:proofErr w:type="spellEnd"/>
+      <w:r>
+        <w:rPr>
+          <w:sz w:val="24"/>
+          <w:szCs w:val="24"/>
+        </w:rPr>
+        <w:t xml:space="preserve"> → House 25</w:t>
       </w:r>
     </w:p>
     <w:p>
@@ -2276,52 +2636,116 @@
           <w:sz w:val="24"/>
           <w:szCs w:val="24"/>
         </w:rPr>
-        <w:t>/users?age=25</w:t>
-      </w:r>
-    </w:p>
-    <w:p>
-      <w:pPr>
-        <w:rPr>
-          <w:sz w:val="24"/>
-          <w:szCs w:val="24"/>
-        </w:rPr>
-      </w:pPr>
-      <w:r>
-        <w:rPr>
-          <w:sz w:val="24"/>
-          <w:szCs w:val="24"/>
-        </w:rPr>
-        <w:t>/users?city=Hyderabad</w:t>
-      </w:r>
-    </w:p>
-    <w:p>
-      <w:pPr>
-        <w:rPr>
-          <w:sz w:val="24"/>
-          <w:szCs w:val="24"/>
-        </w:rPr>
-      </w:pPr>
-      <w:r>
-        <w:rPr>
-          <w:sz w:val="24"/>
-          <w:szCs w:val="24"/>
-        </w:rPr>
-        <w:t>/users?sort=name</w:t>
-      </w:r>
-    </w:p>
-    <w:p>
-      <w:pPr>
-        <w:rPr>
-          <w:sz w:val="24"/>
-          <w:szCs w:val="24"/>
-        </w:rPr>
-      </w:pPr>
-      <w:r>
-        <w:rPr>
-          <w:sz w:val="24"/>
-          <w:szCs w:val="24"/>
-        </w:rPr>
-        <w:t>/users?limit=10</w:t>
+        <w:t>/</w:t>
+      </w:r>
+      <w:proofErr w:type="spellStart"/>
+      <w:r>
+        <w:rPr>
+          <w:sz w:val="24"/>
+          <w:szCs w:val="24"/>
+        </w:rPr>
+        <w:t>users?age</w:t>
+      </w:r>
+      <w:proofErr w:type="spellEnd"/>
+      <w:r>
+        <w:rPr>
+          <w:sz w:val="24"/>
+          <w:szCs w:val="24"/>
+        </w:rPr>
+        <w:t>=25</w:t>
+      </w:r>
+    </w:p>
+    <w:p>
+      <w:pPr>
+        <w:rPr>
+          <w:sz w:val="24"/>
+          <w:szCs w:val="24"/>
+        </w:rPr>
+      </w:pPr>
+      <w:r>
+        <w:rPr>
+          <w:sz w:val="24"/>
+          <w:szCs w:val="24"/>
+        </w:rPr>
+        <w:t>/</w:t>
+      </w:r>
+      <w:proofErr w:type="spellStart"/>
+      <w:r>
+        <w:rPr>
+          <w:sz w:val="24"/>
+          <w:szCs w:val="24"/>
+        </w:rPr>
+        <w:t>users?city</w:t>
+      </w:r>
+      <w:proofErr w:type="spellEnd"/>
+      <w:r>
+        <w:rPr>
+          <w:sz w:val="24"/>
+          <w:szCs w:val="24"/>
+        </w:rPr>
+        <w:t>=Hyderabad</w:t>
+      </w:r>
+    </w:p>
+    <w:p>
+      <w:pPr>
+        <w:rPr>
+          <w:sz w:val="24"/>
+          <w:szCs w:val="24"/>
+        </w:rPr>
+      </w:pPr>
+      <w:r>
+        <w:rPr>
+          <w:sz w:val="24"/>
+          <w:szCs w:val="24"/>
+        </w:rPr>
+        <w:t>/</w:t>
+      </w:r>
+      <w:proofErr w:type="spellStart"/>
+      <w:r>
+        <w:rPr>
+          <w:sz w:val="24"/>
+          <w:szCs w:val="24"/>
+        </w:rPr>
+        <w:t>users?sort</w:t>
+      </w:r>
+      <w:proofErr w:type="spellEnd"/>
+      <w:r>
+        <w:rPr>
+          <w:sz w:val="24"/>
+          <w:szCs w:val="24"/>
+        </w:rPr>
+        <w:t>=name</w:t>
+      </w:r>
+    </w:p>
+    <w:p>
+      <w:pPr>
+        <w:rPr>
+          <w:sz w:val="24"/>
+          <w:szCs w:val="24"/>
+        </w:rPr>
+      </w:pPr>
+      <w:r>
+        <w:rPr>
+          <w:sz w:val="24"/>
+          <w:szCs w:val="24"/>
+        </w:rPr>
+        <w:t>/</w:t>
+      </w:r>
+      <w:proofErr w:type="spellStart"/>
+      <w:r>
+        <w:rPr>
+          <w:sz w:val="24"/>
+          <w:szCs w:val="24"/>
+        </w:rPr>
+        <w:t>users?limit</w:t>
+      </w:r>
+      <w:proofErr w:type="spellEnd"/>
+      <w:r>
+        <w:rPr>
+          <w:sz w:val="24"/>
+          <w:szCs w:val="24"/>
+        </w:rPr>
+        <w:t>=10</w:t>
       </w:r>
     </w:p>
     <w:p>
@@ -2397,7 +2821,23 @@
           <w:sz w:val="24"/>
           <w:szCs w:val="24"/>
         </w:rPr>
-        <w:t>def get_users(age: int = None):</w:t>
+        <w:t xml:space="preserve">def </w:t>
+      </w:r>
+      <w:proofErr w:type="spellStart"/>
+      <w:r>
+        <w:rPr>
+          <w:sz w:val="24"/>
+          <w:szCs w:val="24"/>
+        </w:rPr>
+        <w:t>get_users</w:t>
+      </w:r>
+      <w:proofErr w:type="spellEnd"/>
+      <w:r>
+        <w:rPr>
+          <w:sz w:val="24"/>
+          <w:szCs w:val="24"/>
+        </w:rPr>
+        <w:t>(age: int = None):</w:t>
       </w:r>
     </w:p>
     <w:p>
@@ -2443,7 +2883,23 @@
           <w:szCs w:val="24"/>
         </w:rPr>
         <w:lastRenderedPageBreak/>
-        <w:t>/users?age=25</w:t>
+        <w:t>/</w:t>
+      </w:r>
+      <w:proofErr w:type="spellStart"/>
+      <w:r>
+        <w:rPr>
+          <w:sz w:val="24"/>
+          <w:szCs w:val="24"/>
+        </w:rPr>
+        <w:t>users?age</w:t>
+      </w:r>
+      <w:proofErr w:type="spellEnd"/>
+      <w:r>
+        <w:rPr>
+          <w:sz w:val="24"/>
+          <w:szCs w:val="24"/>
+        </w:rPr>
+        <w:t>=25</w:t>
       </w:r>
     </w:p>
     <w:p>
@@ -2793,7 +3249,23 @@
                 <w:sz w:val="24"/>
                 <w:szCs w:val="24"/>
               </w:rPr>
-              <w:t>/users?id=10</w:t>
+              <w:t>/</w:t>
+            </w:r>
+            <w:proofErr w:type="spellStart"/>
+            <w:r>
+              <w:rPr>
+                <w:sz w:val="24"/>
+                <w:szCs w:val="24"/>
+              </w:rPr>
+              <w:t>users?id</w:t>
+            </w:r>
+            <w:proofErr w:type="spellEnd"/>
+            <w:r>
+              <w:rPr>
+                <w:sz w:val="24"/>
+                <w:szCs w:val="24"/>
+              </w:rPr>
+              <w:t>=10</w:t>
             </w:r>
           </w:p>
         </w:tc>
@@ -2866,7 +3338,23 @@
                 <w:sz w:val="24"/>
                 <w:szCs w:val="24"/>
               </w:rPr>
-              <w:t>/users?id=10</w:t>
+              <w:t>/</w:t>
+            </w:r>
+            <w:proofErr w:type="spellStart"/>
+            <w:r>
+              <w:rPr>
+                <w:sz w:val="24"/>
+                <w:szCs w:val="24"/>
+              </w:rPr>
+              <w:t>users?id</w:t>
+            </w:r>
+            <w:proofErr w:type="spellEnd"/>
+            <w:r>
+              <w:rPr>
+                <w:sz w:val="24"/>
+                <w:szCs w:val="24"/>
+              </w:rPr>
+              <w:t>=10</w:t>
             </w:r>
           </w:p>
         </w:tc>
@@ -3393,7 +3881,39 @@
           <w:sz w:val="24"/>
           <w:szCs w:val="24"/>
         </w:rPr>
-        <w:t xml:space="preserve">We have posted the data using body and sent it from client to server, but it does not reach the backend or fastAPI code, now the question is how fastAPI will receive this data. </w:t>
+        <w:t xml:space="preserve">We have posted the data using body and sent it from client to server, but it does not reach the backend or </w:t>
+      </w:r>
+      <w:proofErr w:type="spellStart"/>
+      <w:r>
+        <w:rPr>
+          <w:sz w:val="24"/>
+          <w:szCs w:val="24"/>
+        </w:rPr>
+        <w:t>fastAPI</w:t>
+      </w:r>
+      <w:proofErr w:type="spellEnd"/>
+      <w:r>
+        <w:rPr>
+          <w:sz w:val="24"/>
+          <w:szCs w:val="24"/>
+        </w:rPr>
+        <w:t xml:space="preserve"> code, now the question is how </w:t>
+      </w:r>
+      <w:proofErr w:type="spellStart"/>
+      <w:r>
+        <w:rPr>
+          <w:sz w:val="24"/>
+          <w:szCs w:val="24"/>
+        </w:rPr>
+        <w:t>fastAPI</w:t>
+      </w:r>
+      <w:proofErr w:type="spellEnd"/>
+      <w:r>
+        <w:rPr>
+          <w:sz w:val="24"/>
+          <w:szCs w:val="24"/>
+        </w:rPr>
+        <w:t xml:space="preserve"> will receive this data. </w:t>
       </w:r>
       <w:r>
         <w:rPr>
@@ -3468,28 +3988,70 @@
         </w:rPr>
         <w:t xml:space="preserve">Here, the product that created in Postman using Post method is given as the parameter to the function. The variable body represents { id:3………………….}, variable name can be anything, not only body. </w:t>
       </w:r>
+      <w:proofErr w:type="spellStart"/>
       <w:r>
         <w:rPr>
           <w:sz w:val="24"/>
           <w:szCs w:val="24"/>
           <w:highlight w:val="darkCyan"/>
         </w:rPr>
-        <w:t>Donot misunderstood that as we gave input in the form of body so we took the parameter or sends data to backend using body variable.</w:t>
-      </w:r>
-    </w:p>
-    <w:p>
-      <w:pPr>
-        <w:rPr>
-          <w:sz w:val="24"/>
-          <w:szCs w:val="24"/>
-        </w:rPr>
-      </w:pPr>
-      <w:r>
-        <w:rPr>
-          <w:sz w:val="24"/>
-          <w:szCs w:val="24"/>
-        </w:rPr>
-        <w:t xml:space="preserve">Now the body = {id :3, product:mens watch, …….}. How fastAPI </w:t>
+        <w:t>Donot</w:t>
+      </w:r>
+      <w:proofErr w:type="spellEnd"/>
+      <w:r>
+        <w:rPr>
+          <w:sz w:val="24"/>
+          <w:szCs w:val="24"/>
+          <w:highlight w:val="darkCyan"/>
+        </w:rPr>
+        <w:t xml:space="preserve"> misunderstood that as we gave input in the form of body so we took the parameter or sends data to backend using body variable.</w:t>
+      </w:r>
+    </w:p>
+    <w:p>
+      <w:pPr>
+        <w:rPr>
+          <w:sz w:val="24"/>
+          <w:szCs w:val="24"/>
+        </w:rPr>
+      </w:pPr>
+      <w:r>
+        <w:rPr>
+          <w:sz w:val="24"/>
+          <w:szCs w:val="24"/>
+        </w:rPr>
+        <w:t xml:space="preserve">Now the body = {id :3, </w:t>
+      </w:r>
+      <w:proofErr w:type="spellStart"/>
+      <w:r>
+        <w:rPr>
+          <w:sz w:val="24"/>
+          <w:szCs w:val="24"/>
+        </w:rPr>
+        <w:t>product:mens</w:t>
+      </w:r>
+      <w:proofErr w:type="spellEnd"/>
+      <w:r>
+        <w:rPr>
+          <w:sz w:val="24"/>
+          <w:szCs w:val="24"/>
+        </w:rPr>
+        <w:t xml:space="preserve"> watch, …….}. How </w:t>
+      </w:r>
+      <w:proofErr w:type="spellStart"/>
+      <w:r>
+        <w:rPr>
+          <w:sz w:val="24"/>
+          <w:szCs w:val="24"/>
+        </w:rPr>
+        <w:t>fastAPI</w:t>
+      </w:r>
+      <w:proofErr w:type="spellEnd"/>
+      <w:r>
+        <w:rPr>
+          <w:sz w:val="24"/>
+          <w:szCs w:val="24"/>
+        </w:rPr>
+        <w:t xml:space="preserve"> </w:t>
       </w:r>
       <w:r>
         <w:rPr>
@@ -3513,6 +4075,7 @@
         <w:br/>
         <w:t xml:space="preserve">This happened using </w:t>
       </w:r>
+      <w:proofErr w:type="spellStart"/>
       <w:r>
         <w:rPr>
           <w:sz w:val="24"/>
@@ -3529,6 +4092,7 @@
         </w:rPr>
         <w:t>dentic</w:t>
       </w:r>
+      <w:proofErr w:type="spellEnd"/>
       <w:r>
         <w:rPr>
           <w:sz w:val="24"/>
@@ -3546,6 +4110,7 @@
       </w:pPr>
       <w:r>
         <w:rPr>
+          <w:noProof/>
           <w:sz w:val="24"/>
           <w:szCs w:val="24"/>
         </w:rPr>
@@ -3594,6 +4159,7 @@
           <w:szCs w:val="24"/>
         </w:rPr>
       </w:pPr>
+      <w:proofErr w:type="spellStart"/>
       <w:r>
         <w:rPr>
           <w:sz w:val="24"/>
@@ -3606,18 +4172,82 @@
           <w:sz w:val="24"/>
           <w:szCs w:val="24"/>
         </w:rPr>
-        <w:t>odel.dump() is a pydantic method that coverts the DTO object into the dictionary.</w:t>
-      </w:r>
-    </w:p>
-    <w:p>
-      <w:pPr>
-        <w:rPr>
-          <w:sz w:val="24"/>
-          <w:szCs w:val="24"/>
-        </w:rPr>
-      </w:pPr>
-      <w:r>
-        <w:rPr>
+        <w:t>odel.dump</w:t>
+      </w:r>
+      <w:proofErr w:type="spellEnd"/>
+      <w:r>
+        <w:rPr>
+          <w:sz w:val="24"/>
+          <w:szCs w:val="24"/>
+        </w:rPr>
+        <w:t xml:space="preserve">() is a </w:t>
+      </w:r>
+      <w:proofErr w:type="spellStart"/>
+      <w:r>
+        <w:rPr>
+          <w:sz w:val="24"/>
+          <w:szCs w:val="24"/>
+        </w:rPr>
+        <w:t>pydantic</w:t>
+      </w:r>
+      <w:proofErr w:type="spellEnd"/>
+      <w:r>
+        <w:rPr>
+          <w:sz w:val="24"/>
+          <w:szCs w:val="24"/>
+        </w:rPr>
+        <w:t xml:space="preserve"> method that coverts the DTO object into the dictionary.</w:t>
+      </w:r>
+      <w:r>
+        <w:rPr>
+          <w:sz w:val="24"/>
+          <w:szCs w:val="24"/>
+        </w:rPr>
+        <w:br/>
+      </w:r>
+      <w:r>
+        <w:rPr>
+          <w:sz w:val="24"/>
+          <w:szCs w:val="24"/>
+        </w:rPr>
+        <w:br/>
+        <w:t xml:space="preserve">Put is used to modify the data, like initially we will be </w:t>
+      </w:r>
+      <w:proofErr w:type="spellStart"/>
+      <w:r>
+        <w:rPr>
+          <w:sz w:val="24"/>
+          <w:szCs w:val="24"/>
+        </w:rPr>
+        <w:t>modifing</w:t>
+      </w:r>
+      <w:proofErr w:type="spellEnd"/>
+      <w:r>
+        <w:rPr>
+          <w:sz w:val="24"/>
+          <w:szCs w:val="24"/>
+        </w:rPr>
+        <w:t xml:space="preserve"> the data in postman using put. Now to validate, we will write the code</w:t>
+      </w:r>
+    </w:p>
+    <w:p>
+      <w:pPr>
+        <w:rPr>
+          <w:sz w:val="24"/>
+          <w:szCs w:val="24"/>
+        </w:rPr>
+      </w:pPr>
+    </w:p>
+    <w:p>
+      <w:pPr>
+        <w:rPr>
+          <w:sz w:val="24"/>
+          <w:szCs w:val="24"/>
+        </w:rPr>
+      </w:pPr>
+      <w:r>
+        <w:rPr>
+          <w:noProof/>
           <w:sz w:val="24"/>
           <w:szCs w:val="24"/>
         </w:rPr>
@@ -3667,6 +4297,7 @@
       </w:pPr>
       <w:r>
         <w:rPr>
+          <w:noProof/>
           <w:sz w:val="24"/>
           <w:szCs w:val="24"/>
         </w:rPr>
@@ -3722,13 +4353,41 @@
           <w:szCs w:val="24"/>
         </w:rPr>
       </w:pPr>
+      <w:proofErr w:type="spellStart"/>
       <w:r>
         <w:rPr>
           <w:sz w:val="24"/>
           <w:szCs w:val="24"/>
           <w:highlight w:val="yellow"/>
         </w:rPr>
-        <w:t>FastAPI Project SetUP:</w:t>
+        <w:t>FastAPI</w:t>
+      </w:r>
+      <w:proofErr w:type="spellEnd"/>
+      <w:r>
+        <w:rPr>
+          <w:sz w:val="24"/>
+          <w:szCs w:val="24"/>
+          <w:highlight w:val="yellow"/>
+        </w:rPr>
+        <w:t xml:space="preserve"> Project </w:t>
+      </w:r>
+      <w:proofErr w:type="spellStart"/>
+      <w:r>
+        <w:rPr>
+          <w:sz w:val="24"/>
+          <w:szCs w:val="24"/>
+          <w:highlight w:val="yellow"/>
+        </w:rPr>
+        <w:t>SetUP</w:t>
+      </w:r>
+      <w:proofErr w:type="spellEnd"/>
+      <w:r>
+        <w:rPr>
+          <w:sz w:val="24"/>
+          <w:szCs w:val="24"/>
+          <w:highlight w:val="yellow"/>
+        </w:rPr>
+        <w:t>:</w:t>
       </w:r>
     </w:p>
     <w:p>
@@ -3753,12 +4412,21 @@
           <w:szCs w:val="24"/>
         </w:rPr>
       </w:pPr>
-      <w:r>
-        <w:rPr>
-          <w:sz w:val="24"/>
-          <w:szCs w:val="24"/>
-        </w:rPr>
-        <w:t>fastAPI-basics/</w:t>
+      <w:proofErr w:type="spellStart"/>
+      <w:r>
+        <w:rPr>
+          <w:sz w:val="24"/>
+          <w:szCs w:val="24"/>
+        </w:rPr>
+        <w:t>fastAPI</w:t>
+      </w:r>
+      <w:proofErr w:type="spellEnd"/>
+      <w:r>
+        <w:rPr>
+          <w:sz w:val="24"/>
+          <w:szCs w:val="24"/>
+        </w:rPr>
+        <w:t>-basics/</w:t>
       </w:r>
     </w:p>
     <w:p>
@@ -3804,21 +4472,38 @@
           <w:sz w:val="24"/>
           <w:szCs w:val="24"/>
         </w:rPr>
-        <w:t xml:space="preserve"> .venv/</w:t>
-      </w:r>
-    </w:p>
-    <w:p>
-      <w:pPr>
-        <w:rPr>
-          <w:sz w:val="24"/>
-          <w:szCs w:val="24"/>
-        </w:rPr>
-      </w:pPr>
-      <w:r>
-        <w:rPr>
-          <w:sz w:val="24"/>
-          <w:szCs w:val="24"/>
-        </w:rPr>
+        <w:t xml:space="preserve"> .</w:t>
+      </w:r>
+      <w:proofErr w:type="spellStart"/>
+      <w:r>
+        <w:rPr>
+          <w:sz w:val="24"/>
+          <w:szCs w:val="24"/>
+        </w:rPr>
+        <w:t>venv</w:t>
+      </w:r>
+      <w:proofErr w:type="spellEnd"/>
+      <w:r>
+        <w:rPr>
+          <w:sz w:val="24"/>
+          <w:szCs w:val="24"/>
+        </w:rPr>
+        <w:t>/</w:t>
+      </w:r>
+    </w:p>
+    <w:p>
+      <w:pPr>
+        <w:rPr>
+          <w:sz w:val="24"/>
+          <w:szCs w:val="24"/>
+        </w:rPr>
+      </w:pPr>
+      <w:r>
+        <w:rPr>
+          <w:sz w:val="24"/>
+          <w:szCs w:val="24"/>
+        </w:rPr>
+        <w:lastRenderedPageBreak/>
         <w:t>│</w:t>
       </w:r>
     </w:p>
@@ -3866,7 +4551,6 @@
           <w:sz w:val="24"/>
           <w:szCs w:val="24"/>
         </w:rPr>
-        <w:lastRenderedPageBreak/>
         <w:t>├</w:t>
       </w:r>
       <w:r>
@@ -4063,7 +4747,23 @@
                 <w:sz w:val="24"/>
                 <w:szCs w:val="24"/>
               </w:rPr>
-              <w:t>.venv/</w:t>
+              <w:t>.</w:t>
+            </w:r>
+            <w:proofErr w:type="spellStart"/>
+            <w:r>
+              <w:rPr>
+                <w:sz w:val="24"/>
+                <w:szCs w:val="24"/>
+              </w:rPr>
+              <w:t>venv</w:t>
+            </w:r>
+            <w:proofErr w:type="spellEnd"/>
+            <w:r>
+              <w:rPr>
+                <w:sz w:val="24"/>
+                <w:szCs w:val="24"/>
+              </w:rPr>
+              <w:t>/</w:t>
             </w:r>
           </w:p>
         </w:tc>
@@ -4151,7 +4851,23 @@
                 <w:sz w:val="24"/>
                 <w:szCs w:val="24"/>
               </w:rPr>
-              <w:t>Main FastAPI application</w:t>
+              <w:t xml:space="preserve">Main </w:t>
+            </w:r>
+            <w:proofErr w:type="spellStart"/>
+            <w:r>
+              <w:rPr>
+                <w:sz w:val="24"/>
+                <w:szCs w:val="24"/>
+              </w:rPr>
+              <w:t>FastAPI</w:t>
+            </w:r>
+            <w:proofErr w:type="spellEnd"/>
+            <w:r>
+              <w:rPr>
+                <w:sz w:val="24"/>
+                <w:szCs w:val="24"/>
+              </w:rPr>
+              <w:t xml:space="preserve"> application</w:t>
             </w:r>
           </w:p>
         </w:tc>
@@ -4268,12 +4984,21 @@
                 <w:szCs w:val="24"/>
               </w:rPr>
             </w:pPr>
+            <w:proofErr w:type="spellStart"/>
             <w:r>
               <w:rPr>
                 <w:sz w:val="24"/>
                 <w:szCs w:val="24"/>
               </w:rPr>
-              <w:t>Pydantic models / DTOs</w:t>
+              <w:t>Pydantic</w:t>
+            </w:r>
+            <w:proofErr w:type="spellEnd"/>
+            <w:r>
+              <w:rPr>
+                <w:sz w:val="24"/>
+                <w:szCs w:val="24"/>
+              </w:rPr>
+              <w:t xml:space="preserve"> models / DTOs</w:t>
             </w:r>
           </w:p>
         </w:tc>
@@ -4340,6 +5065,14 @@
         </w:tc>
       </w:tr>
     </w:tbl>
+    <w:p>
+      <w:pPr>
+        <w:rPr>
+          <w:sz w:val="24"/>
+          <w:szCs w:val="24"/>
+        </w:rPr>
+      </w:pPr>
+    </w:p>
     <w:p>
       <w:pPr>
         <w:rPr>

--- a/Fast_API.docx
+++ b/Fast_API.docx
@@ -413,6 +413,7 @@
         <w:t xml:space="preserve">app = </w:t>
       </w:r>
       <w:proofErr w:type="spellStart"/>
+      <w:proofErr w:type="gramStart"/>
       <w:r>
         <w:rPr>
           <w:sz w:val="24"/>
@@ -428,9 +429,19 @@
           <w:szCs w:val="24"/>
           <w:highlight w:val="green"/>
         </w:rPr>
-        <w:t xml:space="preserve">() //here, we create </w:t>
+        <w:t>(</w:t>
+      </w:r>
+      <w:proofErr w:type="gramEnd"/>
+      <w:r>
+        <w:rPr>
+          <w:sz w:val="24"/>
+          <w:szCs w:val="24"/>
+          <w:highlight w:val="green"/>
+        </w:rPr>
+        <w:t xml:space="preserve">) //here, we create </w:t>
       </w:r>
       <w:proofErr w:type="spellStart"/>
+      <w:proofErr w:type="gramStart"/>
       <w:r>
         <w:rPr>
           <w:sz w:val="24"/>
@@ -440,6 +451,7 @@
         <w:t>a</w:t>
       </w:r>
       <w:proofErr w:type="spellEnd"/>
+      <w:proofErr w:type="gramEnd"/>
       <w:r>
         <w:rPr>
           <w:sz w:val="24"/>
@@ -1762,7 +1774,23 @@
           <w:sz w:val="24"/>
           <w:szCs w:val="24"/>
         </w:rPr>
-        <w:t xml:space="preserve"> given any path parameter, it will finds out simply that it i</w:t>
+        <w:t xml:space="preserve"> given any path parameter, it will </w:t>
+      </w:r>
+      <w:proofErr w:type="gramStart"/>
+      <w:r>
+        <w:rPr>
+          <w:sz w:val="24"/>
+          <w:szCs w:val="24"/>
+        </w:rPr>
+        <w:t>finds</w:t>
+      </w:r>
+      <w:proofErr w:type="gramEnd"/>
+      <w:r>
+        <w:rPr>
+          <w:sz w:val="24"/>
+          <w:szCs w:val="24"/>
+        </w:rPr>
+        <w:t xml:space="preserve"> out simply that it i</w:t>
       </w:r>
       <w:r>
         <w:rPr>
@@ -1791,7 +1819,23 @@
           <w:sz w:val="24"/>
           <w:szCs w:val="24"/>
         </w:rPr>
-        <w:t xml:space="preserve">query parameters are key-value pairs appended after the ? in a URL (e.g., /items/?skip=0&amp;limit=10) used primarily for filtering, sorting, or paginating data. Any function argument in your path operation that is </w:t>
+        <w:t xml:space="preserve">query parameters are key-value pairs appended after </w:t>
+      </w:r>
+      <w:proofErr w:type="gramStart"/>
+      <w:r>
+        <w:rPr>
+          <w:sz w:val="24"/>
+          <w:szCs w:val="24"/>
+        </w:rPr>
+        <w:t>the ?</w:t>
+      </w:r>
+      <w:proofErr w:type="gramEnd"/>
+      <w:r>
+        <w:rPr>
+          <w:sz w:val="24"/>
+          <w:szCs w:val="24"/>
+        </w:rPr>
+        <w:t xml:space="preserve"> in a URL (e.g., /items/?skip=0&amp;limit=10) used primarily for filtering, sorting, or paginating data. Any function argument in your path operation that is </w:t>
       </w:r>
       <w:r>
         <w:rPr>
@@ -1939,7 +1983,39 @@
           <w:sz w:val="24"/>
           <w:szCs w:val="24"/>
         </w:rPr>
-        <w:t>If we have add a query parameter means ?&lt;name&gt; after greet and observe the output.</w:t>
+        <w:t xml:space="preserve">If we have </w:t>
+      </w:r>
+      <w:proofErr w:type="gramStart"/>
+      <w:r>
+        <w:rPr>
+          <w:sz w:val="24"/>
+          <w:szCs w:val="24"/>
+        </w:rPr>
+        <w:t>add</w:t>
+      </w:r>
+      <w:proofErr w:type="gramEnd"/>
+      <w:r>
+        <w:rPr>
+          <w:sz w:val="24"/>
+          <w:szCs w:val="24"/>
+        </w:rPr>
+        <w:t xml:space="preserve"> a query parameter </w:t>
+      </w:r>
+      <w:proofErr w:type="gramStart"/>
+      <w:r>
+        <w:rPr>
+          <w:sz w:val="24"/>
+          <w:szCs w:val="24"/>
+        </w:rPr>
+        <w:t>means ?</w:t>
+      </w:r>
+      <w:proofErr w:type="gramEnd"/>
+      <w:r>
+        <w:rPr>
+          <w:sz w:val="24"/>
+          <w:szCs w:val="24"/>
+        </w:rPr>
+        <w:t>&lt;name&gt; after greet and observe the output.</w:t>
       </w:r>
     </w:p>
     <w:p>
@@ -2301,7 +2377,15 @@
           <w:sz w:val="24"/>
           <w:szCs w:val="24"/>
         </w:rPr>
-        <w:t>get_user</w:t>
+        <w:t>get_</w:t>
+      </w:r>
+      <w:proofErr w:type="gramStart"/>
+      <w:r>
+        <w:rPr>
+          <w:sz w:val="24"/>
+          <w:szCs w:val="24"/>
+        </w:rPr>
+        <w:t>user</w:t>
       </w:r>
       <w:proofErr w:type="spellEnd"/>
       <w:r>
@@ -2312,6 +2396,7 @@
         <w:t>(</w:t>
       </w:r>
       <w:proofErr w:type="spellStart"/>
+      <w:proofErr w:type="gramEnd"/>
       <w:r>
         <w:rPr>
           <w:sz w:val="24"/>
@@ -2639,12 +2724,21 @@
         <w:t>/</w:t>
       </w:r>
       <w:proofErr w:type="spellStart"/>
-      <w:r>
-        <w:rPr>
-          <w:sz w:val="24"/>
-          <w:szCs w:val="24"/>
-        </w:rPr>
-        <w:t>users?age</w:t>
+      <w:proofErr w:type="gramStart"/>
+      <w:r>
+        <w:rPr>
+          <w:sz w:val="24"/>
+          <w:szCs w:val="24"/>
+        </w:rPr>
+        <w:t>users</w:t>
+      </w:r>
+      <w:proofErr w:type="gramEnd"/>
+      <w:r>
+        <w:rPr>
+          <w:sz w:val="24"/>
+          <w:szCs w:val="24"/>
+        </w:rPr>
+        <w:t>?age</w:t>
       </w:r>
       <w:proofErr w:type="spellEnd"/>
       <w:r>
@@ -2670,12 +2764,21 @@
         <w:t>/</w:t>
       </w:r>
       <w:proofErr w:type="spellStart"/>
-      <w:r>
-        <w:rPr>
-          <w:sz w:val="24"/>
-          <w:szCs w:val="24"/>
-        </w:rPr>
-        <w:t>users?city</w:t>
+      <w:proofErr w:type="gramStart"/>
+      <w:r>
+        <w:rPr>
+          <w:sz w:val="24"/>
+          <w:szCs w:val="24"/>
+        </w:rPr>
+        <w:t>users</w:t>
+      </w:r>
+      <w:proofErr w:type="gramEnd"/>
+      <w:r>
+        <w:rPr>
+          <w:sz w:val="24"/>
+          <w:szCs w:val="24"/>
+        </w:rPr>
+        <w:t>?city</w:t>
       </w:r>
       <w:proofErr w:type="spellEnd"/>
       <w:r>
@@ -2701,12 +2804,21 @@
         <w:t>/</w:t>
       </w:r>
       <w:proofErr w:type="spellStart"/>
-      <w:r>
-        <w:rPr>
-          <w:sz w:val="24"/>
-          <w:szCs w:val="24"/>
-        </w:rPr>
-        <w:t>users?sort</w:t>
+      <w:proofErr w:type="gramStart"/>
+      <w:r>
+        <w:rPr>
+          <w:sz w:val="24"/>
+          <w:szCs w:val="24"/>
+        </w:rPr>
+        <w:t>users</w:t>
+      </w:r>
+      <w:proofErr w:type="gramEnd"/>
+      <w:r>
+        <w:rPr>
+          <w:sz w:val="24"/>
+          <w:szCs w:val="24"/>
+        </w:rPr>
+        <w:t>?sort</w:t>
       </w:r>
       <w:proofErr w:type="spellEnd"/>
       <w:r>
@@ -2732,12 +2844,21 @@
         <w:t>/</w:t>
       </w:r>
       <w:proofErr w:type="spellStart"/>
-      <w:r>
-        <w:rPr>
-          <w:sz w:val="24"/>
-          <w:szCs w:val="24"/>
-        </w:rPr>
-        <w:t>users?limit</w:t>
+      <w:proofErr w:type="gramStart"/>
+      <w:r>
+        <w:rPr>
+          <w:sz w:val="24"/>
+          <w:szCs w:val="24"/>
+        </w:rPr>
+        <w:t>users</w:t>
+      </w:r>
+      <w:proofErr w:type="gramEnd"/>
+      <w:r>
+        <w:rPr>
+          <w:sz w:val="24"/>
+          <w:szCs w:val="24"/>
+        </w:rPr>
+        <w:t>?limit</w:t>
       </w:r>
       <w:proofErr w:type="spellEnd"/>
       <w:r>
@@ -2829,7 +2950,15 @@
           <w:sz w:val="24"/>
           <w:szCs w:val="24"/>
         </w:rPr>
-        <w:t>get_users</w:t>
+        <w:t>get_</w:t>
+      </w:r>
+      <w:proofErr w:type="gramStart"/>
+      <w:r>
+        <w:rPr>
+          <w:sz w:val="24"/>
+          <w:szCs w:val="24"/>
+        </w:rPr>
+        <w:t>users</w:t>
       </w:r>
       <w:proofErr w:type="spellEnd"/>
       <w:r>
@@ -2837,7 +2966,15 @@
           <w:sz w:val="24"/>
           <w:szCs w:val="24"/>
         </w:rPr>
-        <w:t>(age: int = None):</w:t>
+        <w:t>(</w:t>
+      </w:r>
+      <w:proofErr w:type="gramEnd"/>
+      <w:r>
+        <w:rPr>
+          <w:sz w:val="24"/>
+          <w:szCs w:val="24"/>
+        </w:rPr>
+        <w:t>age: int = None):</w:t>
       </w:r>
     </w:p>
     <w:p>
@@ -2886,12 +3023,21 @@
         <w:t>/</w:t>
       </w:r>
       <w:proofErr w:type="spellStart"/>
-      <w:r>
-        <w:rPr>
-          <w:sz w:val="24"/>
-          <w:szCs w:val="24"/>
-        </w:rPr>
-        <w:t>users?age</w:t>
+      <w:proofErr w:type="gramStart"/>
+      <w:r>
+        <w:rPr>
+          <w:sz w:val="24"/>
+          <w:szCs w:val="24"/>
+        </w:rPr>
+        <w:t>users</w:t>
+      </w:r>
+      <w:proofErr w:type="gramEnd"/>
+      <w:r>
+        <w:rPr>
+          <w:sz w:val="24"/>
+          <w:szCs w:val="24"/>
+        </w:rPr>
+        <w:t>?age</w:t>
       </w:r>
       <w:proofErr w:type="spellEnd"/>
       <w:r>
@@ -3171,6 +3317,7 @@
                 <w:szCs w:val="24"/>
               </w:rPr>
             </w:pPr>
+            <w:proofErr w:type="gramStart"/>
             <w:r>
               <w:rPr>
                 <w:sz w:val="24"/>
@@ -3178,6 +3325,7 @@
               </w:rPr>
               <w:t>After ?</w:t>
             </w:r>
+            <w:proofErr w:type="gramEnd"/>
           </w:p>
         </w:tc>
       </w:tr>
@@ -3252,12 +3400,21 @@
               <w:t>/</w:t>
             </w:r>
             <w:proofErr w:type="spellStart"/>
+            <w:proofErr w:type="gramStart"/>
             <w:r>
               <w:rPr>
                 <w:sz w:val="24"/>
                 <w:szCs w:val="24"/>
               </w:rPr>
-              <w:t>users?id</w:t>
+              <w:t>users</w:t>
+            </w:r>
+            <w:proofErr w:type="gramEnd"/>
+            <w:r>
+              <w:rPr>
+                <w:sz w:val="24"/>
+                <w:szCs w:val="24"/>
+              </w:rPr>
+              <w:t>?id</w:t>
             </w:r>
             <w:proofErr w:type="spellEnd"/>
             <w:r>
@@ -3341,12 +3498,21 @@
               <w:t>/</w:t>
             </w:r>
             <w:proofErr w:type="spellStart"/>
+            <w:proofErr w:type="gramStart"/>
             <w:r>
               <w:rPr>
                 <w:sz w:val="24"/>
                 <w:szCs w:val="24"/>
               </w:rPr>
-              <w:t>users?id</w:t>
+              <w:t>users</w:t>
+            </w:r>
+            <w:proofErr w:type="gramEnd"/>
+            <w:r>
+              <w:rPr>
+                <w:sz w:val="24"/>
+                <w:szCs w:val="24"/>
+              </w:rPr>
+              <w:t>?id</w:t>
             </w:r>
             <w:proofErr w:type="spellEnd"/>
             <w:r>
@@ -3800,7 +3966,23 @@
           <w:sz w:val="24"/>
           <w:szCs w:val="24"/>
         </w:rPr>
-        <w:t xml:space="preserve">When we use post method, we can send data from client(postman) to server using body(using post or put), </w:t>
+        <w:t xml:space="preserve">When we use post method, we can send data from client(postman) to server using </w:t>
+      </w:r>
+      <w:proofErr w:type="gramStart"/>
+      <w:r>
+        <w:rPr>
+          <w:sz w:val="24"/>
+          <w:szCs w:val="24"/>
+        </w:rPr>
+        <w:t>body(</w:t>
+      </w:r>
+      <w:proofErr w:type="gramEnd"/>
+      <w:r>
+        <w:rPr>
+          <w:sz w:val="24"/>
+          <w:szCs w:val="24"/>
+        </w:rPr>
+        <w:t xml:space="preserve">using post or put), </w:t>
       </w:r>
       <w:r>
         <w:rPr>
@@ -3986,7 +4168,23 @@
           <w:sz w:val="24"/>
           <w:szCs w:val="24"/>
         </w:rPr>
-        <w:t xml:space="preserve">Here, the product that created in Postman using Post method is given as the parameter to the function. The variable body represents { id:3………………….}, variable name can be anything, not only body. </w:t>
+        <w:t xml:space="preserve">Here, the product that created in Postman using Post method is given as the parameter to the function. The variable body represents </w:t>
+      </w:r>
+      <w:proofErr w:type="gramStart"/>
+      <w:r>
+        <w:rPr>
+          <w:sz w:val="24"/>
+          <w:szCs w:val="24"/>
+        </w:rPr>
+        <w:t>{ id</w:t>
+      </w:r>
+      <w:proofErr w:type="gramEnd"/>
+      <w:r>
+        <w:rPr>
+          <w:sz w:val="24"/>
+          <w:szCs w:val="24"/>
+        </w:rPr>
+        <w:t xml:space="preserve">:3………………….}, variable name can be anything, not only body. </w:t>
       </w:r>
       <w:proofErr w:type="spellStart"/>
       <w:r>
@@ -4022,6 +4220,7 @@
         <w:t xml:space="preserve">Now the body = {id :3, </w:t>
       </w:r>
       <w:proofErr w:type="spellStart"/>
+      <w:proofErr w:type="gramStart"/>
       <w:r>
         <w:rPr>
           <w:sz w:val="24"/>
@@ -4030,6 +4229,7 @@
         <w:t>product:mens</w:t>
       </w:r>
       <w:proofErr w:type="spellEnd"/>
+      <w:proofErr w:type="gramEnd"/>
       <w:r>
         <w:rPr>
           <w:sz w:val="24"/>
@@ -4160,6 +4360,7 @@
         </w:rPr>
       </w:pPr>
       <w:proofErr w:type="spellStart"/>
+      <w:proofErr w:type="gramStart"/>
       <w:r>
         <w:rPr>
           <w:sz w:val="24"/>
@@ -4175,6 +4376,7 @@
         <w:t>odel.dump</w:t>
       </w:r>
       <w:proofErr w:type="spellEnd"/>
+      <w:proofErr w:type="gramEnd"/>
       <w:r>
         <w:rPr>
           <w:sz w:val="24"/>
@@ -4465,7 +4667,16 @@
           <w:sz w:val="24"/>
           <w:szCs w:val="24"/>
         </w:rPr>
-        <w:t>──</w:t>
+        <w:t>─</w:t>
+      </w:r>
+      <w:proofErr w:type="gramStart"/>
+      <w:r>
+        <w:rPr>
+          <w:rFonts w:ascii="Calibri" w:hAnsi="Calibri" w:cs="Calibri"/>
+          <w:sz w:val="24"/>
+          <w:szCs w:val="24"/>
+        </w:rPr>
+        <w:t>─</w:t>
       </w:r>
       <w:r>
         <w:rPr>
@@ -4483,6 +4694,7 @@
         <w:t>venv</w:t>
       </w:r>
       <w:proofErr w:type="spellEnd"/>
+      <w:proofErr w:type="gramEnd"/>
       <w:r>
         <w:rPr>
           <w:sz w:val="24"/>
@@ -4742,6 +4954,7 @@
                 <w:szCs w:val="24"/>
               </w:rPr>
             </w:pPr>
+            <w:proofErr w:type="gramStart"/>
             <w:r>
               <w:rPr>
                 <w:sz w:val="24"/>
@@ -4758,6 +4971,7 @@
               <w:t>venv</w:t>
             </w:r>
             <w:proofErr w:type="spellEnd"/>
+            <w:proofErr w:type="gramEnd"/>
             <w:r>
               <w:rPr>
                 <w:sz w:val="24"/>
@@ -5072,6 +5286,55 @@
           <w:szCs w:val="24"/>
         </w:rPr>
       </w:pPr>
+    </w:p>
+    <w:p>
+      <w:pPr>
+        <w:rPr>
+          <w:sz w:val="24"/>
+          <w:szCs w:val="24"/>
+        </w:rPr>
+      </w:pPr>
+      <w:r>
+        <w:rPr>
+          <w:sz w:val="24"/>
+          <w:szCs w:val="24"/>
+        </w:rPr>
+        <w:drawing>
+          <wp:inline distT="0" distB="0" distL="0" distR="0" wp14:anchorId="23804976" wp14:editId="15CBDB55">
+            <wp:extent cx="5731510" cy="1698625"/>
+            <wp:effectExtent l="0" t="0" r="2540" b="0"/>
+            <wp:docPr id="487347614" name="Picture 1"/>
+            <wp:cNvGraphicFramePr>
+              <a:graphicFrameLocks xmlns:a="http://schemas.openxmlformats.org/drawingml/2006/main" noChangeAspect="1"/>
+            </wp:cNvGraphicFramePr>
+            <a:graphic xmlns:a="http://schemas.openxmlformats.org/drawingml/2006/main">
+              <a:graphicData uri="http://schemas.openxmlformats.org/drawingml/2006/picture">
+                <pic:pic xmlns:pic="http://schemas.openxmlformats.org/drawingml/2006/picture">
+                  <pic:nvPicPr>
+                    <pic:cNvPr id="487347614" name=""/>
+                    <pic:cNvPicPr/>
+                  </pic:nvPicPr>
+                  <pic:blipFill>
+                    <a:blip r:embed="rId33"/>
+                    <a:stretch>
+                      <a:fillRect/>
+                    </a:stretch>
+                  </pic:blipFill>
+                  <pic:spPr>
+                    <a:xfrm>
+                      <a:off x="0" y="0"/>
+                      <a:ext cx="5731510" cy="1698625"/>
+                    </a:xfrm>
+                    <a:prstGeom prst="rect">
+                      <a:avLst/>
+                    </a:prstGeom>
+                  </pic:spPr>
+                </pic:pic>
+              </a:graphicData>
+            </a:graphic>
+          </wp:inline>
+        </w:drawing>
+      </w:r>
     </w:p>
     <w:p>
       <w:pPr>

--- a/Fast_API.docx
+++ b/Fast_API.docx
@@ -144,39 +144,7 @@
           <w:sz w:val="24"/>
           <w:szCs w:val="24"/>
         </w:rPr>
-        <w:t xml:space="preserve"> Automatic Data Validation - Built on top of </w:t>
-      </w:r>
-      <w:proofErr w:type="spellStart"/>
-      <w:r>
-        <w:rPr>
-          <w:sz w:val="24"/>
-          <w:szCs w:val="24"/>
-        </w:rPr>
-        <w:t>Pydantic</w:t>
-      </w:r>
-      <w:proofErr w:type="spellEnd"/>
-      <w:r>
-        <w:rPr>
-          <w:sz w:val="24"/>
-          <w:szCs w:val="24"/>
-        </w:rPr>
-        <w:t xml:space="preserve">, </w:t>
-      </w:r>
-      <w:proofErr w:type="spellStart"/>
-      <w:r>
-        <w:rPr>
-          <w:sz w:val="24"/>
-          <w:szCs w:val="24"/>
-        </w:rPr>
-        <w:t>FastAPI</w:t>
-      </w:r>
-      <w:proofErr w:type="spellEnd"/>
-      <w:r>
-        <w:rPr>
-          <w:sz w:val="24"/>
-          <w:szCs w:val="24"/>
-        </w:rPr>
-        <w:t xml:space="preserve"> provides automatic data validation and parsing. No need to write validation code manually! </w:t>
+        <w:t xml:space="preserve"> Automatic Data Validation - Built on top of Pydantic, FastAPI provides automatic data validation and parsing. No need to write validation code manually! </w:t>
       </w:r>
     </w:p>
     <w:p>
@@ -196,23 +164,7 @@
           <w:sz w:val="24"/>
           <w:szCs w:val="24"/>
         </w:rPr>
-        <w:t xml:space="preserve"> Easy to Learn - The easiest Python web framework to learn. If you want to quickly master backend development, </w:t>
-      </w:r>
-      <w:proofErr w:type="spellStart"/>
-      <w:r>
-        <w:rPr>
-          <w:sz w:val="24"/>
-          <w:szCs w:val="24"/>
-        </w:rPr>
-        <w:t>FastAPI</w:t>
-      </w:r>
-      <w:proofErr w:type="spellEnd"/>
-      <w:r>
-        <w:rPr>
-          <w:sz w:val="24"/>
-          <w:szCs w:val="24"/>
-        </w:rPr>
-        <w:t xml:space="preserve"> is your best choice.</w:t>
+        <w:t xml:space="preserve"> Easy to Learn - The easiest Python web framework to learn. If you want to quickly master backend development, FastAPI is your best choice.</w:t>
       </w:r>
     </w:p>
     <w:p>
@@ -232,23 +184,7 @@
           <w:sz w:val="24"/>
           <w:szCs w:val="24"/>
         </w:rPr>
-        <w:t xml:space="preserve"> Asynchronous Programming - </w:t>
-      </w:r>
-      <w:proofErr w:type="spellStart"/>
-      <w:r>
-        <w:rPr>
-          <w:sz w:val="24"/>
-          <w:szCs w:val="24"/>
-        </w:rPr>
-        <w:t>FastAPI</w:t>
-      </w:r>
-      <w:proofErr w:type="spellEnd"/>
-      <w:r>
-        <w:rPr>
-          <w:sz w:val="24"/>
-          <w:szCs w:val="24"/>
-        </w:rPr>
-        <w:t xml:space="preserve"> supports async/await, allowing your application to handle multiple requests simultaneously for better performance. </w:t>
+        <w:t xml:space="preserve"> Asynchronous Programming - FastAPI supports async/await, allowing your application to handle multiple requests simultaneously for better performance. </w:t>
       </w:r>
     </w:p>
     <w:p>
@@ -268,39 +204,7 @@
           <w:sz w:val="24"/>
           <w:szCs w:val="24"/>
         </w:rPr>
-        <w:t xml:space="preserve"> High Demand Jobs - </w:t>
-      </w:r>
-      <w:proofErr w:type="spellStart"/>
-      <w:r>
-        <w:rPr>
-          <w:sz w:val="24"/>
-          <w:szCs w:val="24"/>
-        </w:rPr>
-        <w:t>FastAPI</w:t>
-      </w:r>
-      <w:proofErr w:type="spellEnd"/>
-      <w:r>
-        <w:rPr>
-          <w:sz w:val="24"/>
-          <w:szCs w:val="24"/>
-        </w:rPr>
-        <w:t xml:space="preserve"> has amazing job openings compared to other frameworks. Companies are actively hiring </w:t>
-      </w:r>
-      <w:proofErr w:type="spellStart"/>
-      <w:r>
-        <w:rPr>
-          <w:sz w:val="24"/>
-          <w:szCs w:val="24"/>
-        </w:rPr>
-        <w:t>FastAPI</w:t>
-      </w:r>
-      <w:proofErr w:type="spellEnd"/>
-      <w:r>
-        <w:rPr>
-          <w:sz w:val="24"/>
-          <w:szCs w:val="24"/>
-        </w:rPr>
-        <w:t xml:space="preserve"> developers in 2024.</w:t>
+        <w:t xml:space="preserve"> High Demand Jobs - FastAPI has amazing job openings compared to other frameworks. Companies are actively hiring FastAPI developers in 2024.</w:t>
       </w:r>
     </w:p>
     <w:p>
@@ -346,56 +250,15 @@
           <w:sz w:val="24"/>
           <w:szCs w:val="24"/>
         </w:rPr>
-        <w:t xml:space="preserve">from </w:t>
-      </w:r>
-      <w:proofErr w:type="spellStart"/>
-      <w:r>
-        <w:rPr>
-          <w:sz w:val="24"/>
-          <w:szCs w:val="24"/>
-        </w:rPr>
-        <w:t>fastapi</w:t>
-      </w:r>
-      <w:proofErr w:type="spellEnd"/>
-      <w:r>
-        <w:rPr>
-          <w:sz w:val="24"/>
-          <w:szCs w:val="24"/>
-        </w:rPr>
-        <w:t xml:space="preserve"> import </w:t>
-      </w:r>
-      <w:proofErr w:type="spellStart"/>
-      <w:r>
-        <w:rPr>
-          <w:sz w:val="24"/>
-          <w:szCs w:val="24"/>
-        </w:rPr>
-        <w:t>FastAPI</w:t>
-      </w:r>
-      <w:proofErr w:type="spellEnd"/>
+        <w:t>from fastapi import FastAPI</w:t>
+      </w:r>
       <w:r>
         <w:rPr>
           <w:sz w:val="24"/>
           <w:szCs w:val="24"/>
         </w:rPr>
         <w:br/>
-        <w:t xml:space="preserve">here </w:t>
-      </w:r>
-      <w:proofErr w:type="spellStart"/>
-      <w:r>
-        <w:rPr>
-          <w:sz w:val="24"/>
-          <w:szCs w:val="24"/>
-        </w:rPr>
-        <w:t>FastAPI</w:t>
-      </w:r>
-      <w:proofErr w:type="spellEnd"/>
-      <w:r>
-        <w:rPr>
-          <w:sz w:val="24"/>
-          <w:szCs w:val="24"/>
-        </w:rPr>
-        <w:t xml:space="preserve"> is the class, for which we need to create an object to access.</w:t>
+        <w:t>here FastAPI is the class, for which we need to create an object to access.</w:t>
       </w:r>
       <w:r>
         <w:rPr>
@@ -410,73 +273,7 @@
           <w:szCs w:val="24"/>
           <w:highlight w:val="green"/>
         </w:rPr>
-        <w:t xml:space="preserve">app = </w:t>
-      </w:r>
-      <w:proofErr w:type="spellStart"/>
-      <w:proofErr w:type="gramStart"/>
-      <w:r>
-        <w:rPr>
-          <w:sz w:val="24"/>
-          <w:szCs w:val="24"/>
-          <w:highlight w:val="green"/>
-        </w:rPr>
-        <w:t>FastAPI</w:t>
-      </w:r>
-      <w:proofErr w:type="spellEnd"/>
-      <w:r>
-        <w:rPr>
-          <w:sz w:val="24"/>
-          <w:szCs w:val="24"/>
-          <w:highlight w:val="green"/>
-        </w:rPr>
-        <w:t>(</w:t>
-      </w:r>
-      <w:proofErr w:type="gramEnd"/>
-      <w:r>
-        <w:rPr>
-          <w:sz w:val="24"/>
-          <w:szCs w:val="24"/>
-          <w:highlight w:val="green"/>
-        </w:rPr>
-        <w:t xml:space="preserve">) //here, we create </w:t>
-      </w:r>
-      <w:proofErr w:type="spellStart"/>
-      <w:proofErr w:type="gramStart"/>
-      <w:r>
-        <w:rPr>
-          <w:sz w:val="24"/>
-          <w:szCs w:val="24"/>
-          <w:highlight w:val="green"/>
-        </w:rPr>
-        <w:t>a</w:t>
-      </w:r>
-      <w:proofErr w:type="spellEnd"/>
-      <w:proofErr w:type="gramEnd"/>
-      <w:r>
-        <w:rPr>
-          <w:sz w:val="24"/>
-          <w:szCs w:val="24"/>
-          <w:highlight w:val="green"/>
-        </w:rPr>
-        <w:t xml:space="preserve"> object for the class </w:t>
-      </w:r>
-      <w:proofErr w:type="spellStart"/>
-      <w:r>
-        <w:rPr>
-          <w:sz w:val="24"/>
-          <w:szCs w:val="24"/>
-          <w:highlight w:val="green"/>
-        </w:rPr>
-        <w:t>FastAPI</w:t>
-      </w:r>
-      <w:proofErr w:type="spellEnd"/>
-      <w:r>
-        <w:rPr>
-          <w:sz w:val="24"/>
-          <w:szCs w:val="24"/>
-          <w:highlight w:val="green"/>
-        </w:rPr>
-        <w:t>. This line also starts the server.</w:t>
+        <w:t>app = FastAPI() //here, we create a object for the class FastAPI. This line also starts the server.</w:t>
       </w:r>
     </w:p>
     <w:p>
@@ -756,23 +553,7 @@
           <w:sz w:val="24"/>
           <w:szCs w:val="24"/>
         </w:rPr>
-        <w:t xml:space="preserve">Details not found, means we can say, </w:t>
-      </w:r>
-      <w:proofErr w:type="spellStart"/>
-      <w:r>
-        <w:rPr>
-          <w:sz w:val="24"/>
-          <w:szCs w:val="24"/>
-        </w:rPr>
-        <w:t>fastapi</w:t>
-      </w:r>
-      <w:proofErr w:type="spellEnd"/>
-      <w:r>
-        <w:rPr>
-          <w:sz w:val="24"/>
-          <w:szCs w:val="24"/>
-        </w:rPr>
-        <w:t xml:space="preserve"> server is running, but we haven’t configured anything.</w:t>
+        <w:t>Details not found, means we can say, fastapi server is running, but we haven’t configured anything.</w:t>
       </w:r>
     </w:p>
     <w:p>
@@ -936,23 +717,7 @@
           <w:sz w:val="24"/>
           <w:szCs w:val="24"/>
         </w:rPr>
-        <w:t xml:space="preserve">We have to define a method, to identify it as a </w:t>
-      </w:r>
-      <w:proofErr w:type="spellStart"/>
-      <w:r>
-        <w:rPr>
-          <w:sz w:val="24"/>
-          <w:szCs w:val="24"/>
-        </w:rPr>
-        <w:t>fastapi</w:t>
-      </w:r>
-      <w:proofErr w:type="spellEnd"/>
-      <w:r>
-        <w:rPr>
-          <w:sz w:val="24"/>
-          <w:szCs w:val="24"/>
-        </w:rPr>
-        <w:t xml:space="preserve"> method we use @app.get(</w:t>
+        <w:t>We have to define a method, to identify it as a fastapi method we use @app.get(</w:t>
       </w:r>
       <w:r>
         <w:rPr>
@@ -1600,23 +1365,7 @@
           <w:sz w:val="24"/>
           <w:szCs w:val="24"/>
         </w:rPr>
-        <w:t xml:space="preserve">Here, </w:t>
-      </w:r>
-      <w:proofErr w:type="spellStart"/>
-      <w:r>
-        <w:rPr>
-          <w:sz w:val="24"/>
-          <w:szCs w:val="24"/>
-        </w:rPr>
-        <w:t>product_id</w:t>
-      </w:r>
-      <w:proofErr w:type="spellEnd"/>
-      <w:r>
-        <w:rPr>
-          <w:sz w:val="24"/>
-          <w:szCs w:val="24"/>
-        </w:rPr>
-        <w:t xml:space="preserve"> is the path parameter.</w:t>
+        <w:t>Here, product_id is the path parameter.</w:t>
       </w:r>
     </w:p>
     <w:p>
@@ -1735,15 +1484,7 @@
           <w:sz w:val="24"/>
           <w:szCs w:val="24"/>
         </w:rPr>
-        <w:t xml:space="preserve">Query parameter is so simple to define than Path parameter, </w:t>
-      </w:r>
-      <w:proofErr w:type="spellStart"/>
-      <w:r>
-        <w:rPr>
-          <w:sz w:val="24"/>
-          <w:szCs w:val="24"/>
-        </w:rPr>
-        <w:t>fast</w:t>
+        <w:t>Query parameter is so simple to define than Path parameter, fast</w:t>
       </w:r>
       <w:r>
         <w:rPr>
@@ -1752,45 +1493,12 @@
         </w:rPr>
         <w:t>API</w:t>
       </w:r>
-      <w:proofErr w:type="spellEnd"/>
-      <w:r>
-        <w:rPr>
-          <w:sz w:val="24"/>
-          <w:szCs w:val="24"/>
-        </w:rPr>
-        <w:t xml:space="preserve"> is so smart that, if we </w:t>
-      </w:r>
-      <w:proofErr w:type="spellStart"/>
-      <w:r>
-        <w:rPr>
-          <w:sz w:val="24"/>
-          <w:szCs w:val="24"/>
-        </w:rPr>
-        <w:t>havenot</w:t>
-      </w:r>
-      <w:proofErr w:type="spellEnd"/>
-      <w:r>
-        <w:rPr>
-          <w:sz w:val="24"/>
-          <w:szCs w:val="24"/>
-        </w:rPr>
-        <w:t xml:space="preserve"> given any path parameter, it will </w:t>
-      </w:r>
-      <w:proofErr w:type="gramStart"/>
-      <w:r>
-        <w:rPr>
-          <w:sz w:val="24"/>
-          <w:szCs w:val="24"/>
-        </w:rPr>
-        <w:t>finds</w:t>
-      </w:r>
-      <w:proofErr w:type="gramEnd"/>
-      <w:r>
-        <w:rPr>
-          <w:sz w:val="24"/>
-          <w:szCs w:val="24"/>
-        </w:rPr>
-        <w:t xml:space="preserve"> out simply that it i</w:t>
+      <w:r>
+        <w:rPr>
+          <w:sz w:val="24"/>
+          <w:szCs w:val="24"/>
+        </w:rPr>
+        <w:t xml:space="preserve"> is so smart that, if we havenot given any path parameter, it will finds out simply that it i</w:t>
       </w:r>
       <w:r>
         <w:rPr>
@@ -1819,23 +1527,7 @@
           <w:sz w:val="24"/>
           <w:szCs w:val="24"/>
         </w:rPr>
-        <w:t xml:space="preserve">query parameters are key-value pairs appended after </w:t>
-      </w:r>
-      <w:proofErr w:type="gramStart"/>
-      <w:r>
-        <w:rPr>
-          <w:sz w:val="24"/>
-          <w:szCs w:val="24"/>
-        </w:rPr>
-        <w:t>the ?</w:t>
-      </w:r>
-      <w:proofErr w:type="gramEnd"/>
-      <w:r>
-        <w:rPr>
-          <w:sz w:val="24"/>
-          <w:szCs w:val="24"/>
-        </w:rPr>
-        <w:t xml:space="preserve"> in a URL (e.g., /items/?skip=0&amp;limit=10) used primarily for filtering, sorting, or paginating data. Any function argument in your path operation that is </w:t>
+        <w:t xml:space="preserve">query parameters are key-value pairs appended after the ? in a URL (e.g., /items/?skip=0&amp;limit=10) used primarily for filtering, sorting, or paginating data. Any function argument in your path operation that is </w:t>
       </w:r>
       <w:r>
         <w:rPr>
@@ -1851,23 +1543,7 @@
           <w:sz w:val="24"/>
           <w:szCs w:val="24"/>
         </w:rPr>
-        <w:t xml:space="preserve"> is automatically interpreted by </w:t>
-      </w:r>
-      <w:proofErr w:type="spellStart"/>
-      <w:r>
-        <w:rPr>
-          <w:sz w:val="24"/>
-          <w:szCs w:val="24"/>
-        </w:rPr>
-        <w:t>FastAPI</w:t>
-      </w:r>
-      <w:proofErr w:type="spellEnd"/>
-      <w:r>
-        <w:rPr>
-          <w:sz w:val="24"/>
-          <w:szCs w:val="24"/>
-        </w:rPr>
-        <w:t xml:space="preserve"> as a query parameter. </w:t>
+        <w:t xml:space="preserve"> is automatically interpreted by FastAPI as a query parameter. </w:t>
       </w:r>
     </w:p>
     <w:p>
@@ -1983,39 +1659,7 @@
           <w:sz w:val="24"/>
           <w:szCs w:val="24"/>
         </w:rPr>
-        <w:t xml:space="preserve">If we have </w:t>
-      </w:r>
-      <w:proofErr w:type="gramStart"/>
-      <w:r>
-        <w:rPr>
-          <w:sz w:val="24"/>
-          <w:szCs w:val="24"/>
-        </w:rPr>
-        <w:t>add</w:t>
-      </w:r>
-      <w:proofErr w:type="gramEnd"/>
-      <w:r>
-        <w:rPr>
-          <w:sz w:val="24"/>
-          <w:szCs w:val="24"/>
-        </w:rPr>
-        <w:t xml:space="preserve"> a query parameter </w:t>
-      </w:r>
-      <w:proofErr w:type="gramStart"/>
-      <w:r>
-        <w:rPr>
-          <w:sz w:val="24"/>
-          <w:szCs w:val="24"/>
-        </w:rPr>
-        <w:t>means ?</w:t>
-      </w:r>
-      <w:proofErr w:type="gramEnd"/>
-      <w:r>
-        <w:rPr>
-          <w:sz w:val="24"/>
-          <w:szCs w:val="24"/>
-        </w:rPr>
-        <w:t>&lt;name&gt; after greet and observe the output.</w:t>
+        <w:t>If we have add a query parameter means ?&lt;name&gt; after greet and observe the output.</w:t>
       </w:r>
     </w:p>
     <w:p>
@@ -2369,95 +2013,22 @@
           <w:sz w:val="24"/>
           <w:szCs w:val="24"/>
         </w:rPr>
-        <w:t xml:space="preserve">def </w:t>
-      </w:r>
-      <w:proofErr w:type="spellStart"/>
-      <w:r>
-        <w:rPr>
-          <w:sz w:val="24"/>
-          <w:szCs w:val="24"/>
-        </w:rPr>
-        <w:t>get_</w:t>
-      </w:r>
-      <w:proofErr w:type="gramStart"/>
-      <w:r>
-        <w:rPr>
-          <w:sz w:val="24"/>
-          <w:szCs w:val="24"/>
-        </w:rPr>
-        <w:t>user</w:t>
-      </w:r>
-      <w:proofErr w:type="spellEnd"/>
-      <w:r>
-        <w:rPr>
-          <w:sz w:val="24"/>
-          <w:szCs w:val="24"/>
-        </w:rPr>
-        <w:t>(</w:t>
-      </w:r>
-      <w:proofErr w:type="spellStart"/>
-      <w:proofErr w:type="gramEnd"/>
-      <w:r>
-        <w:rPr>
-          <w:sz w:val="24"/>
-          <w:szCs w:val="24"/>
-        </w:rPr>
-        <w:t>user_id</w:t>
-      </w:r>
-      <w:proofErr w:type="spellEnd"/>
-      <w:r>
-        <w:rPr>
-          <w:sz w:val="24"/>
-          <w:szCs w:val="24"/>
-        </w:rPr>
-        <w:t>: int):</w:t>
-      </w:r>
-    </w:p>
-    <w:p>
-      <w:pPr>
-        <w:rPr>
-          <w:sz w:val="24"/>
-          <w:szCs w:val="24"/>
-        </w:rPr>
-      </w:pPr>
-      <w:r>
-        <w:rPr>
-          <w:sz w:val="24"/>
-          <w:szCs w:val="24"/>
-        </w:rPr>
-        <w:t xml:space="preserve">    return {"</w:t>
-      </w:r>
-      <w:proofErr w:type="spellStart"/>
-      <w:r>
-        <w:rPr>
-          <w:sz w:val="24"/>
-          <w:szCs w:val="24"/>
-        </w:rPr>
-        <w:t>user_id</w:t>
-      </w:r>
-      <w:proofErr w:type="spellEnd"/>
-      <w:r>
-        <w:rPr>
-          <w:sz w:val="24"/>
-          <w:szCs w:val="24"/>
-        </w:rPr>
-        <w:t xml:space="preserve">": </w:t>
-      </w:r>
-      <w:proofErr w:type="spellStart"/>
-      <w:r>
-        <w:rPr>
-          <w:sz w:val="24"/>
-          <w:szCs w:val="24"/>
-        </w:rPr>
-        <w:t>user_id</w:t>
-      </w:r>
-      <w:proofErr w:type="spellEnd"/>
-      <w:r>
-        <w:rPr>
-          <w:sz w:val="24"/>
-          <w:szCs w:val="24"/>
-        </w:rPr>
-        <w:t>}</w:t>
+        <w:t>def get_user(user_id: int):</w:t>
+      </w:r>
+    </w:p>
+    <w:p>
+      <w:pPr>
+        <w:rPr>
+          <w:sz w:val="24"/>
+          <w:szCs w:val="24"/>
+        </w:rPr>
+      </w:pPr>
+      <w:r>
+        <w:rPr>
+          <w:sz w:val="24"/>
+          <w:szCs w:val="24"/>
+        </w:rPr>
+        <w:t xml:space="preserve">    return {"user_id": user_id}</w:t>
       </w:r>
     </w:p>
     <w:p>
@@ -2563,23 +2134,7 @@
           <w:sz w:val="24"/>
           <w:szCs w:val="24"/>
         </w:rPr>
-        <w:t xml:space="preserve">India → Hyderabad → </w:t>
-      </w:r>
-      <w:proofErr w:type="spellStart"/>
-      <w:r>
-        <w:rPr>
-          <w:sz w:val="24"/>
-          <w:szCs w:val="24"/>
-        </w:rPr>
-        <w:t>Kokapet</w:t>
-      </w:r>
-      <w:proofErr w:type="spellEnd"/>
-      <w:r>
-        <w:rPr>
-          <w:sz w:val="24"/>
-          <w:szCs w:val="24"/>
-        </w:rPr>
-        <w:t xml:space="preserve"> → House 25</w:t>
+        <w:t>India → Hyderabad → Kokapet → House 25</w:t>
       </w:r>
     </w:p>
     <w:p>
@@ -2721,152 +2276,52 @@
           <w:sz w:val="24"/>
           <w:szCs w:val="24"/>
         </w:rPr>
-        <w:t>/</w:t>
-      </w:r>
-      <w:proofErr w:type="spellStart"/>
-      <w:proofErr w:type="gramStart"/>
-      <w:r>
-        <w:rPr>
-          <w:sz w:val="24"/>
-          <w:szCs w:val="24"/>
-        </w:rPr>
-        <w:t>users</w:t>
-      </w:r>
-      <w:proofErr w:type="gramEnd"/>
-      <w:r>
-        <w:rPr>
-          <w:sz w:val="24"/>
-          <w:szCs w:val="24"/>
-        </w:rPr>
-        <w:t>?age</w:t>
-      </w:r>
-      <w:proofErr w:type="spellEnd"/>
-      <w:r>
-        <w:rPr>
-          <w:sz w:val="24"/>
-          <w:szCs w:val="24"/>
-        </w:rPr>
-        <w:t>=25</w:t>
-      </w:r>
-    </w:p>
-    <w:p>
-      <w:pPr>
-        <w:rPr>
-          <w:sz w:val="24"/>
-          <w:szCs w:val="24"/>
-        </w:rPr>
-      </w:pPr>
-      <w:r>
-        <w:rPr>
-          <w:sz w:val="24"/>
-          <w:szCs w:val="24"/>
-        </w:rPr>
-        <w:t>/</w:t>
-      </w:r>
-      <w:proofErr w:type="spellStart"/>
-      <w:proofErr w:type="gramStart"/>
-      <w:r>
-        <w:rPr>
-          <w:sz w:val="24"/>
-          <w:szCs w:val="24"/>
-        </w:rPr>
-        <w:t>users</w:t>
-      </w:r>
-      <w:proofErr w:type="gramEnd"/>
-      <w:r>
-        <w:rPr>
-          <w:sz w:val="24"/>
-          <w:szCs w:val="24"/>
-        </w:rPr>
-        <w:t>?city</w:t>
-      </w:r>
-      <w:proofErr w:type="spellEnd"/>
-      <w:r>
-        <w:rPr>
-          <w:sz w:val="24"/>
-          <w:szCs w:val="24"/>
-        </w:rPr>
-        <w:t>=Hyderabad</w:t>
-      </w:r>
-    </w:p>
-    <w:p>
-      <w:pPr>
-        <w:rPr>
-          <w:sz w:val="24"/>
-          <w:szCs w:val="24"/>
-        </w:rPr>
-      </w:pPr>
-      <w:r>
-        <w:rPr>
-          <w:sz w:val="24"/>
-          <w:szCs w:val="24"/>
-        </w:rPr>
-        <w:t>/</w:t>
-      </w:r>
-      <w:proofErr w:type="spellStart"/>
-      <w:proofErr w:type="gramStart"/>
-      <w:r>
-        <w:rPr>
-          <w:sz w:val="24"/>
-          <w:szCs w:val="24"/>
-        </w:rPr>
-        <w:t>users</w:t>
-      </w:r>
-      <w:proofErr w:type="gramEnd"/>
-      <w:r>
-        <w:rPr>
-          <w:sz w:val="24"/>
-          <w:szCs w:val="24"/>
-        </w:rPr>
-        <w:t>?sort</w:t>
-      </w:r>
-      <w:proofErr w:type="spellEnd"/>
-      <w:r>
-        <w:rPr>
-          <w:sz w:val="24"/>
-          <w:szCs w:val="24"/>
-        </w:rPr>
-        <w:t>=name</w:t>
-      </w:r>
-    </w:p>
-    <w:p>
-      <w:pPr>
-        <w:rPr>
-          <w:sz w:val="24"/>
-          <w:szCs w:val="24"/>
-        </w:rPr>
-      </w:pPr>
-      <w:r>
-        <w:rPr>
-          <w:sz w:val="24"/>
-          <w:szCs w:val="24"/>
-        </w:rPr>
-        <w:t>/</w:t>
-      </w:r>
-      <w:proofErr w:type="spellStart"/>
-      <w:proofErr w:type="gramStart"/>
-      <w:r>
-        <w:rPr>
-          <w:sz w:val="24"/>
-          <w:szCs w:val="24"/>
-        </w:rPr>
-        <w:t>users</w:t>
-      </w:r>
-      <w:proofErr w:type="gramEnd"/>
-      <w:r>
-        <w:rPr>
-          <w:sz w:val="24"/>
-          <w:szCs w:val="24"/>
-        </w:rPr>
-        <w:t>?limit</w:t>
-      </w:r>
-      <w:proofErr w:type="spellEnd"/>
-      <w:r>
-        <w:rPr>
-          <w:sz w:val="24"/>
-          <w:szCs w:val="24"/>
-        </w:rPr>
-        <w:t>=10</w:t>
+        <w:t>/users?age=25</w:t>
+      </w:r>
+    </w:p>
+    <w:p>
+      <w:pPr>
+        <w:rPr>
+          <w:sz w:val="24"/>
+          <w:szCs w:val="24"/>
+        </w:rPr>
+      </w:pPr>
+      <w:r>
+        <w:rPr>
+          <w:sz w:val="24"/>
+          <w:szCs w:val="24"/>
+        </w:rPr>
+        <w:t>/users?city=Hyderabad</w:t>
+      </w:r>
+    </w:p>
+    <w:p>
+      <w:pPr>
+        <w:rPr>
+          <w:sz w:val="24"/>
+          <w:szCs w:val="24"/>
+        </w:rPr>
+      </w:pPr>
+      <w:r>
+        <w:rPr>
+          <w:sz w:val="24"/>
+          <w:szCs w:val="24"/>
+        </w:rPr>
+        <w:t>/users?sort=name</w:t>
+      </w:r>
+    </w:p>
+    <w:p>
+      <w:pPr>
+        <w:rPr>
+          <w:sz w:val="24"/>
+          <w:szCs w:val="24"/>
+        </w:rPr>
+      </w:pPr>
+      <w:r>
+        <w:rPr>
+          <w:sz w:val="24"/>
+          <w:szCs w:val="24"/>
+        </w:rPr>
+        <w:t>/users?limit=10</w:t>
       </w:r>
     </w:p>
     <w:p>
@@ -2942,39 +2397,7 @@
           <w:sz w:val="24"/>
           <w:szCs w:val="24"/>
         </w:rPr>
-        <w:t xml:space="preserve">def </w:t>
-      </w:r>
-      <w:proofErr w:type="spellStart"/>
-      <w:r>
-        <w:rPr>
-          <w:sz w:val="24"/>
-          <w:szCs w:val="24"/>
-        </w:rPr>
-        <w:t>get_</w:t>
-      </w:r>
-      <w:proofErr w:type="gramStart"/>
-      <w:r>
-        <w:rPr>
-          <w:sz w:val="24"/>
-          <w:szCs w:val="24"/>
-        </w:rPr>
-        <w:t>users</w:t>
-      </w:r>
-      <w:proofErr w:type="spellEnd"/>
-      <w:r>
-        <w:rPr>
-          <w:sz w:val="24"/>
-          <w:szCs w:val="24"/>
-        </w:rPr>
-        <w:t>(</w:t>
-      </w:r>
-      <w:proofErr w:type="gramEnd"/>
-      <w:r>
-        <w:rPr>
-          <w:sz w:val="24"/>
-          <w:szCs w:val="24"/>
-        </w:rPr>
-        <w:t>age: int = None):</w:t>
+        <w:t>def get_users(age: int = None):</w:t>
       </w:r>
     </w:p>
     <w:p>
@@ -3020,32 +2443,7 @@
           <w:szCs w:val="24"/>
         </w:rPr>
         <w:lastRenderedPageBreak/>
-        <w:t>/</w:t>
-      </w:r>
-      <w:proofErr w:type="spellStart"/>
-      <w:proofErr w:type="gramStart"/>
-      <w:r>
-        <w:rPr>
-          <w:sz w:val="24"/>
-          <w:szCs w:val="24"/>
-        </w:rPr>
-        <w:t>users</w:t>
-      </w:r>
-      <w:proofErr w:type="gramEnd"/>
-      <w:r>
-        <w:rPr>
-          <w:sz w:val="24"/>
-          <w:szCs w:val="24"/>
-        </w:rPr>
-        <w:t>?age</w:t>
-      </w:r>
-      <w:proofErr w:type="spellEnd"/>
-      <w:r>
-        <w:rPr>
-          <w:sz w:val="24"/>
-          <w:szCs w:val="24"/>
-        </w:rPr>
-        <w:t>=25</w:t>
+        <w:t>/users?age=25</w:t>
       </w:r>
     </w:p>
     <w:p>
@@ -3317,112 +2715,12 @@
                 <w:szCs w:val="24"/>
               </w:rPr>
             </w:pPr>
-            <w:proofErr w:type="gramStart"/>
             <w:r>
               <w:rPr>
                 <w:sz w:val="24"/>
                 <w:szCs w:val="24"/>
               </w:rPr>
               <w:t>After ?</w:t>
-            </w:r>
-            <w:proofErr w:type="gramEnd"/>
-          </w:p>
-        </w:tc>
-      </w:tr>
-      <w:tr>
-        <w:trPr>
-          <w:tblCellSpacing w:w="15" w:type="dxa"/>
-        </w:trPr>
-        <w:tc>
-          <w:tcPr>
-            <w:tcW w:w="0" w:type="auto"/>
-            <w:vAlign w:val="center"/>
-            <w:hideMark/>
-          </w:tcPr>
-          <w:p>
-            <w:pPr>
-              <w:rPr>
-                <w:sz w:val="24"/>
-                <w:szCs w:val="24"/>
-              </w:rPr>
-            </w:pPr>
-            <w:r>
-              <w:rPr>
-                <w:b/>
-                <w:bCs/>
-                <w:sz w:val="24"/>
-                <w:szCs w:val="24"/>
-              </w:rPr>
-              <w:t>Syntax</w:t>
-            </w:r>
-          </w:p>
-        </w:tc>
-        <w:tc>
-          <w:tcPr>
-            <w:tcW w:w="0" w:type="auto"/>
-            <w:vAlign w:val="center"/>
-            <w:hideMark/>
-          </w:tcPr>
-          <w:p>
-            <w:pPr>
-              <w:rPr>
-                <w:sz w:val="24"/>
-                <w:szCs w:val="24"/>
-              </w:rPr>
-            </w:pPr>
-            <w:r>
-              <w:rPr>
-                <w:sz w:val="24"/>
-                <w:szCs w:val="24"/>
-              </w:rPr>
-              <w:t>/users/{id}</w:t>
-            </w:r>
-          </w:p>
-        </w:tc>
-        <w:tc>
-          <w:tcPr>
-            <w:tcW w:w="0" w:type="auto"/>
-            <w:vAlign w:val="center"/>
-            <w:hideMark/>
-          </w:tcPr>
-          <w:p>
-            <w:pPr>
-              <w:rPr>
-                <w:sz w:val="24"/>
-                <w:szCs w:val="24"/>
-              </w:rPr>
-            </w:pPr>
-            <w:r>
-              <w:rPr>
-                <w:sz w:val="24"/>
-                <w:szCs w:val="24"/>
-              </w:rPr>
-              <w:t>/</w:t>
-            </w:r>
-            <w:proofErr w:type="spellStart"/>
-            <w:proofErr w:type="gramStart"/>
-            <w:r>
-              <w:rPr>
-                <w:sz w:val="24"/>
-                <w:szCs w:val="24"/>
-              </w:rPr>
-              <w:t>users</w:t>
-            </w:r>
-            <w:proofErr w:type="gramEnd"/>
-            <w:r>
-              <w:rPr>
-                <w:sz w:val="24"/>
-                <w:szCs w:val="24"/>
-              </w:rPr>
-              <w:t>?id</w:t>
-            </w:r>
-            <w:proofErr w:type="spellEnd"/>
-            <w:r>
-              <w:rPr>
-                <w:sz w:val="24"/>
-                <w:szCs w:val="24"/>
-              </w:rPr>
-              <w:t>=10</w:t>
             </w:r>
           </w:p>
         </w:tc>
@@ -3451,6 +2749,79 @@
                 <w:sz w:val="24"/>
                 <w:szCs w:val="24"/>
               </w:rPr>
+              <w:t>Syntax</w:t>
+            </w:r>
+          </w:p>
+        </w:tc>
+        <w:tc>
+          <w:tcPr>
+            <w:tcW w:w="0" w:type="auto"/>
+            <w:vAlign w:val="center"/>
+            <w:hideMark/>
+          </w:tcPr>
+          <w:p>
+            <w:pPr>
+              <w:rPr>
+                <w:sz w:val="24"/>
+                <w:szCs w:val="24"/>
+              </w:rPr>
+            </w:pPr>
+            <w:r>
+              <w:rPr>
+                <w:sz w:val="24"/>
+                <w:szCs w:val="24"/>
+              </w:rPr>
+              <w:t>/users/{id}</w:t>
+            </w:r>
+          </w:p>
+        </w:tc>
+        <w:tc>
+          <w:tcPr>
+            <w:tcW w:w="0" w:type="auto"/>
+            <w:vAlign w:val="center"/>
+            <w:hideMark/>
+          </w:tcPr>
+          <w:p>
+            <w:pPr>
+              <w:rPr>
+                <w:sz w:val="24"/>
+                <w:szCs w:val="24"/>
+              </w:rPr>
+            </w:pPr>
+            <w:r>
+              <w:rPr>
+                <w:sz w:val="24"/>
+                <w:szCs w:val="24"/>
+              </w:rPr>
+              <w:t>/users?id=10</w:t>
+            </w:r>
+          </w:p>
+        </w:tc>
+      </w:tr>
+      <w:tr>
+        <w:trPr>
+          <w:tblCellSpacing w:w="15" w:type="dxa"/>
+        </w:trPr>
+        <w:tc>
+          <w:tcPr>
+            <w:tcW w:w="0" w:type="auto"/>
+            <w:vAlign w:val="center"/>
+            <w:hideMark/>
+          </w:tcPr>
+          <w:p>
+            <w:pPr>
+              <w:rPr>
+                <w:sz w:val="24"/>
+                <w:szCs w:val="24"/>
+              </w:rPr>
+            </w:pPr>
+            <w:r>
+              <w:rPr>
+                <w:b/>
+                <w:bCs/>
+                <w:sz w:val="24"/>
+                <w:szCs w:val="24"/>
+              </w:rPr>
               <w:t>Example</w:t>
             </w:r>
           </w:p>
@@ -3495,32 +2866,7 @@
                 <w:sz w:val="24"/>
                 <w:szCs w:val="24"/>
               </w:rPr>
-              <w:t>/</w:t>
-            </w:r>
-            <w:proofErr w:type="spellStart"/>
-            <w:proofErr w:type="gramStart"/>
-            <w:r>
-              <w:rPr>
-                <w:sz w:val="24"/>
-                <w:szCs w:val="24"/>
-              </w:rPr>
-              <w:t>users</w:t>
-            </w:r>
-            <w:proofErr w:type="gramEnd"/>
-            <w:r>
-              <w:rPr>
-                <w:sz w:val="24"/>
-                <w:szCs w:val="24"/>
-              </w:rPr>
-              <w:t>?id</w:t>
-            </w:r>
-            <w:proofErr w:type="spellEnd"/>
-            <w:r>
-              <w:rPr>
-                <w:sz w:val="24"/>
-                <w:szCs w:val="24"/>
-              </w:rPr>
-              <w:t>=10</w:t>
+              <w:t>/users?id=10</w:t>
             </w:r>
           </w:p>
         </w:tc>
@@ -3966,23 +3312,7 @@
           <w:sz w:val="24"/>
           <w:szCs w:val="24"/>
         </w:rPr>
-        <w:t xml:space="preserve">When we use post method, we can send data from client(postman) to server using </w:t>
-      </w:r>
-      <w:proofErr w:type="gramStart"/>
-      <w:r>
-        <w:rPr>
-          <w:sz w:val="24"/>
-          <w:szCs w:val="24"/>
-        </w:rPr>
-        <w:t>body(</w:t>
-      </w:r>
-      <w:proofErr w:type="gramEnd"/>
-      <w:r>
-        <w:rPr>
-          <w:sz w:val="24"/>
-          <w:szCs w:val="24"/>
-        </w:rPr>
-        <w:t xml:space="preserve">using post or put), </w:t>
+        <w:t xml:space="preserve">When we use post method, we can send data from client(postman) to server using body(using post or put), </w:t>
       </w:r>
       <w:r>
         <w:rPr>
@@ -4063,39 +3393,7 @@
           <w:sz w:val="24"/>
           <w:szCs w:val="24"/>
         </w:rPr>
-        <w:t xml:space="preserve">We have posted the data using body and sent it from client to server, but it does not reach the backend or </w:t>
-      </w:r>
-      <w:proofErr w:type="spellStart"/>
-      <w:r>
-        <w:rPr>
-          <w:sz w:val="24"/>
-          <w:szCs w:val="24"/>
-        </w:rPr>
-        <w:t>fastAPI</w:t>
-      </w:r>
-      <w:proofErr w:type="spellEnd"/>
-      <w:r>
-        <w:rPr>
-          <w:sz w:val="24"/>
-          <w:szCs w:val="24"/>
-        </w:rPr>
-        <w:t xml:space="preserve"> code, now the question is how </w:t>
-      </w:r>
-      <w:proofErr w:type="spellStart"/>
-      <w:r>
-        <w:rPr>
-          <w:sz w:val="24"/>
-          <w:szCs w:val="24"/>
-        </w:rPr>
-        <w:t>fastAPI</w:t>
-      </w:r>
-      <w:proofErr w:type="spellEnd"/>
-      <w:r>
-        <w:rPr>
-          <w:sz w:val="24"/>
-          <w:szCs w:val="24"/>
-        </w:rPr>
-        <w:t xml:space="preserve"> will receive this data. </w:t>
+        <w:t xml:space="preserve">We have posted the data using body and sent it from client to server, but it does not reach the backend or fastAPI code, now the question is how fastAPI will receive this data. </w:t>
       </w:r>
       <w:r>
         <w:rPr>
@@ -4168,90 +3466,30 @@
           <w:sz w:val="24"/>
           <w:szCs w:val="24"/>
         </w:rPr>
-        <w:t xml:space="preserve">Here, the product that created in Postman using Post method is given as the parameter to the function. The variable body represents </w:t>
-      </w:r>
-      <w:proofErr w:type="gramStart"/>
-      <w:r>
-        <w:rPr>
-          <w:sz w:val="24"/>
-          <w:szCs w:val="24"/>
-        </w:rPr>
-        <w:t>{ id</w:t>
-      </w:r>
-      <w:proofErr w:type="gramEnd"/>
-      <w:r>
-        <w:rPr>
-          <w:sz w:val="24"/>
-          <w:szCs w:val="24"/>
-        </w:rPr>
-        <w:t xml:space="preserve">:3………………….}, variable name can be anything, not only body. </w:t>
-      </w:r>
-      <w:proofErr w:type="spellStart"/>
+        <w:t xml:space="preserve">Here, the product that created in Postman using Post method is given as the parameter to the function. The variable body represents { id:3………………….}, variable name can be anything, not only body. </w:t>
+      </w:r>
       <w:r>
         <w:rPr>
           <w:sz w:val="24"/>
           <w:szCs w:val="24"/>
           <w:highlight w:val="darkCyan"/>
         </w:rPr>
-        <w:t>Donot</w:t>
-      </w:r>
-      <w:proofErr w:type="spellEnd"/>
-      <w:r>
-        <w:rPr>
-          <w:sz w:val="24"/>
-          <w:szCs w:val="24"/>
-          <w:highlight w:val="darkCyan"/>
-        </w:rPr>
-        <w:t xml:space="preserve"> misunderstood that as we gave input in the form of body so we took the parameter or sends data to backend using body variable.</w:t>
-      </w:r>
-    </w:p>
-    <w:p>
-      <w:pPr>
-        <w:rPr>
-          <w:sz w:val="24"/>
-          <w:szCs w:val="24"/>
-        </w:rPr>
-      </w:pPr>
-      <w:r>
-        <w:rPr>
-          <w:sz w:val="24"/>
-          <w:szCs w:val="24"/>
-        </w:rPr>
-        <w:t xml:space="preserve">Now the body = {id :3, </w:t>
-      </w:r>
-      <w:proofErr w:type="spellStart"/>
-      <w:proofErr w:type="gramStart"/>
-      <w:r>
-        <w:rPr>
-          <w:sz w:val="24"/>
-          <w:szCs w:val="24"/>
-        </w:rPr>
-        <w:t>product:mens</w:t>
-      </w:r>
-      <w:proofErr w:type="spellEnd"/>
-      <w:proofErr w:type="gramEnd"/>
-      <w:r>
-        <w:rPr>
-          <w:sz w:val="24"/>
-          <w:szCs w:val="24"/>
-        </w:rPr>
-        <w:t xml:space="preserve"> watch, …….}. How </w:t>
-      </w:r>
-      <w:proofErr w:type="spellStart"/>
-      <w:r>
-        <w:rPr>
-          <w:sz w:val="24"/>
-          <w:szCs w:val="24"/>
-        </w:rPr>
-        <w:t>fastAPI</w:t>
-      </w:r>
-      <w:proofErr w:type="spellEnd"/>
-      <w:r>
-        <w:rPr>
-          <w:sz w:val="24"/>
-          <w:szCs w:val="24"/>
-        </w:rPr>
-        <w:t xml:space="preserve"> </w:t>
+        <w:t>Donot misunderstood that as we gave input in the form of body so we took the parameter or sends data to backend using body variable.</w:t>
+      </w:r>
+    </w:p>
+    <w:p>
+      <w:pPr>
+        <w:rPr>
+          <w:sz w:val="24"/>
+          <w:szCs w:val="24"/>
+        </w:rPr>
+      </w:pPr>
+      <w:r>
+        <w:rPr>
+          <w:sz w:val="24"/>
+          <w:szCs w:val="24"/>
+        </w:rPr>
+        <w:t xml:space="preserve">Now the body = {id :3, product:mens watch, …….}. How fastAPI </w:t>
       </w:r>
       <w:r>
         <w:rPr>
@@ -4275,7 +3513,6 @@
         <w:br/>
         <w:t xml:space="preserve">This happened using </w:t>
       </w:r>
-      <w:proofErr w:type="spellStart"/>
       <w:r>
         <w:rPr>
           <w:sz w:val="24"/>
@@ -4292,7 +3529,6 @@
         </w:rPr>
         <w:t>dentic</w:t>
       </w:r>
-      <w:proofErr w:type="spellEnd"/>
       <w:r>
         <w:rPr>
           <w:sz w:val="24"/>
@@ -4359,8 +3595,6 @@
           <w:szCs w:val="24"/>
         </w:rPr>
       </w:pPr>
-      <w:proofErr w:type="spellStart"/>
-      <w:proofErr w:type="gramStart"/>
       <w:r>
         <w:rPr>
           <w:sz w:val="24"/>
@@ -4373,32 +3607,7 @@
           <w:sz w:val="24"/>
           <w:szCs w:val="24"/>
         </w:rPr>
-        <w:t>odel.dump</w:t>
-      </w:r>
-      <w:proofErr w:type="spellEnd"/>
-      <w:proofErr w:type="gramEnd"/>
-      <w:r>
-        <w:rPr>
-          <w:sz w:val="24"/>
-          <w:szCs w:val="24"/>
-        </w:rPr>
-        <w:t xml:space="preserve">() is a </w:t>
-      </w:r>
-      <w:proofErr w:type="spellStart"/>
-      <w:r>
-        <w:rPr>
-          <w:sz w:val="24"/>
-          <w:szCs w:val="24"/>
-        </w:rPr>
-        <w:t>pydantic</w:t>
-      </w:r>
-      <w:proofErr w:type="spellEnd"/>
-      <w:r>
-        <w:rPr>
-          <w:sz w:val="24"/>
-          <w:szCs w:val="24"/>
-        </w:rPr>
-        <w:t xml:space="preserve"> method that coverts the DTO object into the dictionary.</w:t>
+        <w:t>odel.dump() is a pydantic method that coverts the DTO object into the dictionary.</w:t>
       </w:r>
       <w:r>
         <w:rPr>
@@ -4413,23 +3622,7 @@
           <w:szCs w:val="24"/>
         </w:rPr>
         <w:br/>
-        <w:t xml:space="preserve">Put is used to modify the data, like initially we will be </w:t>
-      </w:r>
-      <w:proofErr w:type="spellStart"/>
-      <w:r>
-        <w:rPr>
-          <w:sz w:val="24"/>
-          <w:szCs w:val="24"/>
-        </w:rPr>
-        <w:t>modifing</w:t>
-      </w:r>
-      <w:proofErr w:type="spellEnd"/>
-      <w:r>
-        <w:rPr>
-          <w:sz w:val="24"/>
-          <w:szCs w:val="24"/>
-        </w:rPr>
-        <w:t xml:space="preserve"> the data in postman using put. Now to validate, we will write the code</w:t>
+        <w:t>Put is used to modify the data, like initially we will be modifing the data in postman using put. Now to validate, we will write the code</w:t>
       </w:r>
     </w:p>
     <w:p>
@@ -4555,41 +3748,13 @@
           <w:szCs w:val="24"/>
         </w:rPr>
       </w:pPr>
-      <w:proofErr w:type="spellStart"/>
       <w:r>
         <w:rPr>
           <w:sz w:val="24"/>
           <w:szCs w:val="24"/>
           <w:highlight w:val="yellow"/>
         </w:rPr>
-        <w:t>FastAPI</w:t>
-      </w:r>
-      <w:proofErr w:type="spellEnd"/>
-      <w:r>
-        <w:rPr>
-          <w:sz w:val="24"/>
-          <w:szCs w:val="24"/>
-          <w:highlight w:val="yellow"/>
-        </w:rPr>
-        <w:t xml:space="preserve"> Project </w:t>
-      </w:r>
-      <w:proofErr w:type="spellStart"/>
-      <w:r>
-        <w:rPr>
-          <w:sz w:val="24"/>
-          <w:szCs w:val="24"/>
-          <w:highlight w:val="yellow"/>
-        </w:rPr>
-        <w:t>SetUP</w:t>
-      </w:r>
-      <w:proofErr w:type="spellEnd"/>
-      <w:r>
-        <w:rPr>
-          <w:sz w:val="24"/>
-          <w:szCs w:val="24"/>
-          <w:highlight w:val="yellow"/>
-        </w:rPr>
-        <w:t>:</w:t>
+        <w:t>FastAPI Project SetUP:</w:t>
       </w:r>
     </w:p>
     <w:p>
@@ -4614,21 +3779,12 @@
           <w:szCs w:val="24"/>
         </w:rPr>
       </w:pPr>
-      <w:proofErr w:type="spellStart"/>
-      <w:r>
-        <w:rPr>
-          <w:sz w:val="24"/>
-          <w:szCs w:val="24"/>
-        </w:rPr>
-        <w:t>fastAPI</w:t>
-      </w:r>
-      <w:proofErr w:type="spellEnd"/>
-      <w:r>
-        <w:rPr>
-          <w:sz w:val="24"/>
-          <w:szCs w:val="24"/>
-        </w:rPr>
-        <w:t>-basics/</w:t>
+      <w:r>
+        <w:rPr>
+          <w:sz w:val="24"/>
+          <w:szCs w:val="24"/>
+        </w:rPr>
+        <w:t>fastAPI-basics/</w:t>
       </w:r>
     </w:p>
     <w:p>
@@ -4667,40 +3823,14 @@
           <w:sz w:val="24"/>
           <w:szCs w:val="24"/>
         </w:rPr>
-        <w:t>─</w:t>
-      </w:r>
-      <w:proofErr w:type="gramStart"/>
-      <w:r>
-        <w:rPr>
-          <w:rFonts w:ascii="Calibri" w:hAnsi="Calibri" w:cs="Calibri"/>
-          <w:sz w:val="24"/>
-          <w:szCs w:val="24"/>
-        </w:rPr>
-        <w:t>─</w:t>
-      </w:r>
-      <w:r>
-        <w:rPr>
-          <w:sz w:val="24"/>
-          <w:szCs w:val="24"/>
-        </w:rPr>
-        <w:t xml:space="preserve"> .</w:t>
-      </w:r>
-      <w:proofErr w:type="spellStart"/>
-      <w:r>
-        <w:rPr>
-          <w:sz w:val="24"/>
-          <w:szCs w:val="24"/>
-        </w:rPr>
-        <w:t>venv</w:t>
-      </w:r>
-      <w:proofErr w:type="spellEnd"/>
-      <w:proofErr w:type="gramEnd"/>
-      <w:r>
-        <w:rPr>
-          <w:sz w:val="24"/>
-          <w:szCs w:val="24"/>
-        </w:rPr>
-        <w:t>/</w:t>
+        <w:t>──</w:t>
+      </w:r>
+      <w:r>
+        <w:rPr>
+          <w:sz w:val="24"/>
+          <w:szCs w:val="24"/>
+        </w:rPr>
+        <w:t xml:space="preserve"> .venv/</w:t>
       </w:r>
     </w:p>
     <w:p>
@@ -4954,30 +4084,12 @@
                 <w:szCs w:val="24"/>
               </w:rPr>
             </w:pPr>
-            <w:proofErr w:type="gramStart"/>
             <w:r>
               <w:rPr>
                 <w:sz w:val="24"/>
                 <w:szCs w:val="24"/>
               </w:rPr>
-              <w:t>.</w:t>
-            </w:r>
-            <w:proofErr w:type="spellStart"/>
-            <w:r>
-              <w:rPr>
-                <w:sz w:val="24"/>
-                <w:szCs w:val="24"/>
-              </w:rPr>
-              <w:t>venv</w:t>
-            </w:r>
-            <w:proofErr w:type="spellEnd"/>
-            <w:proofErr w:type="gramEnd"/>
-            <w:r>
-              <w:rPr>
-                <w:sz w:val="24"/>
-                <w:szCs w:val="24"/>
-              </w:rPr>
-              <w:t>/</w:t>
+              <w:t>.venv/</w:t>
             </w:r>
           </w:p>
         </w:tc>
@@ -5065,23 +4177,7 @@
                 <w:sz w:val="24"/>
                 <w:szCs w:val="24"/>
               </w:rPr>
-              <w:t xml:space="preserve">Main </w:t>
-            </w:r>
-            <w:proofErr w:type="spellStart"/>
-            <w:r>
-              <w:rPr>
-                <w:sz w:val="24"/>
-                <w:szCs w:val="24"/>
-              </w:rPr>
-              <w:t>FastAPI</w:t>
-            </w:r>
-            <w:proofErr w:type="spellEnd"/>
-            <w:r>
-              <w:rPr>
-                <w:sz w:val="24"/>
-                <w:szCs w:val="24"/>
-              </w:rPr>
-              <w:t xml:space="preserve"> application</w:t>
+              <w:t>Main FastAPI application</w:t>
             </w:r>
           </w:p>
         </w:tc>
@@ -5198,21 +4294,12 @@
                 <w:szCs w:val="24"/>
               </w:rPr>
             </w:pPr>
-            <w:proofErr w:type="spellStart"/>
             <w:r>
               <w:rPr>
                 <w:sz w:val="24"/>
                 <w:szCs w:val="24"/>
               </w:rPr>
-              <w:t>Pydantic</w:t>
-            </w:r>
-            <w:proofErr w:type="spellEnd"/>
-            <w:r>
-              <w:rPr>
-                <w:sz w:val="24"/>
-                <w:szCs w:val="24"/>
-              </w:rPr>
-              <w:t xml:space="preserve"> models / DTOs</w:t>
+              <w:t>Pydantic models / DTOs</w:t>
             </w:r>
           </w:p>
         </w:tc>
@@ -5296,11 +4383,12 @@
       </w:pPr>
       <w:r>
         <w:rPr>
+          <w:noProof/>
           <w:sz w:val="24"/>
           <w:szCs w:val="24"/>
         </w:rPr>
         <w:drawing>
-          <wp:inline distT="0" distB="0" distL="0" distR="0" wp14:anchorId="23804976" wp14:editId="15CBDB55">
+          <wp:inline distT="0" distB="0" distL="0" distR="0" wp14:anchorId="486774E9" wp14:editId="117427C9">
             <wp:extent cx="5731510" cy="1698625"/>
             <wp:effectExtent l="0" t="0" r="2540" b="0"/>
             <wp:docPr id="487347614" name="Picture 1"/>
